--- a/Исследование дешифратора.docx
+++ b/Исследование дешифратора.docx
@@ -30,12 +30,12 @@
         <w:tblLook w:val="04A0" w:firstRow="1" w:lastRow="0" w:firstColumn="1" w:lastColumn="0" w:noHBand="0" w:noVBand="1"/>
       </w:tblPr>
       <w:tblGrid>
-        <w:gridCol w:w="1497"/>
-        <w:gridCol w:w="1497"/>
-        <w:gridCol w:w="1497"/>
-        <w:gridCol w:w="1498"/>
-        <w:gridCol w:w="1498"/>
-        <w:gridCol w:w="1498"/>
+        <w:gridCol w:w="1557"/>
+        <w:gridCol w:w="1557"/>
+        <w:gridCol w:w="1557"/>
+        <w:gridCol w:w="1558"/>
+        <w:gridCol w:w="1558"/>
+        <w:gridCol w:w="1558"/>
       </w:tblGrid>
       <w:tr>
         <w:tc>
@@ -698,12 +698,5520 @@
         </w:rPr>
         <w:t>Y3 = X1*X2</w:t>
       </w:r>
+    </w:p>
+    <w:p>
+      <w:pPr>
+        <w:ind w:left="360"/>
+      </w:pPr>
+      <w:r>
+        <w:t>Таблица истинности для дешифратора 4х16</w:t>
+      </w:r>
+    </w:p>
+    <w:tbl>
+      <w:tblPr>
+        <w:tblStyle w:val="a4"/>
+        <w:tblW w:w="0" w:type="auto"/>
+        <w:tblInd w:w="-431" w:type="dxa"/>
+        <w:tblLayout w:type="fixed"/>
+        <w:tblLook w:val="04A0" w:firstRow="1" w:lastRow="0" w:firstColumn="1" w:lastColumn="0" w:noHBand="0" w:noVBand="1"/>
+      </w:tblPr>
+      <w:tblGrid>
+        <w:gridCol w:w="559"/>
+        <w:gridCol w:w="560"/>
+        <w:gridCol w:w="560"/>
+        <w:gridCol w:w="560"/>
+        <w:gridCol w:w="560"/>
+        <w:gridCol w:w="560"/>
+        <w:gridCol w:w="560"/>
+        <w:gridCol w:w="560"/>
+        <w:gridCol w:w="560"/>
+        <w:gridCol w:w="560"/>
+        <w:gridCol w:w="560"/>
+        <w:gridCol w:w="560"/>
+        <w:gridCol w:w="560"/>
+        <w:gridCol w:w="560"/>
+        <w:gridCol w:w="560"/>
+        <w:gridCol w:w="560"/>
+        <w:gridCol w:w="560"/>
+        <w:gridCol w:w="560"/>
+        <w:gridCol w:w="560"/>
+        <w:gridCol w:w="560"/>
+      </w:tblGrid>
+      <w:tr>
+        <w:tc>
+          <w:tcPr>
+            <w:tcW w:w="559" w:type="dxa"/>
+          </w:tcPr>
+          <w:p>
+            <w:pPr>
+              <w:jc w:val="center"/>
+              <w:rPr>
+                <w:lang w:val="en-US"/>
+              </w:rPr>
+            </w:pPr>
+            <w:r>
+              <w:rPr>
+                <w:lang w:val="en-US"/>
+              </w:rPr>
+              <w:t>X1</w:t>
+            </w:r>
+          </w:p>
+        </w:tc>
+        <w:tc>
+          <w:tcPr>
+            <w:tcW w:w="560" w:type="dxa"/>
+          </w:tcPr>
+          <w:p>
+            <w:pPr>
+              <w:jc w:val="center"/>
+              <w:rPr>
+                <w:lang w:val="en-US"/>
+              </w:rPr>
+            </w:pPr>
+            <w:r>
+              <w:rPr>
+                <w:lang w:val="en-US"/>
+              </w:rPr>
+              <w:t>X2</w:t>
+            </w:r>
+          </w:p>
+        </w:tc>
+        <w:tc>
+          <w:tcPr>
+            <w:tcW w:w="560" w:type="dxa"/>
+          </w:tcPr>
+          <w:p>
+            <w:pPr>
+              <w:jc w:val="center"/>
+              <w:rPr>
+                <w:lang w:val="en-US"/>
+              </w:rPr>
+            </w:pPr>
+            <w:r>
+              <w:rPr>
+                <w:lang w:val="en-US"/>
+              </w:rPr>
+              <w:t>X3</w:t>
+            </w:r>
+          </w:p>
+        </w:tc>
+        <w:tc>
+          <w:tcPr>
+            <w:tcW w:w="560" w:type="dxa"/>
+          </w:tcPr>
+          <w:p>
+            <w:pPr>
+              <w:jc w:val="center"/>
+              <w:rPr>
+                <w:lang w:val="en-US"/>
+              </w:rPr>
+            </w:pPr>
+            <w:r>
+              <w:rPr>
+                <w:lang w:val="en-US"/>
+              </w:rPr>
+              <w:t>X4</w:t>
+            </w:r>
+          </w:p>
+        </w:tc>
+        <w:tc>
+          <w:tcPr>
+            <w:tcW w:w="560" w:type="dxa"/>
+          </w:tcPr>
+          <w:p>
+            <w:pPr>
+              <w:jc w:val="center"/>
+              <w:rPr>
+                <w:lang w:val="en-US"/>
+              </w:rPr>
+            </w:pPr>
+            <w:r>
+              <w:rPr>
+                <w:lang w:val="en-US"/>
+              </w:rPr>
+              <w:t>Y0</w:t>
+            </w:r>
+          </w:p>
+        </w:tc>
+        <w:tc>
+          <w:tcPr>
+            <w:tcW w:w="560" w:type="dxa"/>
+          </w:tcPr>
+          <w:p>
+            <w:pPr>
+              <w:jc w:val="center"/>
+              <w:rPr>
+                <w:lang w:val="en-US"/>
+              </w:rPr>
+            </w:pPr>
+            <w:r>
+              <w:rPr>
+                <w:lang w:val="en-US"/>
+              </w:rPr>
+              <w:t>Y1</w:t>
+            </w:r>
+          </w:p>
+        </w:tc>
+        <w:tc>
+          <w:tcPr>
+            <w:tcW w:w="560" w:type="dxa"/>
+          </w:tcPr>
+          <w:p>
+            <w:pPr>
+              <w:jc w:val="center"/>
+              <w:rPr>
+                <w:lang w:val="en-US"/>
+              </w:rPr>
+            </w:pPr>
+            <w:r>
+              <w:rPr>
+                <w:lang w:val="en-US"/>
+              </w:rPr>
+              <w:t>Y2</w:t>
+            </w:r>
+          </w:p>
+        </w:tc>
+        <w:tc>
+          <w:tcPr>
+            <w:tcW w:w="560" w:type="dxa"/>
+          </w:tcPr>
+          <w:p>
+            <w:pPr>
+              <w:jc w:val="center"/>
+              <w:rPr>
+                <w:lang w:val="en-US"/>
+              </w:rPr>
+            </w:pPr>
+            <w:r>
+              <w:rPr>
+                <w:lang w:val="en-US"/>
+              </w:rPr>
+              <w:t>Y3</w:t>
+            </w:r>
+          </w:p>
+        </w:tc>
+        <w:tc>
+          <w:tcPr>
+            <w:tcW w:w="560" w:type="dxa"/>
+          </w:tcPr>
+          <w:p>
+            <w:pPr>
+              <w:jc w:val="center"/>
+              <w:rPr>
+                <w:lang w:val="en-US"/>
+              </w:rPr>
+            </w:pPr>
+            <w:r>
+              <w:rPr>
+                <w:lang w:val="en-US"/>
+              </w:rPr>
+              <w:t>Y4</w:t>
+            </w:r>
+          </w:p>
+        </w:tc>
+        <w:tc>
+          <w:tcPr>
+            <w:tcW w:w="560" w:type="dxa"/>
+          </w:tcPr>
+          <w:p>
+            <w:pPr>
+              <w:jc w:val="center"/>
+              <w:rPr>
+                <w:lang w:val="en-US"/>
+              </w:rPr>
+            </w:pPr>
+            <w:r>
+              <w:rPr>
+                <w:lang w:val="en-US"/>
+              </w:rPr>
+              <w:t>Y5</w:t>
+            </w:r>
+          </w:p>
+        </w:tc>
+        <w:tc>
+          <w:tcPr>
+            <w:tcW w:w="560" w:type="dxa"/>
+          </w:tcPr>
+          <w:p>
+            <w:pPr>
+              <w:jc w:val="center"/>
+              <w:rPr>
+                <w:lang w:val="en-US"/>
+              </w:rPr>
+            </w:pPr>
+            <w:r>
+              <w:rPr>
+                <w:lang w:val="en-US"/>
+              </w:rPr>
+              <w:t>Y6</w:t>
+            </w:r>
+          </w:p>
+        </w:tc>
+        <w:tc>
+          <w:tcPr>
+            <w:tcW w:w="560" w:type="dxa"/>
+          </w:tcPr>
+          <w:p>
+            <w:pPr>
+              <w:jc w:val="center"/>
+              <w:rPr>
+                <w:lang w:val="en-US"/>
+              </w:rPr>
+            </w:pPr>
+            <w:r>
+              <w:rPr>
+                <w:lang w:val="en-US"/>
+              </w:rPr>
+              <w:t>Y7</w:t>
+            </w:r>
+          </w:p>
+        </w:tc>
+        <w:tc>
+          <w:tcPr>
+            <w:tcW w:w="560" w:type="dxa"/>
+          </w:tcPr>
+          <w:p>
+            <w:pPr>
+              <w:jc w:val="center"/>
+              <w:rPr>
+                <w:lang w:val="en-US"/>
+              </w:rPr>
+            </w:pPr>
+            <w:r>
+              <w:rPr>
+                <w:lang w:val="en-US"/>
+              </w:rPr>
+              <w:t>Y8</w:t>
+            </w:r>
+          </w:p>
+        </w:tc>
+        <w:tc>
+          <w:tcPr>
+            <w:tcW w:w="560" w:type="dxa"/>
+          </w:tcPr>
+          <w:p>
+            <w:pPr>
+              <w:jc w:val="center"/>
+              <w:rPr>
+                <w:lang w:val="en-US"/>
+              </w:rPr>
+            </w:pPr>
+            <w:r>
+              <w:rPr>
+                <w:lang w:val="en-US"/>
+              </w:rPr>
+              <w:t>Y9</w:t>
+            </w:r>
+          </w:p>
+        </w:tc>
+        <w:tc>
+          <w:tcPr>
+            <w:tcW w:w="560" w:type="dxa"/>
+          </w:tcPr>
+          <w:p>
+            <w:pPr>
+              <w:jc w:val="center"/>
+              <w:rPr>
+                <w:lang w:val="en-US"/>
+              </w:rPr>
+            </w:pPr>
+            <w:r>
+              <w:rPr>
+                <w:lang w:val="en-US"/>
+              </w:rPr>
+              <w:t>Y10</w:t>
+            </w:r>
+          </w:p>
+        </w:tc>
+        <w:tc>
+          <w:tcPr>
+            <w:tcW w:w="560" w:type="dxa"/>
+          </w:tcPr>
+          <w:p>
+            <w:pPr>
+              <w:jc w:val="center"/>
+              <w:rPr>
+                <w:lang w:val="en-US"/>
+              </w:rPr>
+            </w:pPr>
+            <w:r>
+              <w:rPr>
+                <w:lang w:val="en-US"/>
+              </w:rPr>
+              <w:t>Y11</w:t>
+            </w:r>
+          </w:p>
+        </w:tc>
+        <w:tc>
+          <w:tcPr>
+            <w:tcW w:w="560" w:type="dxa"/>
+          </w:tcPr>
+          <w:p>
+            <w:pPr>
+              <w:jc w:val="center"/>
+              <w:rPr>
+                <w:lang w:val="en-US"/>
+              </w:rPr>
+            </w:pPr>
+            <w:r>
+              <w:rPr>
+                <w:lang w:val="en-US"/>
+              </w:rPr>
+              <w:t>Y12</w:t>
+            </w:r>
+          </w:p>
+        </w:tc>
+        <w:tc>
+          <w:tcPr>
+            <w:tcW w:w="560" w:type="dxa"/>
+          </w:tcPr>
+          <w:p>
+            <w:pPr>
+              <w:jc w:val="center"/>
+              <w:rPr>
+                <w:lang w:val="en-US"/>
+              </w:rPr>
+            </w:pPr>
+            <w:r>
+              <w:rPr>
+                <w:lang w:val="en-US"/>
+              </w:rPr>
+              <w:t>Y13</w:t>
+            </w:r>
+          </w:p>
+        </w:tc>
+        <w:tc>
+          <w:tcPr>
+            <w:tcW w:w="560" w:type="dxa"/>
+          </w:tcPr>
+          <w:p>
+            <w:pPr>
+              <w:jc w:val="center"/>
+              <w:rPr>
+                <w:lang w:val="en-US"/>
+              </w:rPr>
+            </w:pPr>
+            <w:r>
+              <w:rPr>
+                <w:lang w:val="en-US"/>
+              </w:rPr>
+              <w:t>Y14</w:t>
+            </w:r>
+          </w:p>
+        </w:tc>
+        <w:tc>
+          <w:tcPr>
+            <w:tcW w:w="560" w:type="dxa"/>
+          </w:tcPr>
+          <w:p>
+            <w:pPr>
+              <w:jc w:val="center"/>
+              <w:rPr>
+                <w:lang w:val="en-US"/>
+              </w:rPr>
+            </w:pPr>
+            <w:r>
+              <w:rPr>
+                <w:lang w:val="en-US"/>
+              </w:rPr>
+              <w:t>Y15</w:t>
+            </w:r>
+          </w:p>
+        </w:tc>
+      </w:tr>
+      <w:tr>
+        <w:tc>
+          <w:tcPr>
+            <w:tcW w:w="559" w:type="dxa"/>
+          </w:tcPr>
+          <w:p>
+            <w:pPr>
+              <w:jc w:val="center"/>
+              <w:rPr>
+                <w:lang w:val="en-US"/>
+              </w:rPr>
+            </w:pPr>
+            <w:r>
+              <w:rPr>
+                <w:lang w:val="en-US"/>
+              </w:rPr>
+              <w:t>0</w:t>
+            </w:r>
+          </w:p>
+        </w:tc>
+        <w:tc>
+          <w:tcPr>
+            <w:tcW w:w="560" w:type="dxa"/>
+          </w:tcPr>
+          <w:p>
+            <w:pPr>
+              <w:jc w:val="center"/>
+              <w:rPr>
+                <w:lang w:val="en-US"/>
+              </w:rPr>
+            </w:pPr>
+            <w:r>
+              <w:rPr>
+                <w:lang w:val="en-US"/>
+              </w:rPr>
+              <w:t>0</w:t>
+            </w:r>
+          </w:p>
+        </w:tc>
+        <w:tc>
+          <w:tcPr>
+            <w:tcW w:w="560" w:type="dxa"/>
+          </w:tcPr>
+          <w:p>
+            <w:pPr>
+              <w:jc w:val="center"/>
+              <w:rPr>
+                <w:lang w:val="en-US"/>
+              </w:rPr>
+            </w:pPr>
+            <w:r>
+              <w:rPr>
+                <w:lang w:val="en-US"/>
+              </w:rPr>
+              <w:t>0</w:t>
+            </w:r>
+          </w:p>
+        </w:tc>
+        <w:tc>
+          <w:tcPr>
+            <w:tcW w:w="560" w:type="dxa"/>
+          </w:tcPr>
+          <w:p>
+            <w:pPr>
+              <w:jc w:val="center"/>
+              <w:rPr>
+                <w:lang w:val="en-US"/>
+              </w:rPr>
+            </w:pPr>
+            <w:r>
+              <w:rPr>
+                <w:lang w:val="en-US"/>
+              </w:rPr>
+              <w:t>0</w:t>
+            </w:r>
+          </w:p>
+        </w:tc>
+        <w:tc>
+          <w:tcPr>
+            <w:tcW w:w="560" w:type="dxa"/>
+            <w:shd w:val="clear" w:color="auto" w:fill="C00000"/>
+          </w:tcPr>
+          <w:p>
+            <w:pPr>
+              <w:jc w:val="center"/>
+              <w:rPr>
+                <w:b/>
+              </w:rPr>
+            </w:pPr>
+            <w:r>
+              <w:rPr>
+                <w:b/>
+              </w:rPr>
+              <w:t>1</w:t>
+            </w:r>
+          </w:p>
+        </w:tc>
+        <w:tc>
+          <w:tcPr>
+            <w:tcW w:w="560" w:type="dxa"/>
+            <w:shd w:val="clear" w:color="auto" w:fill="92D050"/>
+          </w:tcPr>
+          <w:p>
+            <w:pPr>
+              <w:jc w:val="center"/>
+            </w:pPr>
+            <w:r>
+              <w:t>0</w:t>
+            </w:r>
+          </w:p>
+        </w:tc>
+        <w:tc>
+          <w:tcPr>
+            <w:tcW w:w="560" w:type="dxa"/>
+            <w:shd w:val="clear" w:color="auto" w:fill="92D050"/>
+          </w:tcPr>
+          <w:p>
+            <w:pPr>
+              <w:jc w:val="center"/>
+            </w:pPr>
+            <w:r>
+              <w:t>0</w:t>
+            </w:r>
+          </w:p>
+        </w:tc>
+        <w:tc>
+          <w:tcPr>
+            <w:tcW w:w="560" w:type="dxa"/>
+            <w:shd w:val="clear" w:color="auto" w:fill="92D050"/>
+          </w:tcPr>
+          <w:p>
+            <w:pPr>
+              <w:jc w:val="center"/>
+            </w:pPr>
+            <w:r>
+              <w:t>0</w:t>
+            </w:r>
+          </w:p>
+        </w:tc>
+        <w:tc>
+          <w:tcPr>
+            <w:tcW w:w="560" w:type="dxa"/>
+            <w:shd w:val="clear" w:color="auto" w:fill="92D050"/>
+          </w:tcPr>
+          <w:p>
+            <w:pPr>
+              <w:jc w:val="center"/>
+            </w:pPr>
+            <w:r>
+              <w:t>0</w:t>
+            </w:r>
+          </w:p>
+        </w:tc>
+        <w:tc>
+          <w:tcPr>
+            <w:tcW w:w="560" w:type="dxa"/>
+            <w:shd w:val="clear" w:color="auto" w:fill="92D050"/>
+          </w:tcPr>
+          <w:p>
+            <w:pPr>
+              <w:jc w:val="center"/>
+            </w:pPr>
+            <w:r>
+              <w:t>0</w:t>
+            </w:r>
+          </w:p>
+        </w:tc>
+        <w:tc>
+          <w:tcPr>
+            <w:tcW w:w="560" w:type="dxa"/>
+            <w:shd w:val="clear" w:color="auto" w:fill="92D050"/>
+          </w:tcPr>
+          <w:p>
+            <w:pPr>
+              <w:jc w:val="center"/>
+            </w:pPr>
+            <w:r>
+              <w:t>0</w:t>
+            </w:r>
+          </w:p>
+        </w:tc>
+        <w:tc>
+          <w:tcPr>
+            <w:tcW w:w="560" w:type="dxa"/>
+            <w:shd w:val="clear" w:color="auto" w:fill="92D050"/>
+          </w:tcPr>
+          <w:p>
+            <w:pPr>
+              <w:jc w:val="center"/>
+            </w:pPr>
+            <w:r>
+              <w:t>0</w:t>
+            </w:r>
+          </w:p>
+        </w:tc>
+        <w:tc>
+          <w:tcPr>
+            <w:tcW w:w="560" w:type="dxa"/>
+            <w:shd w:val="clear" w:color="auto" w:fill="92D050"/>
+          </w:tcPr>
+          <w:p>
+            <w:pPr>
+              <w:jc w:val="center"/>
+            </w:pPr>
+            <w:r>
+              <w:t>0</w:t>
+            </w:r>
+          </w:p>
+        </w:tc>
+        <w:tc>
+          <w:tcPr>
+            <w:tcW w:w="560" w:type="dxa"/>
+            <w:shd w:val="clear" w:color="auto" w:fill="92D050"/>
+          </w:tcPr>
+          <w:p>
+            <w:pPr>
+              <w:jc w:val="center"/>
+            </w:pPr>
+            <w:r>
+              <w:t>0</w:t>
+            </w:r>
+          </w:p>
+        </w:tc>
+        <w:tc>
+          <w:tcPr>
+            <w:tcW w:w="560" w:type="dxa"/>
+            <w:shd w:val="clear" w:color="auto" w:fill="92D050"/>
+          </w:tcPr>
+          <w:p>
+            <w:pPr>
+              <w:jc w:val="center"/>
+            </w:pPr>
+            <w:r>
+              <w:t>0</w:t>
+            </w:r>
+          </w:p>
+        </w:tc>
+        <w:tc>
+          <w:tcPr>
+            <w:tcW w:w="560" w:type="dxa"/>
+            <w:shd w:val="clear" w:color="auto" w:fill="92D050"/>
+          </w:tcPr>
+          <w:p>
+            <w:pPr>
+              <w:jc w:val="center"/>
+            </w:pPr>
+            <w:r>
+              <w:t>0</w:t>
+            </w:r>
+          </w:p>
+        </w:tc>
+        <w:tc>
+          <w:tcPr>
+            <w:tcW w:w="560" w:type="dxa"/>
+            <w:shd w:val="clear" w:color="auto" w:fill="92D050"/>
+          </w:tcPr>
+          <w:p>
+            <w:pPr>
+              <w:jc w:val="center"/>
+            </w:pPr>
+            <w:r>
+              <w:t>0</w:t>
+            </w:r>
+          </w:p>
+        </w:tc>
+        <w:tc>
+          <w:tcPr>
+            <w:tcW w:w="560" w:type="dxa"/>
+            <w:shd w:val="clear" w:color="auto" w:fill="92D050"/>
+          </w:tcPr>
+          <w:p>
+            <w:pPr>
+              <w:jc w:val="center"/>
+            </w:pPr>
+            <w:r>
+              <w:t>0</w:t>
+            </w:r>
+          </w:p>
+        </w:tc>
+        <w:tc>
+          <w:tcPr>
+            <w:tcW w:w="560" w:type="dxa"/>
+            <w:shd w:val="clear" w:color="auto" w:fill="92D050"/>
+          </w:tcPr>
+          <w:p>
+            <w:pPr>
+              <w:jc w:val="center"/>
+            </w:pPr>
+            <w:r>
+              <w:t>0</w:t>
+            </w:r>
+          </w:p>
+        </w:tc>
+        <w:tc>
+          <w:tcPr>
+            <w:tcW w:w="560" w:type="dxa"/>
+            <w:shd w:val="clear" w:color="auto" w:fill="92D050"/>
+          </w:tcPr>
+          <w:p>
+            <w:pPr>
+              <w:jc w:val="center"/>
+            </w:pPr>
+            <w:r>
+              <w:t>0</w:t>
+            </w:r>
+          </w:p>
+        </w:tc>
+      </w:tr>
+      <w:tr>
+        <w:tc>
+          <w:tcPr>
+            <w:tcW w:w="559" w:type="dxa"/>
+          </w:tcPr>
+          <w:p>
+            <w:pPr>
+              <w:jc w:val="center"/>
+              <w:rPr>
+                <w:lang w:val="en-US"/>
+              </w:rPr>
+            </w:pPr>
+            <w:r>
+              <w:rPr>
+                <w:lang w:val="en-US"/>
+              </w:rPr>
+              <w:t>0</w:t>
+            </w:r>
+          </w:p>
+        </w:tc>
+        <w:tc>
+          <w:tcPr>
+            <w:tcW w:w="560" w:type="dxa"/>
+          </w:tcPr>
+          <w:p>
+            <w:pPr>
+              <w:jc w:val="center"/>
+              <w:rPr>
+                <w:lang w:val="en-US"/>
+              </w:rPr>
+            </w:pPr>
+            <w:r>
+              <w:rPr>
+                <w:lang w:val="en-US"/>
+              </w:rPr>
+              <w:t>0</w:t>
+            </w:r>
+          </w:p>
+        </w:tc>
+        <w:tc>
+          <w:tcPr>
+            <w:tcW w:w="560" w:type="dxa"/>
+          </w:tcPr>
+          <w:p>
+            <w:pPr>
+              <w:jc w:val="center"/>
+              <w:rPr>
+                <w:lang w:val="en-US"/>
+              </w:rPr>
+            </w:pPr>
+            <w:r>
+              <w:rPr>
+                <w:lang w:val="en-US"/>
+              </w:rPr>
+              <w:t>0</w:t>
+            </w:r>
+          </w:p>
+        </w:tc>
+        <w:tc>
+          <w:tcPr>
+            <w:tcW w:w="560" w:type="dxa"/>
+          </w:tcPr>
+          <w:p>
+            <w:pPr>
+              <w:jc w:val="center"/>
+              <w:rPr>
+                <w:lang w:val="en-US"/>
+              </w:rPr>
+            </w:pPr>
+            <w:r>
+              <w:rPr>
+                <w:lang w:val="en-US"/>
+              </w:rPr>
+              <w:t>1</w:t>
+            </w:r>
+          </w:p>
+        </w:tc>
+        <w:tc>
+          <w:tcPr>
+            <w:tcW w:w="560" w:type="dxa"/>
+            <w:shd w:val="clear" w:color="auto" w:fill="92D050"/>
+          </w:tcPr>
+          <w:p>
+            <w:pPr>
+              <w:jc w:val="center"/>
+            </w:pPr>
+            <w:r>
+              <w:t>0</w:t>
+            </w:r>
+          </w:p>
+        </w:tc>
+        <w:tc>
+          <w:tcPr>
+            <w:tcW w:w="560" w:type="dxa"/>
+            <w:shd w:val="clear" w:color="auto" w:fill="C00000"/>
+          </w:tcPr>
+          <w:p>
+            <w:pPr>
+              <w:jc w:val="center"/>
+              <w:rPr>
+                <w:b/>
+              </w:rPr>
+            </w:pPr>
+            <w:r>
+              <w:rPr>
+                <w:b/>
+              </w:rPr>
+              <w:t>1</w:t>
+            </w:r>
+          </w:p>
+        </w:tc>
+        <w:tc>
+          <w:tcPr>
+            <w:tcW w:w="560" w:type="dxa"/>
+            <w:shd w:val="clear" w:color="auto" w:fill="92D050"/>
+          </w:tcPr>
+          <w:p>
+            <w:pPr>
+              <w:jc w:val="center"/>
+            </w:pPr>
+            <w:r>
+              <w:t>0</w:t>
+            </w:r>
+          </w:p>
+        </w:tc>
+        <w:tc>
+          <w:tcPr>
+            <w:tcW w:w="560" w:type="dxa"/>
+            <w:shd w:val="clear" w:color="auto" w:fill="92D050"/>
+          </w:tcPr>
+          <w:p>
+            <w:pPr>
+              <w:jc w:val="center"/>
+            </w:pPr>
+            <w:r>
+              <w:t>0</w:t>
+            </w:r>
+          </w:p>
+        </w:tc>
+        <w:tc>
+          <w:tcPr>
+            <w:tcW w:w="560" w:type="dxa"/>
+            <w:shd w:val="clear" w:color="auto" w:fill="92D050"/>
+          </w:tcPr>
+          <w:p>
+            <w:pPr>
+              <w:jc w:val="center"/>
+            </w:pPr>
+            <w:r>
+              <w:t>0</w:t>
+            </w:r>
+          </w:p>
+        </w:tc>
+        <w:tc>
+          <w:tcPr>
+            <w:tcW w:w="560" w:type="dxa"/>
+            <w:shd w:val="clear" w:color="auto" w:fill="92D050"/>
+          </w:tcPr>
+          <w:p>
+            <w:pPr>
+              <w:jc w:val="center"/>
+            </w:pPr>
+            <w:r>
+              <w:t>0</w:t>
+            </w:r>
+          </w:p>
+        </w:tc>
+        <w:tc>
+          <w:tcPr>
+            <w:tcW w:w="560" w:type="dxa"/>
+            <w:shd w:val="clear" w:color="auto" w:fill="92D050"/>
+          </w:tcPr>
+          <w:p>
+            <w:pPr>
+              <w:jc w:val="center"/>
+            </w:pPr>
+            <w:r>
+              <w:t>0</w:t>
+            </w:r>
+          </w:p>
+        </w:tc>
+        <w:tc>
+          <w:tcPr>
+            <w:tcW w:w="560" w:type="dxa"/>
+            <w:shd w:val="clear" w:color="auto" w:fill="92D050"/>
+          </w:tcPr>
+          <w:p>
+            <w:pPr>
+              <w:jc w:val="center"/>
+            </w:pPr>
+            <w:r>
+              <w:t>0</w:t>
+            </w:r>
+          </w:p>
+        </w:tc>
+        <w:tc>
+          <w:tcPr>
+            <w:tcW w:w="560" w:type="dxa"/>
+            <w:shd w:val="clear" w:color="auto" w:fill="92D050"/>
+          </w:tcPr>
+          <w:p>
+            <w:pPr>
+              <w:jc w:val="center"/>
+            </w:pPr>
+            <w:r>
+              <w:t>0</w:t>
+            </w:r>
+          </w:p>
+        </w:tc>
+        <w:tc>
+          <w:tcPr>
+            <w:tcW w:w="560" w:type="dxa"/>
+            <w:shd w:val="clear" w:color="auto" w:fill="92D050"/>
+          </w:tcPr>
+          <w:p>
+            <w:pPr>
+              <w:jc w:val="center"/>
+            </w:pPr>
+            <w:r>
+              <w:t>0</w:t>
+            </w:r>
+          </w:p>
+        </w:tc>
+        <w:tc>
+          <w:tcPr>
+            <w:tcW w:w="560" w:type="dxa"/>
+            <w:shd w:val="clear" w:color="auto" w:fill="92D050"/>
+          </w:tcPr>
+          <w:p>
+            <w:pPr>
+              <w:jc w:val="center"/>
+            </w:pPr>
+            <w:r>
+              <w:t>0</w:t>
+            </w:r>
+          </w:p>
+        </w:tc>
+        <w:tc>
+          <w:tcPr>
+            <w:tcW w:w="560" w:type="dxa"/>
+            <w:shd w:val="clear" w:color="auto" w:fill="92D050"/>
+          </w:tcPr>
+          <w:p>
+            <w:pPr>
+              <w:jc w:val="center"/>
+            </w:pPr>
+            <w:r>
+              <w:t>0</w:t>
+            </w:r>
+          </w:p>
+        </w:tc>
+        <w:tc>
+          <w:tcPr>
+            <w:tcW w:w="560" w:type="dxa"/>
+            <w:shd w:val="clear" w:color="auto" w:fill="92D050"/>
+          </w:tcPr>
+          <w:p>
+            <w:pPr>
+              <w:jc w:val="center"/>
+            </w:pPr>
+            <w:r>
+              <w:t>0</w:t>
+            </w:r>
+          </w:p>
+        </w:tc>
+        <w:tc>
+          <w:tcPr>
+            <w:tcW w:w="560" w:type="dxa"/>
+            <w:shd w:val="clear" w:color="auto" w:fill="92D050"/>
+          </w:tcPr>
+          <w:p>
+            <w:pPr>
+              <w:jc w:val="center"/>
+            </w:pPr>
+            <w:r>
+              <w:t>0</w:t>
+            </w:r>
+          </w:p>
+        </w:tc>
+        <w:tc>
+          <w:tcPr>
+            <w:tcW w:w="560" w:type="dxa"/>
+            <w:shd w:val="clear" w:color="auto" w:fill="92D050"/>
+          </w:tcPr>
+          <w:p>
+            <w:pPr>
+              <w:jc w:val="center"/>
+            </w:pPr>
+            <w:r>
+              <w:t>0</w:t>
+            </w:r>
+          </w:p>
+        </w:tc>
+        <w:tc>
+          <w:tcPr>
+            <w:tcW w:w="560" w:type="dxa"/>
+            <w:shd w:val="clear" w:color="auto" w:fill="92D050"/>
+          </w:tcPr>
+          <w:p>
+            <w:pPr>
+              <w:jc w:val="center"/>
+            </w:pPr>
+            <w:r>
+              <w:t>0</w:t>
+            </w:r>
+          </w:p>
+        </w:tc>
+      </w:tr>
+      <w:tr>
+        <w:tc>
+          <w:tcPr>
+            <w:tcW w:w="559" w:type="dxa"/>
+          </w:tcPr>
+          <w:p>
+            <w:pPr>
+              <w:jc w:val="center"/>
+              <w:rPr>
+                <w:lang w:val="en-US"/>
+              </w:rPr>
+            </w:pPr>
+            <w:r>
+              <w:rPr>
+                <w:lang w:val="en-US"/>
+              </w:rPr>
+              <w:t>0</w:t>
+            </w:r>
+          </w:p>
+        </w:tc>
+        <w:tc>
+          <w:tcPr>
+            <w:tcW w:w="560" w:type="dxa"/>
+          </w:tcPr>
+          <w:p>
+            <w:pPr>
+              <w:jc w:val="center"/>
+              <w:rPr>
+                <w:lang w:val="en-US"/>
+              </w:rPr>
+            </w:pPr>
+            <w:r>
+              <w:rPr>
+                <w:lang w:val="en-US"/>
+              </w:rPr>
+              <w:t>0</w:t>
+            </w:r>
+          </w:p>
+        </w:tc>
+        <w:tc>
+          <w:tcPr>
+            <w:tcW w:w="560" w:type="dxa"/>
+          </w:tcPr>
+          <w:p>
+            <w:pPr>
+              <w:jc w:val="center"/>
+              <w:rPr>
+                <w:lang w:val="en-US"/>
+              </w:rPr>
+            </w:pPr>
+            <w:r>
+              <w:rPr>
+                <w:lang w:val="en-US"/>
+              </w:rPr>
+              <w:t>1</w:t>
+            </w:r>
+          </w:p>
+        </w:tc>
+        <w:tc>
+          <w:tcPr>
+            <w:tcW w:w="560" w:type="dxa"/>
+          </w:tcPr>
+          <w:p>
+            <w:pPr>
+              <w:jc w:val="center"/>
+              <w:rPr>
+                <w:lang w:val="en-US"/>
+              </w:rPr>
+            </w:pPr>
+            <w:r>
+              <w:rPr>
+                <w:lang w:val="en-US"/>
+              </w:rPr>
+              <w:t>0</w:t>
+            </w:r>
+          </w:p>
+        </w:tc>
+        <w:tc>
+          <w:tcPr>
+            <w:tcW w:w="560" w:type="dxa"/>
+            <w:shd w:val="clear" w:color="auto" w:fill="92D050"/>
+          </w:tcPr>
+          <w:p>
+            <w:pPr>
+              <w:jc w:val="center"/>
+            </w:pPr>
+            <w:r>
+              <w:t>0</w:t>
+            </w:r>
+          </w:p>
+        </w:tc>
+        <w:tc>
+          <w:tcPr>
+            <w:tcW w:w="560" w:type="dxa"/>
+            <w:shd w:val="clear" w:color="auto" w:fill="92D050"/>
+          </w:tcPr>
+          <w:p>
+            <w:pPr>
+              <w:jc w:val="center"/>
+              <w:rPr>
+                <w:lang w:val="en-US"/>
+              </w:rPr>
+            </w:pPr>
+            <w:r>
+              <w:t>0</w:t>
+            </w:r>
+          </w:p>
+        </w:tc>
+        <w:tc>
+          <w:tcPr>
+            <w:tcW w:w="560" w:type="dxa"/>
+            <w:shd w:val="clear" w:color="auto" w:fill="C00000"/>
+          </w:tcPr>
+          <w:p>
+            <w:pPr>
+              <w:jc w:val="center"/>
+              <w:rPr>
+                <w:b/>
+              </w:rPr>
+            </w:pPr>
+            <w:r>
+              <w:rPr>
+                <w:b/>
+              </w:rPr>
+              <w:t>1</w:t>
+            </w:r>
+          </w:p>
+        </w:tc>
+        <w:tc>
+          <w:tcPr>
+            <w:tcW w:w="560" w:type="dxa"/>
+            <w:shd w:val="clear" w:color="auto" w:fill="92D050"/>
+          </w:tcPr>
+          <w:p>
+            <w:pPr>
+              <w:jc w:val="center"/>
+            </w:pPr>
+            <w:r>
+              <w:t>0</w:t>
+            </w:r>
+          </w:p>
+        </w:tc>
+        <w:tc>
+          <w:tcPr>
+            <w:tcW w:w="560" w:type="dxa"/>
+            <w:shd w:val="clear" w:color="auto" w:fill="92D050"/>
+          </w:tcPr>
+          <w:p>
+            <w:pPr>
+              <w:jc w:val="center"/>
+            </w:pPr>
+            <w:r>
+              <w:t>0</w:t>
+            </w:r>
+          </w:p>
+        </w:tc>
+        <w:tc>
+          <w:tcPr>
+            <w:tcW w:w="560" w:type="dxa"/>
+            <w:shd w:val="clear" w:color="auto" w:fill="92D050"/>
+          </w:tcPr>
+          <w:p>
+            <w:pPr>
+              <w:jc w:val="center"/>
+            </w:pPr>
+            <w:r>
+              <w:t>0</w:t>
+            </w:r>
+          </w:p>
+        </w:tc>
+        <w:tc>
+          <w:tcPr>
+            <w:tcW w:w="560" w:type="dxa"/>
+            <w:shd w:val="clear" w:color="auto" w:fill="92D050"/>
+          </w:tcPr>
+          <w:p>
+            <w:pPr>
+              <w:jc w:val="center"/>
+            </w:pPr>
+            <w:r>
+              <w:t>0</w:t>
+            </w:r>
+          </w:p>
+        </w:tc>
+        <w:tc>
+          <w:tcPr>
+            <w:tcW w:w="560" w:type="dxa"/>
+            <w:shd w:val="clear" w:color="auto" w:fill="92D050"/>
+          </w:tcPr>
+          <w:p>
+            <w:pPr>
+              <w:jc w:val="center"/>
+            </w:pPr>
+            <w:r>
+              <w:t>0</w:t>
+            </w:r>
+          </w:p>
+        </w:tc>
+        <w:tc>
+          <w:tcPr>
+            <w:tcW w:w="560" w:type="dxa"/>
+            <w:shd w:val="clear" w:color="auto" w:fill="92D050"/>
+          </w:tcPr>
+          <w:p>
+            <w:pPr>
+              <w:jc w:val="center"/>
+            </w:pPr>
+            <w:r>
+              <w:t>0</w:t>
+            </w:r>
+          </w:p>
+        </w:tc>
+        <w:tc>
+          <w:tcPr>
+            <w:tcW w:w="560" w:type="dxa"/>
+            <w:shd w:val="clear" w:color="auto" w:fill="92D050"/>
+          </w:tcPr>
+          <w:p>
+            <w:pPr>
+              <w:jc w:val="center"/>
+            </w:pPr>
+            <w:r>
+              <w:t>0</w:t>
+            </w:r>
+          </w:p>
+        </w:tc>
+        <w:tc>
+          <w:tcPr>
+            <w:tcW w:w="560" w:type="dxa"/>
+            <w:shd w:val="clear" w:color="auto" w:fill="92D050"/>
+          </w:tcPr>
+          <w:p>
+            <w:pPr>
+              <w:jc w:val="center"/>
+            </w:pPr>
+            <w:r>
+              <w:t>0</w:t>
+            </w:r>
+          </w:p>
+        </w:tc>
+        <w:tc>
+          <w:tcPr>
+            <w:tcW w:w="560" w:type="dxa"/>
+            <w:shd w:val="clear" w:color="auto" w:fill="92D050"/>
+          </w:tcPr>
+          <w:p>
+            <w:pPr>
+              <w:jc w:val="center"/>
+            </w:pPr>
+            <w:r>
+              <w:t>0</w:t>
+            </w:r>
+          </w:p>
+        </w:tc>
+        <w:tc>
+          <w:tcPr>
+            <w:tcW w:w="560" w:type="dxa"/>
+            <w:shd w:val="clear" w:color="auto" w:fill="92D050"/>
+          </w:tcPr>
+          <w:p>
+            <w:pPr>
+              <w:jc w:val="center"/>
+            </w:pPr>
+            <w:r>
+              <w:t>0</w:t>
+            </w:r>
+          </w:p>
+        </w:tc>
+        <w:tc>
+          <w:tcPr>
+            <w:tcW w:w="560" w:type="dxa"/>
+            <w:shd w:val="clear" w:color="auto" w:fill="92D050"/>
+          </w:tcPr>
+          <w:p>
+            <w:pPr>
+              <w:jc w:val="center"/>
+            </w:pPr>
+            <w:r>
+              <w:t>0</w:t>
+            </w:r>
+          </w:p>
+        </w:tc>
+        <w:tc>
+          <w:tcPr>
+            <w:tcW w:w="560" w:type="dxa"/>
+            <w:shd w:val="clear" w:color="auto" w:fill="92D050"/>
+          </w:tcPr>
+          <w:p>
+            <w:pPr>
+              <w:jc w:val="center"/>
+            </w:pPr>
+            <w:r>
+              <w:t>0</w:t>
+            </w:r>
+          </w:p>
+        </w:tc>
+        <w:tc>
+          <w:tcPr>
+            <w:tcW w:w="560" w:type="dxa"/>
+            <w:shd w:val="clear" w:color="auto" w:fill="92D050"/>
+          </w:tcPr>
+          <w:p>
+            <w:pPr>
+              <w:jc w:val="center"/>
+            </w:pPr>
+            <w:r>
+              <w:t>0</w:t>
+            </w:r>
+          </w:p>
+        </w:tc>
+      </w:tr>
+      <w:tr>
+        <w:tc>
+          <w:tcPr>
+            <w:tcW w:w="559" w:type="dxa"/>
+          </w:tcPr>
+          <w:p>
+            <w:pPr>
+              <w:jc w:val="center"/>
+              <w:rPr>
+                <w:lang w:val="en-US"/>
+              </w:rPr>
+            </w:pPr>
+            <w:r>
+              <w:rPr>
+                <w:lang w:val="en-US"/>
+              </w:rPr>
+              <w:t>0</w:t>
+            </w:r>
+          </w:p>
+        </w:tc>
+        <w:tc>
+          <w:tcPr>
+            <w:tcW w:w="560" w:type="dxa"/>
+          </w:tcPr>
+          <w:p>
+            <w:pPr>
+              <w:jc w:val="center"/>
+              <w:rPr>
+                <w:lang w:val="en-US"/>
+              </w:rPr>
+            </w:pPr>
+            <w:r>
+              <w:rPr>
+                <w:lang w:val="en-US"/>
+              </w:rPr>
+              <w:t>0</w:t>
+            </w:r>
+          </w:p>
+        </w:tc>
+        <w:tc>
+          <w:tcPr>
+            <w:tcW w:w="560" w:type="dxa"/>
+          </w:tcPr>
+          <w:p>
+            <w:pPr>
+              <w:jc w:val="center"/>
+              <w:rPr>
+                <w:lang w:val="en-US"/>
+              </w:rPr>
+            </w:pPr>
+            <w:r>
+              <w:rPr>
+                <w:lang w:val="en-US"/>
+              </w:rPr>
+              <w:t>1</w:t>
+            </w:r>
+          </w:p>
+        </w:tc>
+        <w:tc>
+          <w:tcPr>
+            <w:tcW w:w="560" w:type="dxa"/>
+          </w:tcPr>
+          <w:p>
+            <w:pPr>
+              <w:jc w:val="center"/>
+              <w:rPr>
+                <w:lang w:val="en-US"/>
+              </w:rPr>
+            </w:pPr>
+            <w:r>
+              <w:rPr>
+                <w:lang w:val="en-US"/>
+              </w:rPr>
+              <w:t>1</w:t>
+            </w:r>
+          </w:p>
+        </w:tc>
+        <w:tc>
+          <w:tcPr>
+            <w:tcW w:w="560" w:type="dxa"/>
+            <w:shd w:val="clear" w:color="auto" w:fill="92D050"/>
+          </w:tcPr>
+          <w:p>
+            <w:pPr>
+              <w:jc w:val="center"/>
+            </w:pPr>
+            <w:r>
+              <w:t>0</w:t>
+            </w:r>
+          </w:p>
+        </w:tc>
+        <w:tc>
+          <w:tcPr>
+            <w:tcW w:w="560" w:type="dxa"/>
+            <w:shd w:val="clear" w:color="auto" w:fill="92D050"/>
+          </w:tcPr>
+          <w:p>
+            <w:pPr>
+              <w:jc w:val="center"/>
+            </w:pPr>
+            <w:r>
+              <w:t>0</w:t>
+            </w:r>
+          </w:p>
+        </w:tc>
+        <w:tc>
+          <w:tcPr>
+            <w:tcW w:w="560" w:type="dxa"/>
+            <w:shd w:val="clear" w:color="auto" w:fill="92D050"/>
+          </w:tcPr>
+          <w:p>
+            <w:pPr>
+              <w:jc w:val="center"/>
+            </w:pPr>
+            <w:r>
+              <w:t>0</w:t>
+            </w:r>
+          </w:p>
+        </w:tc>
+        <w:tc>
+          <w:tcPr>
+            <w:tcW w:w="560" w:type="dxa"/>
+            <w:shd w:val="clear" w:color="auto" w:fill="C00000"/>
+          </w:tcPr>
+          <w:p>
+            <w:pPr>
+              <w:jc w:val="center"/>
+              <w:rPr>
+                <w:b/>
+              </w:rPr>
+            </w:pPr>
+            <w:r>
+              <w:rPr>
+                <w:b/>
+              </w:rPr>
+              <w:t>1</w:t>
+            </w:r>
+          </w:p>
+        </w:tc>
+        <w:tc>
+          <w:tcPr>
+            <w:tcW w:w="560" w:type="dxa"/>
+            <w:shd w:val="clear" w:color="auto" w:fill="92D050"/>
+          </w:tcPr>
+          <w:p>
+            <w:pPr>
+              <w:jc w:val="center"/>
+            </w:pPr>
+            <w:r>
+              <w:t>0</w:t>
+            </w:r>
+          </w:p>
+        </w:tc>
+        <w:tc>
+          <w:tcPr>
+            <w:tcW w:w="560" w:type="dxa"/>
+            <w:shd w:val="clear" w:color="auto" w:fill="92D050"/>
+          </w:tcPr>
+          <w:p>
+            <w:pPr>
+              <w:jc w:val="center"/>
+            </w:pPr>
+            <w:r>
+              <w:t>0</w:t>
+            </w:r>
+          </w:p>
+        </w:tc>
+        <w:tc>
+          <w:tcPr>
+            <w:tcW w:w="560" w:type="dxa"/>
+            <w:shd w:val="clear" w:color="auto" w:fill="92D050"/>
+          </w:tcPr>
+          <w:p>
+            <w:pPr>
+              <w:jc w:val="center"/>
+            </w:pPr>
+            <w:r>
+              <w:t>0</w:t>
+            </w:r>
+          </w:p>
+        </w:tc>
+        <w:tc>
+          <w:tcPr>
+            <w:tcW w:w="560" w:type="dxa"/>
+            <w:shd w:val="clear" w:color="auto" w:fill="92D050"/>
+          </w:tcPr>
+          <w:p>
+            <w:pPr>
+              <w:jc w:val="center"/>
+            </w:pPr>
+            <w:r>
+              <w:t>0</w:t>
+            </w:r>
+          </w:p>
+        </w:tc>
+        <w:tc>
+          <w:tcPr>
+            <w:tcW w:w="560" w:type="dxa"/>
+            <w:shd w:val="clear" w:color="auto" w:fill="92D050"/>
+          </w:tcPr>
+          <w:p>
+            <w:pPr>
+              <w:jc w:val="center"/>
+            </w:pPr>
+            <w:r>
+              <w:t>0</w:t>
+            </w:r>
+          </w:p>
+        </w:tc>
+        <w:tc>
+          <w:tcPr>
+            <w:tcW w:w="560" w:type="dxa"/>
+            <w:shd w:val="clear" w:color="auto" w:fill="92D050"/>
+          </w:tcPr>
+          <w:p>
+            <w:pPr>
+              <w:jc w:val="center"/>
+            </w:pPr>
+            <w:r>
+              <w:t>0</w:t>
+            </w:r>
+          </w:p>
+        </w:tc>
+        <w:tc>
+          <w:tcPr>
+            <w:tcW w:w="560" w:type="dxa"/>
+            <w:shd w:val="clear" w:color="auto" w:fill="92D050"/>
+          </w:tcPr>
+          <w:p>
+            <w:pPr>
+              <w:jc w:val="center"/>
+            </w:pPr>
+            <w:r>
+              <w:t>0</w:t>
+            </w:r>
+          </w:p>
+        </w:tc>
+        <w:tc>
+          <w:tcPr>
+            <w:tcW w:w="560" w:type="dxa"/>
+            <w:shd w:val="clear" w:color="auto" w:fill="92D050"/>
+          </w:tcPr>
+          <w:p>
+            <w:pPr>
+              <w:jc w:val="center"/>
+            </w:pPr>
+            <w:r>
+              <w:t>0</w:t>
+            </w:r>
+          </w:p>
+        </w:tc>
+        <w:tc>
+          <w:tcPr>
+            <w:tcW w:w="560" w:type="dxa"/>
+            <w:shd w:val="clear" w:color="auto" w:fill="92D050"/>
+          </w:tcPr>
+          <w:p>
+            <w:pPr>
+              <w:jc w:val="center"/>
+            </w:pPr>
+            <w:r>
+              <w:t>0</w:t>
+            </w:r>
+          </w:p>
+        </w:tc>
+        <w:tc>
+          <w:tcPr>
+            <w:tcW w:w="560" w:type="dxa"/>
+            <w:shd w:val="clear" w:color="auto" w:fill="92D050"/>
+          </w:tcPr>
+          <w:p>
+            <w:pPr>
+              <w:jc w:val="center"/>
+            </w:pPr>
+            <w:r>
+              <w:t>0</w:t>
+            </w:r>
+          </w:p>
+        </w:tc>
+        <w:tc>
+          <w:tcPr>
+            <w:tcW w:w="560" w:type="dxa"/>
+            <w:shd w:val="clear" w:color="auto" w:fill="92D050"/>
+          </w:tcPr>
+          <w:p>
+            <w:pPr>
+              <w:jc w:val="center"/>
+            </w:pPr>
+            <w:r>
+              <w:t>0</w:t>
+            </w:r>
+          </w:p>
+        </w:tc>
+        <w:tc>
+          <w:tcPr>
+            <w:tcW w:w="560" w:type="dxa"/>
+            <w:shd w:val="clear" w:color="auto" w:fill="92D050"/>
+          </w:tcPr>
+          <w:p>
+            <w:pPr>
+              <w:jc w:val="center"/>
+            </w:pPr>
+            <w:r>
+              <w:t>0</w:t>
+            </w:r>
+          </w:p>
+        </w:tc>
+      </w:tr>
+      <w:tr>
+        <w:tc>
+          <w:tcPr>
+            <w:tcW w:w="559" w:type="dxa"/>
+          </w:tcPr>
+          <w:p>
+            <w:pPr>
+              <w:jc w:val="center"/>
+              <w:rPr>
+                <w:lang w:val="en-US"/>
+              </w:rPr>
+            </w:pPr>
+            <w:r>
+              <w:rPr>
+                <w:lang w:val="en-US"/>
+              </w:rPr>
+              <w:t>0</w:t>
+            </w:r>
+          </w:p>
+        </w:tc>
+        <w:tc>
+          <w:tcPr>
+            <w:tcW w:w="560" w:type="dxa"/>
+          </w:tcPr>
+          <w:p>
+            <w:pPr>
+              <w:jc w:val="center"/>
+              <w:rPr>
+                <w:lang w:val="en-US"/>
+              </w:rPr>
+            </w:pPr>
+            <w:r>
+              <w:rPr>
+                <w:lang w:val="en-US"/>
+              </w:rPr>
+              <w:t>1</w:t>
+            </w:r>
+          </w:p>
+        </w:tc>
+        <w:tc>
+          <w:tcPr>
+            <w:tcW w:w="560" w:type="dxa"/>
+          </w:tcPr>
+          <w:p>
+            <w:pPr>
+              <w:jc w:val="center"/>
+              <w:rPr>
+                <w:lang w:val="en-US"/>
+              </w:rPr>
+            </w:pPr>
+            <w:r>
+              <w:rPr>
+                <w:lang w:val="en-US"/>
+              </w:rPr>
+              <w:t>0</w:t>
+            </w:r>
+          </w:p>
+        </w:tc>
+        <w:tc>
+          <w:tcPr>
+            <w:tcW w:w="560" w:type="dxa"/>
+          </w:tcPr>
+          <w:p>
+            <w:pPr>
+              <w:jc w:val="center"/>
+              <w:rPr>
+                <w:lang w:val="en-US"/>
+              </w:rPr>
+            </w:pPr>
+            <w:r>
+              <w:rPr>
+                <w:lang w:val="en-US"/>
+              </w:rPr>
+              <w:t>0</w:t>
+            </w:r>
+          </w:p>
+        </w:tc>
+        <w:tc>
+          <w:tcPr>
+            <w:tcW w:w="560" w:type="dxa"/>
+            <w:shd w:val="clear" w:color="auto" w:fill="92D050"/>
+          </w:tcPr>
+          <w:p>
+            <w:pPr>
+              <w:jc w:val="center"/>
+            </w:pPr>
+            <w:r>
+              <w:t>0</w:t>
+            </w:r>
+          </w:p>
+        </w:tc>
+        <w:tc>
+          <w:tcPr>
+            <w:tcW w:w="560" w:type="dxa"/>
+            <w:shd w:val="clear" w:color="auto" w:fill="92D050"/>
+          </w:tcPr>
+          <w:p>
+            <w:pPr>
+              <w:jc w:val="center"/>
+            </w:pPr>
+            <w:r>
+              <w:t>0</w:t>
+            </w:r>
+          </w:p>
+        </w:tc>
+        <w:tc>
+          <w:tcPr>
+            <w:tcW w:w="560" w:type="dxa"/>
+            <w:shd w:val="clear" w:color="auto" w:fill="92D050"/>
+          </w:tcPr>
+          <w:p>
+            <w:pPr>
+              <w:jc w:val="center"/>
+            </w:pPr>
+            <w:r>
+              <w:t>0</w:t>
+            </w:r>
+          </w:p>
+        </w:tc>
+        <w:tc>
+          <w:tcPr>
+            <w:tcW w:w="560" w:type="dxa"/>
+            <w:shd w:val="clear" w:color="auto" w:fill="92D050"/>
+          </w:tcPr>
+          <w:p>
+            <w:pPr>
+              <w:jc w:val="center"/>
+            </w:pPr>
+            <w:r>
+              <w:t>0</w:t>
+            </w:r>
+          </w:p>
+        </w:tc>
+        <w:tc>
+          <w:tcPr>
+            <w:tcW w:w="560" w:type="dxa"/>
+            <w:shd w:val="clear" w:color="auto" w:fill="C00000"/>
+          </w:tcPr>
+          <w:p>
+            <w:pPr>
+              <w:jc w:val="center"/>
+              <w:rPr>
+                <w:b/>
+              </w:rPr>
+            </w:pPr>
+            <w:r>
+              <w:rPr>
+                <w:b/>
+              </w:rPr>
+              <w:t>1</w:t>
+            </w:r>
+          </w:p>
+        </w:tc>
+        <w:tc>
+          <w:tcPr>
+            <w:tcW w:w="560" w:type="dxa"/>
+            <w:shd w:val="clear" w:color="auto" w:fill="92D050"/>
+          </w:tcPr>
+          <w:p>
+            <w:pPr>
+              <w:jc w:val="center"/>
+            </w:pPr>
+            <w:r>
+              <w:t>0</w:t>
+            </w:r>
+          </w:p>
+        </w:tc>
+        <w:tc>
+          <w:tcPr>
+            <w:tcW w:w="560" w:type="dxa"/>
+            <w:shd w:val="clear" w:color="auto" w:fill="92D050"/>
+          </w:tcPr>
+          <w:p>
+            <w:pPr>
+              <w:jc w:val="center"/>
+            </w:pPr>
+            <w:r>
+              <w:t>0</w:t>
+            </w:r>
+          </w:p>
+        </w:tc>
+        <w:tc>
+          <w:tcPr>
+            <w:tcW w:w="560" w:type="dxa"/>
+            <w:shd w:val="clear" w:color="auto" w:fill="92D050"/>
+          </w:tcPr>
+          <w:p>
+            <w:pPr>
+              <w:jc w:val="center"/>
+            </w:pPr>
+            <w:r>
+              <w:t>0</w:t>
+            </w:r>
+          </w:p>
+        </w:tc>
+        <w:tc>
+          <w:tcPr>
+            <w:tcW w:w="560" w:type="dxa"/>
+            <w:shd w:val="clear" w:color="auto" w:fill="92D050"/>
+          </w:tcPr>
+          <w:p>
+            <w:pPr>
+              <w:jc w:val="center"/>
+            </w:pPr>
+            <w:r>
+              <w:t>0</w:t>
+            </w:r>
+          </w:p>
+        </w:tc>
+        <w:tc>
+          <w:tcPr>
+            <w:tcW w:w="560" w:type="dxa"/>
+            <w:shd w:val="clear" w:color="auto" w:fill="92D050"/>
+          </w:tcPr>
+          <w:p>
+            <w:pPr>
+              <w:jc w:val="center"/>
+            </w:pPr>
+            <w:r>
+              <w:t>0</w:t>
+            </w:r>
+          </w:p>
+        </w:tc>
+        <w:tc>
+          <w:tcPr>
+            <w:tcW w:w="560" w:type="dxa"/>
+            <w:shd w:val="clear" w:color="auto" w:fill="92D050"/>
+          </w:tcPr>
+          <w:p>
+            <w:pPr>
+              <w:jc w:val="center"/>
+            </w:pPr>
+            <w:r>
+              <w:t>0</w:t>
+            </w:r>
+          </w:p>
+        </w:tc>
+        <w:tc>
+          <w:tcPr>
+            <w:tcW w:w="560" w:type="dxa"/>
+            <w:shd w:val="clear" w:color="auto" w:fill="92D050"/>
+          </w:tcPr>
+          <w:p>
+            <w:pPr>
+              <w:jc w:val="center"/>
+            </w:pPr>
+            <w:r>
+              <w:t>0</w:t>
+            </w:r>
+          </w:p>
+        </w:tc>
+        <w:tc>
+          <w:tcPr>
+            <w:tcW w:w="560" w:type="dxa"/>
+            <w:shd w:val="clear" w:color="auto" w:fill="92D050"/>
+          </w:tcPr>
+          <w:p>
+            <w:pPr>
+              <w:jc w:val="center"/>
+            </w:pPr>
+            <w:r>
+              <w:t>0</w:t>
+            </w:r>
+          </w:p>
+        </w:tc>
+        <w:tc>
+          <w:tcPr>
+            <w:tcW w:w="560" w:type="dxa"/>
+            <w:shd w:val="clear" w:color="auto" w:fill="92D050"/>
+          </w:tcPr>
+          <w:p>
+            <w:pPr>
+              <w:jc w:val="center"/>
+            </w:pPr>
+            <w:r>
+              <w:t>0</w:t>
+            </w:r>
+          </w:p>
+        </w:tc>
+        <w:tc>
+          <w:tcPr>
+            <w:tcW w:w="560" w:type="dxa"/>
+            <w:shd w:val="clear" w:color="auto" w:fill="92D050"/>
+          </w:tcPr>
+          <w:p>
+            <w:pPr>
+              <w:jc w:val="center"/>
+            </w:pPr>
+            <w:r>
+              <w:t>0</w:t>
+            </w:r>
+          </w:p>
+        </w:tc>
+        <w:tc>
+          <w:tcPr>
+            <w:tcW w:w="560" w:type="dxa"/>
+            <w:shd w:val="clear" w:color="auto" w:fill="92D050"/>
+          </w:tcPr>
+          <w:p>
+            <w:pPr>
+              <w:jc w:val="center"/>
+            </w:pPr>
+            <w:r>
+              <w:t>0</w:t>
+            </w:r>
+          </w:p>
+        </w:tc>
+      </w:tr>
+      <w:tr>
+        <w:tc>
+          <w:tcPr>
+            <w:tcW w:w="559" w:type="dxa"/>
+          </w:tcPr>
+          <w:p>
+            <w:pPr>
+              <w:jc w:val="center"/>
+              <w:rPr>
+                <w:lang w:val="en-US"/>
+              </w:rPr>
+            </w:pPr>
+            <w:r>
+              <w:rPr>
+                <w:lang w:val="en-US"/>
+              </w:rPr>
+              <w:t>0</w:t>
+            </w:r>
+          </w:p>
+        </w:tc>
+        <w:tc>
+          <w:tcPr>
+            <w:tcW w:w="560" w:type="dxa"/>
+          </w:tcPr>
+          <w:p>
+            <w:pPr>
+              <w:jc w:val="center"/>
+              <w:rPr>
+                <w:lang w:val="en-US"/>
+              </w:rPr>
+            </w:pPr>
+            <w:r>
+              <w:rPr>
+                <w:lang w:val="en-US"/>
+              </w:rPr>
+              <w:t>1</w:t>
+            </w:r>
+          </w:p>
+        </w:tc>
+        <w:tc>
+          <w:tcPr>
+            <w:tcW w:w="560" w:type="dxa"/>
+          </w:tcPr>
+          <w:p>
+            <w:pPr>
+              <w:jc w:val="center"/>
+              <w:rPr>
+                <w:lang w:val="en-US"/>
+              </w:rPr>
+            </w:pPr>
+            <w:r>
+              <w:rPr>
+                <w:lang w:val="en-US"/>
+              </w:rPr>
+              <w:t>0</w:t>
+            </w:r>
+          </w:p>
+        </w:tc>
+        <w:tc>
+          <w:tcPr>
+            <w:tcW w:w="560" w:type="dxa"/>
+          </w:tcPr>
+          <w:p>
+            <w:pPr>
+              <w:jc w:val="center"/>
+              <w:rPr>
+                <w:lang w:val="en-US"/>
+              </w:rPr>
+            </w:pPr>
+            <w:r>
+              <w:rPr>
+                <w:lang w:val="en-US"/>
+              </w:rPr>
+              <w:t>1</w:t>
+            </w:r>
+          </w:p>
+        </w:tc>
+        <w:tc>
+          <w:tcPr>
+            <w:tcW w:w="560" w:type="dxa"/>
+            <w:shd w:val="clear" w:color="auto" w:fill="92D050"/>
+          </w:tcPr>
+          <w:p>
+            <w:pPr>
+              <w:jc w:val="center"/>
+            </w:pPr>
+            <w:r>
+              <w:t>0</w:t>
+            </w:r>
+          </w:p>
+        </w:tc>
+        <w:tc>
+          <w:tcPr>
+            <w:tcW w:w="560" w:type="dxa"/>
+            <w:shd w:val="clear" w:color="auto" w:fill="92D050"/>
+          </w:tcPr>
+          <w:p>
+            <w:pPr>
+              <w:jc w:val="center"/>
+            </w:pPr>
+            <w:r>
+              <w:t>0</w:t>
+            </w:r>
+          </w:p>
+        </w:tc>
+        <w:tc>
+          <w:tcPr>
+            <w:tcW w:w="560" w:type="dxa"/>
+            <w:shd w:val="clear" w:color="auto" w:fill="92D050"/>
+          </w:tcPr>
+          <w:p>
+            <w:pPr>
+              <w:jc w:val="center"/>
+            </w:pPr>
+            <w:r>
+              <w:t>0</w:t>
+            </w:r>
+          </w:p>
+        </w:tc>
+        <w:tc>
+          <w:tcPr>
+            <w:tcW w:w="560" w:type="dxa"/>
+            <w:shd w:val="clear" w:color="auto" w:fill="92D050"/>
+          </w:tcPr>
+          <w:p>
+            <w:pPr>
+              <w:jc w:val="center"/>
+            </w:pPr>
+            <w:r>
+              <w:t>0</w:t>
+            </w:r>
+          </w:p>
+        </w:tc>
+        <w:tc>
+          <w:tcPr>
+            <w:tcW w:w="560" w:type="dxa"/>
+            <w:shd w:val="clear" w:color="auto" w:fill="92D050"/>
+          </w:tcPr>
+          <w:p>
+            <w:pPr>
+              <w:jc w:val="center"/>
+            </w:pPr>
+            <w:r>
+              <w:t>0</w:t>
+            </w:r>
+          </w:p>
+        </w:tc>
+        <w:tc>
+          <w:tcPr>
+            <w:tcW w:w="560" w:type="dxa"/>
+            <w:shd w:val="clear" w:color="auto" w:fill="C00000"/>
+          </w:tcPr>
+          <w:p>
+            <w:pPr>
+              <w:jc w:val="center"/>
+              <w:rPr>
+                <w:b/>
+              </w:rPr>
+            </w:pPr>
+            <w:r>
+              <w:rPr>
+                <w:b/>
+              </w:rPr>
+              <w:t>1</w:t>
+            </w:r>
+          </w:p>
+        </w:tc>
+        <w:tc>
+          <w:tcPr>
+            <w:tcW w:w="560" w:type="dxa"/>
+            <w:shd w:val="clear" w:color="auto" w:fill="92D050"/>
+          </w:tcPr>
+          <w:p>
+            <w:pPr>
+              <w:jc w:val="center"/>
+            </w:pPr>
+            <w:r>
+              <w:t>0</w:t>
+            </w:r>
+          </w:p>
+        </w:tc>
+        <w:tc>
+          <w:tcPr>
+            <w:tcW w:w="560" w:type="dxa"/>
+            <w:shd w:val="clear" w:color="auto" w:fill="92D050"/>
+          </w:tcPr>
+          <w:p>
+            <w:pPr>
+              <w:jc w:val="center"/>
+            </w:pPr>
+            <w:r>
+              <w:t>0</w:t>
+            </w:r>
+          </w:p>
+        </w:tc>
+        <w:tc>
+          <w:tcPr>
+            <w:tcW w:w="560" w:type="dxa"/>
+            <w:shd w:val="clear" w:color="auto" w:fill="92D050"/>
+          </w:tcPr>
+          <w:p>
+            <w:pPr>
+              <w:jc w:val="center"/>
+            </w:pPr>
+            <w:r>
+              <w:t>0</w:t>
+            </w:r>
+          </w:p>
+        </w:tc>
+        <w:tc>
+          <w:tcPr>
+            <w:tcW w:w="560" w:type="dxa"/>
+            <w:shd w:val="clear" w:color="auto" w:fill="92D050"/>
+          </w:tcPr>
+          <w:p>
+            <w:pPr>
+              <w:jc w:val="center"/>
+            </w:pPr>
+            <w:r>
+              <w:t>0</w:t>
+            </w:r>
+          </w:p>
+        </w:tc>
+        <w:tc>
+          <w:tcPr>
+            <w:tcW w:w="560" w:type="dxa"/>
+            <w:shd w:val="clear" w:color="auto" w:fill="92D050"/>
+          </w:tcPr>
+          <w:p>
+            <w:pPr>
+              <w:jc w:val="center"/>
+            </w:pPr>
+            <w:r>
+              <w:t>0</w:t>
+            </w:r>
+          </w:p>
+        </w:tc>
+        <w:tc>
+          <w:tcPr>
+            <w:tcW w:w="560" w:type="dxa"/>
+            <w:shd w:val="clear" w:color="auto" w:fill="92D050"/>
+          </w:tcPr>
+          <w:p>
+            <w:pPr>
+              <w:jc w:val="center"/>
+            </w:pPr>
+            <w:r>
+              <w:t>0</w:t>
+            </w:r>
+          </w:p>
+        </w:tc>
+        <w:tc>
+          <w:tcPr>
+            <w:tcW w:w="560" w:type="dxa"/>
+            <w:shd w:val="clear" w:color="auto" w:fill="92D050"/>
+          </w:tcPr>
+          <w:p>
+            <w:pPr>
+              <w:jc w:val="center"/>
+            </w:pPr>
+            <w:r>
+              <w:t>0</w:t>
+            </w:r>
+          </w:p>
+        </w:tc>
+        <w:tc>
+          <w:tcPr>
+            <w:tcW w:w="560" w:type="dxa"/>
+            <w:shd w:val="clear" w:color="auto" w:fill="92D050"/>
+          </w:tcPr>
+          <w:p>
+            <w:pPr>
+              <w:jc w:val="center"/>
+            </w:pPr>
+            <w:r>
+              <w:t>0</w:t>
+            </w:r>
+          </w:p>
+        </w:tc>
+        <w:tc>
+          <w:tcPr>
+            <w:tcW w:w="560" w:type="dxa"/>
+            <w:shd w:val="clear" w:color="auto" w:fill="92D050"/>
+          </w:tcPr>
+          <w:p>
+            <w:pPr>
+              <w:jc w:val="center"/>
+            </w:pPr>
+            <w:r>
+              <w:t>0</w:t>
+            </w:r>
+          </w:p>
+        </w:tc>
+        <w:tc>
+          <w:tcPr>
+            <w:tcW w:w="560" w:type="dxa"/>
+            <w:shd w:val="clear" w:color="auto" w:fill="92D050"/>
+          </w:tcPr>
+          <w:p>
+            <w:pPr>
+              <w:jc w:val="center"/>
+            </w:pPr>
+            <w:r>
+              <w:t>0</w:t>
+            </w:r>
+          </w:p>
+        </w:tc>
+      </w:tr>
+      <w:tr>
+        <w:tc>
+          <w:tcPr>
+            <w:tcW w:w="559" w:type="dxa"/>
+          </w:tcPr>
+          <w:p>
+            <w:pPr>
+              <w:jc w:val="center"/>
+              <w:rPr>
+                <w:lang w:val="en-US"/>
+              </w:rPr>
+            </w:pPr>
+            <w:r>
+              <w:rPr>
+                <w:lang w:val="en-US"/>
+              </w:rPr>
+              <w:t>0</w:t>
+            </w:r>
+          </w:p>
+        </w:tc>
+        <w:tc>
+          <w:tcPr>
+            <w:tcW w:w="560" w:type="dxa"/>
+          </w:tcPr>
+          <w:p>
+            <w:pPr>
+              <w:jc w:val="center"/>
+              <w:rPr>
+                <w:lang w:val="en-US"/>
+              </w:rPr>
+            </w:pPr>
+            <w:r>
+              <w:rPr>
+                <w:lang w:val="en-US"/>
+              </w:rPr>
+              <w:t>1</w:t>
+            </w:r>
+          </w:p>
+        </w:tc>
+        <w:tc>
+          <w:tcPr>
+            <w:tcW w:w="560" w:type="dxa"/>
+          </w:tcPr>
+          <w:p>
+            <w:pPr>
+              <w:jc w:val="center"/>
+              <w:rPr>
+                <w:lang w:val="en-US"/>
+              </w:rPr>
+            </w:pPr>
+            <w:r>
+              <w:rPr>
+                <w:lang w:val="en-US"/>
+              </w:rPr>
+              <w:t>1</w:t>
+            </w:r>
+          </w:p>
+        </w:tc>
+        <w:tc>
+          <w:tcPr>
+            <w:tcW w:w="560" w:type="dxa"/>
+          </w:tcPr>
+          <w:p>
+            <w:pPr>
+              <w:jc w:val="center"/>
+              <w:rPr>
+                <w:lang w:val="en-US"/>
+              </w:rPr>
+            </w:pPr>
+            <w:r>
+              <w:rPr>
+                <w:lang w:val="en-US"/>
+              </w:rPr>
+              <w:t>0</w:t>
+            </w:r>
+          </w:p>
+        </w:tc>
+        <w:tc>
+          <w:tcPr>
+            <w:tcW w:w="560" w:type="dxa"/>
+            <w:shd w:val="clear" w:color="auto" w:fill="92D050"/>
+          </w:tcPr>
+          <w:p>
+            <w:pPr>
+              <w:jc w:val="center"/>
+            </w:pPr>
+            <w:r>
+              <w:t>0</w:t>
+            </w:r>
+          </w:p>
+        </w:tc>
+        <w:tc>
+          <w:tcPr>
+            <w:tcW w:w="560" w:type="dxa"/>
+            <w:shd w:val="clear" w:color="auto" w:fill="92D050"/>
+          </w:tcPr>
+          <w:p>
+            <w:pPr>
+              <w:jc w:val="center"/>
+            </w:pPr>
+            <w:r>
+              <w:t>0</w:t>
+            </w:r>
+          </w:p>
+        </w:tc>
+        <w:tc>
+          <w:tcPr>
+            <w:tcW w:w="560" w:type="dxa"/>
+            <w:shd w:val="clear" w:color="auto" w:fill="92D050"/>
+          </w:tcPr>
+          <w:p>
+            <w:pPr>
+              <w:jc w:val="center"/>
+            </w:pPr>
+            <w:r>
+              <w:t>0</w:t>
+            </w:r>
+          </w:p>
+        </w:tc>
+        <w:tc>
+          <w:tcPr>
+            <w:tcW w:w="560" w:type="dxa"/>
+            <w:shd w:val="clear" w:color="auto" w:fill="92D050"/>
+          </w:tcPr>
+          <w:p>
+            <w:pPr>
+              <w:jc w:val="center"/>
+            </w:pPr>
+            <w:r>
+              <w:t>0</w:t>
+            </w:r>
+          </w:p>
+        </w:tc>
+        <w:tc>
+          <w:tcPr>
+            <w:tcW w:w="560" w:type="dxa"/>
+            <w:shd w:val="clear" w:color="auto" w:fill="92D050"/>
+          </w:tcPr>
+          <w:p>
+            <w:pPr>
+              <w:jc w:val="center"/>
+            </w:pPr>
+            <w:r>
+              <w:t>0</w:t>
+            </w:r>
+          </w:p>
+        </w:tc>
+        <w:tc>
+          <w:tcPr>
+            <w:tcW w:w="560" w:type="dxa"/>
+            <w:shd w:val="clear" w:color="auto" w:fill="92D050"/>
+          </w:tcPr>
+          <w:p>
+            <w:pPr>
+              <w:jc w:val="center"/>
+            </w:pPr>
+            <w:r>
+              <w:t>0</w:t>
+            </w:r>
+          </w:p>
+        </w:tc>
+        <w:tc>
+          <w:tcPr>
+            <w:tcW w:w="560" w:type="dxa"/>
+            <w:shd w:val="clear" w:color="auto" w:fill="C00000"/>
+          </w:tcPr>
+          <w:p>
+            <w:pPr>
+              <w:jc w:val="center"/>
+              <w:rPr>
+                <w:b/>
+              </w:rPr>
+            </w:pPr>
+            <w:r>
+              <w:rPr>
+                <w:b/>
+              </w:rPr>
+              <w:t>1</w:t>
+            </w:r>
+          </w:p>
+        </w:tc>
+        <w:tc>
+          <w:tcPr>
+            <w:tcW w:w="560" w:type="dxa"/>
+            <w:shd w:val="clear" w:color="auto" w:fill="92D050"/>
+          </w:tcPr>
+          <w:p>
+            <w:pPr>
+              <w:jc w:val="center"/>
+            </w:pPr>
+            <w:r>
+              <w:t>0</w:t>
+            </w:r>
+          </w:p>
+        </w:tc>
+        <w:tc>
+          <w:tcPr>
+            <w:tcW w:w="560" w:type="dxa"/>
+            <w:shd w:val="clear" w:color="auto" w:fill="92D050"/>
+          </w:tcPr>
+          <w:p>
+            <w:pPr>
+              <w:jc w:val="center"/>
+            </w:pPr>
+            <w:r>
+              <w:t>0</w:t>
+            </w:r>
+          </w:p>
+        </w:tc>
+        <w:tc>
+          <w:tcPr>
+            <w:tcW w:w="560" w:type="dxa"/>
+            <w:shd w:val="clear" w:color="auto" w:fill="92D050"/>
+          </w:tcPr>
+          <w:p>
+            <w:pPr>
+              <w:jc w:val="center"/>
+            </w:pPr>
+            <w:r>
+              <w:t>0</w:t>
+            </w:r>
+          </w:p>
+        </w:tc>
+        <w:tc>
+          <w:tcPr>
+            <w:tcW w:w="560" w:type="dxa"/>
+            <w:shd w:val="clear" w:color="auto" w:fill="92D050"/>
+          </w:tcPr>
+          <w:p>
+            <w:pPr>
+              <w:jc w:val="center"/>
+            </w:pPr>
+            <w:r>
+              <w:t>0</w:t>
+            </w:r>
+          </w:p>
+        </w:tc>
+        <w:tc>
+          <w:tcPr>
+            <w:tcW w:w="560" w:type="dxa"/>
+            <w:shd w:val="clear" w:color="auto" w:fill="92D050"/>
+          </w:tcPr>
+          <w:p>
+            <w:pPr>
+              <w:jc w:val="center"/>
+            </w:pPr>
+            <w:r>
+              <w:t>0</w:t>
+            </w:r>
+          </w:p>
+        </w:tc>
+        <w:tc>
+          <w:tcPr>
+            <w:tcW w:w="560" w:type="dxa"/>
+            <w:shd w:val="clear" w:color="auto" w:fill="92D050"/>
+          </w:tcPr>
+          <w:p>
+            <w:pPr>
+              <w:jc w:val="center"/>
+            </w:pPr>
+            <w:r>
+              <w:t>0</w:t>
+            </w:r>
+          </w:p>
+        </w:tc>
+        <w:tc>
+          <w:tcPr>
+            <w:tcW w:w="560" w:type="dxa"/>
+            <w:shd w:val="clear" w:color="auto" w:fill="92D050"/>
+          </w:tcPr>
+          <w:p>
+            <w:pPr>
+              <w:jc w:val="center"/>
+            </w:pPr>
+            <w:r>
+              <w:t>0</w:t>
+            </w:r>
+          </w:p>
+        </w:tc>
+        <w:tc>
+          <w:tcPr>
+            <w:tcW w:w="560" w:type="dxa"/>
+            <w:shd w:val="clear" w:color="auto" w:fill="92D050"/>
+          </w:tcPr>
+          <w:p>
+            <w:pPr>
+              <w:jc w:val="center"/>
+            </w:pPr>
+            <w:r>
+              <w:t>0</w:t>
+            </w:r>
+          </w:p>
+        </w:tc>
+        <w:tc>
+          <w:tcPr>
+            <w:tcW w:w="560" w:type="dxa"/>
+            <w:shd w:val="clear" w:color="auto" w:fill="92D050"/>
+          </w:tcPr>
+          <w:p>
+            <w:pPr>
+              <w:jc w:val="center"/>
+            </w:pPr>
+            <w:r>
+              <w:t>0</w:t>
+            </w:r>
+          </w:p>
+        </w:tc>
+      </w:tr>
+      <w:tr>
+        <w:tc>
+          <w:tcPr>
+            <w:tcW w:w="559" w:type="dxa"/>
+          </w:tcPr>
+          <w:p>
+            <w:pPr>
+              <w:jc w:val="center"/>
+              <w:rPr>
+                <w:lang w:val="en-US"/>
+              </w:rPr>
+            </w:pPr>
+            <w:r>
+              <w:rPr>
+                <w:lang w:val="en-US"/>
+              </w:rPr>
+              <w:t>0</w:t>
+            </w:r>
+          </w:p>
+        </w:tc>
+        <w:tc>
+          <w:tcPr>
+            <w:tcW w:w="560" w:type="dxa"/>
+          </w:tcPr>
+          <w:p>
+            <w:pPr>
+              <w:jc w:val="center"/>
+              <w:rPr>
+                <w:lang w:val="en-US"/>
+              </w:rPr>
+            </w:pPr>
+            <w:r>
+              <w:rPr>
+                <w:lang w:val="en-US"/>
+              </w:rPr>
+              <w:t>1</w:t>
+            </w:r>
+          </w:p>
+        </w:tc>
+        <w:tc>
+          <w:tcPr>
+            <w:tcW w:w="560" w:type="dxa"/>
+          </w:tcPr>
+          <w:p>
+            <w:pPr>
+              <w:jc w:val="center"/>
+              <w:rPr>
+                <w:lang w:val="en-US"/>
+              </w:rPr>
+            </w:pPr>
+            <w:r>
+              <w:rPr>
+                <w:lang w:val="en-US"/>
+              </w:rPr>
+              <w:t>1</w:t>
+            </w:r>
+          </w:p>
+        </w:tc>
+        <w:tc>
+          <w:tcPr>
+            <w:tcW w:w="560" w:type="dxa"/>
+          </w:tcPr>
+          <w:p>
+            <w:pPr>
+              <w:jc w:val="center"/>
+              <w:rPr>
+                <w:lang w:val="en-US"/>
+              </w:rPr>
+            </w:pPr>
+            <w:r>
+              <w:rPr>
+                <w:lang w:val="en-US"/>
+              </w:rPr>
+              <w:t>1</w:t>
+            </w:r>
+          </w:p>
+        </w:tc>
+        <w:tc>
+          <w:tcPr>
+            <w:tcW w:w="560" w:type="dxa"/>
+            <w:shd w:val="clear" w:color="auto" w:fill="92D050"/>
+          </w:tcPr>
+          <w:p>
+            <w:pPr>
+              <w:jc w:val="center"/>
+            </w:pPr>
+            <w:r>
+              <w:t>0</w:t>
+            </w:r>
+          </w:p>
+        </w:tc>
+        <w:tc>
+          <w:tcPr>
+            <w:tcW w:w="560" w:type="dxa"/>
+            <w:shd w:val="clear" w:color="auto" w:fill="92D050"/>
+          </w:tcPr>
+          <w:p>
+            <w:pPr>
+              <w:jc w:val="center"/>
+            </w:pPr>
+            <w:r>
+              <w:t>0</w:t>
+            </w:r>
+          </w:p>
+        </w:tc>
+        <w:tc>
+          <w:tcPr>
+            <w:tcW w:w="560" w:type="dxa"/>
+            <w:shd w:val="clear" w:color="auto" w:fill="92D050"/>
+          </w:tcPr>
+          <w:p>
+            <w:pPr>
+              <w:jc w:val="center"/>
+            </w:pPr>
+            <w:r>
+              <w:t>0</w:t>
+            </w:r>
+          </w:p>
+        </w:tc>
+        <w:tc>
+          <w:tcPr>
+            <w:tcW w:w="560" w:type="dxa"/>
+            <w:shd w:val="clear" w:color="auto" w:fill="92D050"/>
+          </w:tcPr>
+          <w:p>
+            <w:pPr>
+              <w:jc w:val="center"/>
+            </w:pPr>
+            <w:r>
+              <w:t>0</w:t>
+            </w:r>
+          </w:p>
+        </w:tc>
+        <w:tc>
+          <w:tcPr>
+            <w:tcW w:w="560" w:type="dxa"/>
+            <w:shd w:val="clear" w:color="auto" w:fill="92D050"/>
+          </w:tcPr>
+          <w:p>
+            <w:pPr>
+              <w:jc w:val="center"/>
+            </w:pPr>
+            <w:r>
+              <w:t>0</w:t>
+            </w:r>
+          </w:p>
+        </w:tc>
+        <w:tc>
+          <w:tcPr>
+            <w:tcW w:w="560" w:type="dxa"/>
+            <w:shd w:val="clear" w:color="auto" w:fill="92D050"/>
+          </w:tcPr>
+          <w:p>
+            <w:pPr>
+              <w:jc w:val="center"/>
+            </w:pPr>
+            <w:r>
+              <w:t>0</w:t>
+            </w:r>
+          </w:p>
+        </w:tc>
+        <w:tc>
+          <w:tcPr>
+            <w:tcW w:w="560" w:type="dxa"/>
+            <w:shd w:val="clear" w:color="auto" w:fill="92D050"/>
+          </w:tcPr>
+          <w:p>
+            <w:pPr>
+              <w:jc w:val="center"/>
+            </w:pPr>
+            <w:r>
+              <w:t>0</w:t>
+            </w:r>
+          </w:p>
+        </w:tc>
+        <w:tc>
+          <w:tcPr>
+            <w:tcW w:w="560" w:type="dxa"/>
+            <w:shd w:val="clear" w:color="auto" w:fill="C00000"/>
+          </w:tcPr>
+          <w:p>
+            <w:pPr>
+              <w:jc w:val="center"/>
+              <w:rPr>
+                <w:b/>
+              </w:rPr>
+            </w:pPr>
+            <w:r>
+              <w:rPr>
+                <w:b/>
+              </w:rPr>
+              <w:t>1</w:t>
+            </w:r>
+          </w:p>
+        </w:tc>
+        <w:tc>
+          <w:tcPr>
+            <w:tcW w:w="560" w:type="dxa"/>
+            <w:shd w:val="clear" w:color="auto" w:fill="92D050"/>
+          </w:tcPr>
+          <w:p>
+            <w:pPr>
+              <w:jc w:val="center"/>
+            </w:pPr>
+            <w:r>
+              <w:t>0</w:t>
+            </w:r>
+          </w:p>
+        </w:tc>
+        <w:tc>
+          <w:tcPr>
+            <w:tcW w:w="560" w:type="dxa"/>
+            <w:shd w:val="clear" w:color="auto" w:fill="92D050"/>
+          </w:tcPr>
+          <w:p>
+            <w:pPr>
+              <w:jc w:val="center"/>
+            </w:pPr>
+            <w:r>
+              <w:t>0</w:t>
+            </w:r>
+          </w:p>
+        </w:tc>
+        <w:tc>
+          <w:tcPr>
+            <w:tcW w:w="560" w:type="dxa"/>
+            <w:shd w:val="clear" w:color="auto" w:fill="92D050"/>
+          </w:tcPr>
+          <w:p>
+            <w:pPr>
+              <w:jc w:val="center"/>
+            </w:pPr>
+            <w:r>
+              <w:t>0</w:t>
+            </w:r>
+          </w:p>
+        </w:tc>
+        <w:tc>
+          <w:tcPr>
+            <w:tcW w:w="560" w:type="dxa"/>
+            <w:shd w:val="clear" w:color="auto" w:fill="92D050"/>
+          </w:tcPr>
+          <w:p>
+            <w:pPr>
+              <w:jc w:val="center"/>
+            </w:pPr>
+            <w:r>
+              <w:t>0</w:t>
+            </w:r>
+          </w:p>
+        </w:tc>
+        <w:tc>
+          <w:tcPr>
+            <w:tcW w:w="560" w:type="dxa"/>
+            <w:shd w:val="clear" w:color="auto" w:fill="92D050"/>
+          </w:tcPr>
+          <w:p>
+            <w:pPr>
+              <w:jc w:val="center"/>
+            </w:pPr>
+            <w:r>
+              <w:t>0</w:t>
+            </w:r>
+          </w:p>
+        </w:tc>
+        <w:tc>
+          <w:tcPr>
+            <w:tcW w:w="560" w:type="dxa"/>
+            <w:shd w:val="clear" w:color="auto" w:fill="92D050"/>
+          </w:tcPr>
+          <w:p>
+            <w:pPr>
+              <w:jc w:val="center"/>
+            </w:pPr>
+            <w:r>
+              <w:t>0</w:t>
+            </w:r>
+          </w:p>
+        </w:tc>
+        <w:tc>
+          <w:tcPr>
+            <w:tcW w:w="560" w:type="dxa"/>
+            <w:shd w:val="clear" w:color="auto" w:fill="92D050"/>
+          </w:tcPr>
+          <w:p>
+            <w:pPr>
+              <w:jc w:val="center"/>
+            </w:pPr>
+            <w:r>
+              <w:t>0</w:t>
+            </w:r>
+          </w:p>
+        </w:tc>
+        <w:tc>
+          <w:tcPr>
+            <w:tcW w:w="560" w:type="dxa"/>
+            <w:shd w:val="clear" w:color="auto" w:fill="92D050"/>
+          </w:tcPr>
+          <w:p>
+            <w:pPr>
+              <w:jc w:val="center"/>
+            </w:pPr>
+            <w:r>
+              <w:t>0</w:t>
+            </w:r>
+          </w:p>
+        </w:tc>
+      </w:tr>
+      <w:tr>
+        <w:tc>
+          <w:tcPr>
+            <w:tcW w:w="559" w:type="dxa"/>
+          </w:tcPr>
+          <w:p>
+            <w:pPr>
+              <w:jc w:val="center"/>
+              <w:rPr>
+                <w:lang w:val="en-US"/>
+              </w:rPr>
+            </w:pPr>
+            <w:r>
+              <w:rPr>
+                <w:lang w:val="en-US"/>
+              </w:rPr>
+              <w:t>1</w:t>
+            </w:r>
+          </w:p>
+        </w:tc>
+        <w:tc>
+          <w:tcPr>
+            <w:tcW w:w="560" w:type="dxa"/>
+          </w:tcPr>
+          <w:p>
+            <w:pPr>
+              <w:jc w:val="center"/>
+              <w:rPr>
+                <w:lang w:val="en-US"/>
+              </w:rPr>
+            </w:pPr>
+            <w:r>
+              <w:rPr>
+                <w:lang w:val="en-US"/>
+              </w:rPr>
+              <w:t>0</w:t>
+            </w:r>
+          </w:p>
+        </w:tc>
+        <w:tc>
+          <w:tcPr>
+            <w:tcW w:w="560" w:type="dxa"/>
+          </w:tcPr>
+          <w:p>
+            <w:pPr>
+              <w:jc w:val="center"/>
+              <w:rPr>
+                <w:lang w:val="en-US"/>
+              </w:rPr>
+            </w:pPr>
+            <w:r>
+              <w:rPr>
+                <w:lang w:val="en-US"/>
+              </w:rPr>
+              <w:t>0</w:t>
+            </w:r>
+          </w:p>
+        </w:tc>
+        <w:tc>
+          <w:tcPr>
+            <w:tcW w:w="560" w:type="dxa"/>
+          </w:tcPr>
+          <w:p>
+            <w:pPr>
+              <w:jc w:val="center"/>
+              <w:rPr>
+                <w:lang w:val="en-US"/>
+              </w:rPr>
+            </w:pPr>
+            <w:r>
+              <w:rPr>
+                <w:lang w:val="en-US"/>
+              </w:rPr>
+              <w:t>0</w:t>
+            </w:r>
+          </w:p>
+        </w:tc>
+        <w:tc>
+          <w:tcPr>
+            <w:tcW w:w="560" w:type="dxa"/>
+            <w:shd w:val="clear" w:color="auto" w:fill="92D050"/>
+          </w:tcPr>
+          <w:p>
+            <w:pPr>
+              <w:jc w:val="center"/>
+            </w:pPr>
+            <w:r>
+              <w:t>0</w:t>
+            </w:r>
+          </w:p>
+        </w:tc>
+        <w:tc>
+          <w:tcPr>
+            <w:tcW w:w="560" w:type="dxa"/>
+            <w:shd w:val="clear" w:color="auto" w:fill="92D050"/>
+          </w:tcPr>
+          <w:p>
+            <w:pPr>
+              <w:jc w:val="center"/>
+            </w:pPr>
+            <w:r>
+              <w:t>0</w:t>
+            </w:r>
+          </w:p>
+        </w:tc>
+        <w:tc>
+          <w:tcPr>
+            <w:tcW w:w="560" w:type="dxa"/>
+            <w:shd w:val="clear" w:color="auto" w:fill="92D050"/>
+          </w:tcPr>
+          <w:p>
+            <w:pPr>
+              <w:jc w:val="center"/>
+            </w:pPr>
+            <w:r>
+              <w:t>0</w:t>
+            </w:r>
+          </w:p>
+        </w:tc>
+        <w:tc>
+          <w:tcPr>
+            <w:tcW w:w="560" w:type="dxa"/>
+            <w:shd w:val="clear" w:color="auto" w:fill="92D050"/>
+          </w:tcPr>
+          <w:p>
+            <w:pPr>
+              <w:jc w:val="center"/>
+            </w:pPr>
+            <w:r>
+              <w:t>0</w:t>
+            </w:r>
+          </w:p>
+        </w:tc>
+        <w:tc>
+          <w:tcPr>
+            <w:tcW w:w="560" w:type="dxa"/>
+            <w:shd w:val="clear" w:color="auto" w:fill="92D050"/>
+          </w:tcPr>
+          <w:p>
+            <w:pPr>
+              <w:jc w:val="center"/>
+            </w:pPr>
+            <w:r>
+              <w:t>0</w:t>
+            </w:r>
+          </w:p>
+        </w:tc>
+        <w:tc>
+          <w:tcPr>
+            <w:tcW w:w="560" w:type="dxa"/>
+            <w:shd w:val="clear" w:color="auto" w:fill="92D050"/>
+          </w:tcPr>
+          <w:p>
+            <w:pPr>
+              <w:jc w:val="center"/>
+            </w:pPr>
+            <w:r>
+              <w:t>0</w:t>
+            </w:r>
+          </w:p>
+        </w:tc>
+        <w:tc>
+          <w:tcPr>
+            <w:tcW w:w="560" w:type="dxa"/>
+            <w:shd w:val="clear" w:color="auto" w:fill="92D050"/>
+          </w:tcPr>
+          <w:p>
+            <w:pPr>
+              <w:jc w:val="center"/>
+            </w:pPr>
+            <w:r>
+              <w:t>0</w:t>
+            </w:r>
+          </w:p>
+        </w:tc>
+        <w:tc>
+          <w:tcPr>
+            <w:tcW w:w="560" w:type="dxa"/>
+            <w:shd w:val="clear" w:color="auto" w:fill="92D050"/>
+          </w:tcPr>
+          <w:p>
+            <w:pPr>
+              <w:jc w:val="center"/>
+            </w:pPr>
+            <w:r>
+              <w:t>0</w:t>
+            </w:r>
+          </w:p>
+        </w:tc>
+        <w:tc>
+          <w:tcPr>
+            <w:tcW w:w="560" w:type="dxa"/>
+            <w:shd w:val="clear" w:color="auto" w:fill="C00000"/>
+          </w:tcPr>
+          <w:p>
+            <w:pPr>
+              <w:jc w:val="center"/>
+              <w:rPr>
+                <w:b/>
+              </w:rPr>
+            </w:pPr>
+            <w:r>
+              <w:rPr>
+                <w:b/>
+              </w:rPr>
+              <w:t>1</w:t>
+            </w:r>
+          </w:p>
+        </w:tc>
+        <w:tc>
+          <w:tcPr>
+            <w:tcW w:w="560" w:type="dxa"/>
+            <w:shd w:val="clear" w:color="auto" w:fill="92D050"/>
+          </w:tcPr>
+          <w:p>
+            <w:pPr>
+              <w:jc w:val="center"/>
+            </w:pPr>
+            <w:r>
+              <w:t>0</w:t>
+            </w:r>
+          </w:p>
+        </w:tc>
+        <w:tc>
+          <w:tcPr>
+            <w:tcW w:w="560" w:type="dxa"/>
+            <w:shd w:val="clear" w:color="auto" w:fill="92D050"/>
+          </w:tcPr>
+          <w:p>
+            <w:pPr>
+              <w:jc w:val="center"/>
+            </w:pPr>
+            <w:r>
+              <w:t>0</w:t>
+            </w:r>
+          </w:p>
+        </w:tc>
+        <w:tc>
+          <w:tcPr>
+            <w:tcW w:w="560" w:type="dxa"/>
+            <w:shd w:val="clear" w:color="auto" w:fill="92D050"/>
+          </w:tcPr>
+          <w:p>
+            <w:pPr>
+              <w:jc w:val="center"/>
+            </w:pPr>
+            <w:r>
+              <w:t>0</w:t>
+            </w:r>
+          </w:p>
+        </w:tc>
+        <w:tc>
+          <w:tcPr>
+            <w:tcW w:w="560" w:type="dxa"/>
+            <w:shd w:val="clear" w:color="auto" w:fill="92D050"/>
+          </w:tcPr>
+          <w:p>
+            <w:pPr>
+              <w:jc w:val="center"/>
+            </w:pPr>
+            <w:r>
+              <w:t>0</w:t>
+            </w:r>
+          </w:p>
+        </w:tc>
+        <w:tc>
+          <w:tcPr>
+            <w:tcW w:w="560" w:type="dxa"/>
+            <w:shd w:val="clear" w:color="auto" w:fill="92D050"/>
+          </w:tcPr>
+          <w:p>
+            <w:pPr>
+              <w:jc w:val="center"/>
+            </w:pPr>
+            <w:r>
+              <w:t>0</w:t>
+            </w:r>
+          </w:p>
+        </w:tc>
+        <w:tc>
+          <w:tcPr>
+            <w:tcW w:w="560" w:type="dxa"/>
+            <w:shd w:val="clear" w:color="auto" w:fill="92D050"/>
+          </w:tcPr>
+          <w:p>
+            <w:pPr>
+              <w:jc w:val="center"/>
+            </w:pPr>
+            <w:r>
+              <w:t>0</w:t>
+            </w:r>
+          </w:p>
+        </w:tc>
+        <w:tc>
+          <w:tcPr>
+            <w:tcW w:w="560" w:type="dxa"/>
+            <w:shd w:val="clear" w:color="auto" w:fill="92D050"/>
+          </w:tcPr>
+          <w:p>
+            <w:pPr>
+              <w:jc w:val="center"/>
+            </w:pPr>
+            <w:r>
+              <w:t>0</w:t>
+            </w:r>
+          </w:p>
+        </w:tc>
+      </w:tr>
+      <w:tr>
+        <w:tc>
+          <w:tcPr>
+            <w:tcW w:w="559" w:type="dxa"/>
+          </w:tcPr>
+          <w:p>
+            <w:pPr>
+              <w:jc w:val="center"/>
+              <w:rPr>
+                <w:lang w:val="en-US"/>
+              </w:rPr>
+            </w:pPr>
+            <w:r>
+              <w:rPr>
+                <w:lang w:val="en-US"/>
+              </w:rPr>
+              <w:t>1</w:t>
+            </w:r>
+          </w:p>
+        </w:tc>
+        <w:tc>
+          <w:tcPr>
+            <w:tcW w:w="560" w:type="dxa"/>
+          </w:tcPr>
+          <w:p>
+            <w:pPr>
+              <w:jc w:val="center"/>
+              <w:rPr>
+                <w:lang w:val="en-US"/>
+              </w:rPr>
+            </w:pPr>
+            <w:r>
+              <w:rPr>
+                <w:lang w:val="en-US"/>
+              </w:rPr>
+              <w:t>0</w:t>
+            </w:r>
+          </w:p>
+        </w:tc>
+        <w:tc>
+          <w:tcPr>
+            <w:tcW w:w="560" w:type="dxa"/>
+          </w:tcPr>
+          <w:p>
+            <w:pPr>
+              <w:jc w:val="center"/>
+              <w:rPr>
+                <w:lang w:val="en-US"/>
+              </w:rPr>
+            </w:pPr>
+            <w:r>
+              <w:rPr>
+                <w:lang w:val="en-US"/>
+              </w:rPr>
+              <w:t>0</w:t>
+            </w:r>
+          </w:p>
+        </w:tc>
+        <w:tc>
+          <w:tcPr>
+            <w:tcW w:w="560" w:type="dxa"/>
+          </w:tcPr>
+          <w:p>
+            <w:pPr>
+              <w:jc w:val="center"/>
+              <w:rPr>
+                <w:lang w:val="en-US"/>
+              </w:rPr>
+            </w:pPr>
+            <w:r>
+              <w:rPr>
+                <w:lang w:val="en-US"/>
+              </w:rPr>
+              <w:t>1</w:t>
+            </w:r>
+          </w:p>
+        </w:tc>
+        <w:tc>
+          <w:tcPr>
+            <w:tcW w:w="560" w:type="dxa"/>
+            <w:shd w:val="clear" w:color="auto" w:fill="92D050"/>
+          </w:tcPr>
+          <w:p>
+            <w:pPr>
+              <w:jc w:val="center"/>
+            </w:pPr>
+            <w:r>
+              <w:t>0</w:t>
+            </w:r>
+          </w:p>
+        </w:tc>
+        <w:tc>
+          <w:tcPr>
+            <w:tcW w:w="560" w:type="dxa"/>
+            <w:shd w:val="clear" w:color="auto" w:fill="92D050"/>
+          </w:tcPr>
+          <w:p>
+            <w:pPr>
+              <w:jc w:val="center"/>
+            </w:pPr>
+            <w:r>
+              <w:t>0</w:t>
+            </w:r>
+          </w:p>
+        </w:tc>
+        <w:tc>
+          <w:tcPr>
+            <w:tcW w:w="560" w:type="dxa"/>
+            <w:shd w:val="clear" w:color="auto" w:fill="92D050"/>
+          </w:tcPr>
+          <w:p>
+            <w:pPr>
+              <w:jc w:val="center"/>
+            </w:pPr>
+            <w:r>
+              <w:t>0</w:t>
+            </w:r>
+          </w:p>
+        </w:tc>
+        <w:tc>
+          <w:tcPr>
+            <w:tcW w:w="560" w:type="dxa"/>
+            <w:shd w:val="clear" w:color="auto" w:fill="92D050"/>
+          </w:tcPr>
+          <w:p>
+            <w:pPr>
+              <w:jc w:val="center"/>
+            </w:pPr>
+            <w:r>
+              <w:t>0</w:t>
+            </w:r>
+          </w:p>
+        </w:tc>
+        <w:tc>
+          <w:tcPr>
+            <w:tcW w:w="560" w:type="dxa"/>
+            <w:shd w:val="clear" w:color="auto" w:fill="92D050"/>
+          </w:tcPr>
+          <w:p>
+            <w:pPr>
+              <w:jc w:val="center"/>
+            </w:pPr>
+            <w:r>
+              <w:t>0</w:t>
+            </w:r>
+          </w:p>
+        </w:tc>
+        <w:tc>
+          <w:tcPr>
+            <w:tcW w:w="560" w:type="dxa"/>
+            <w:shd w:val="clear" w:color="auto" w:fill="92D050"/>
+          </w:tcPr>
+          <w:p>
+            <w:pPr>
+              <w:jc w:val="center"/>
+            </w:pPr>
+            <w:r>
+              <w:t>0</w:t>
+            </w:r>
+          </w:p>
+        </w:tc>
+        <w:tc>
+          <w:tcPr>
+            <w:tcW w:w="560" w:type="dxa"/>
+            <w:shd w:val="clear" w:color="auto" w:fill="92D050"/>
+          </w:tcPr>
+          <w:p>
+            <w:pPr>
+              <w:jc w:val="center"/>
+            </w:pPr>
+            <w:r>
+              <w:t>0</w:t>
+            </w:r>
+          </w:p>
+        </w:tc>
+        <w:tc>
+          <w:tcPr>
+            <w:tcW w:w="560" w:type="dxa"/>
+            <w:shd w:val="clear" w:color="auto" w:fill="92D050"/>
+          </w:tcPr>
+          <w:p>
+            <w:pPr>
+              <w:jc w:val="center"/>
+            </w:pPr>
+            <w:r>
+              <w:t>0</w:t>
+            </w:r>
+          </w:p>
+        </w:tc>
+        <w:tc>
+          <w:tcPr>
+            <w:tcW w:w="560" w:type="dxa"/>
+            <w:shd w:val="clear" w:color="auto" w:fill="92D050"/>
+          </w:tcPr>
+          <w:p>
+            <w:pPr>
+              <w:jc w:val="center"/>
+            </w:pPr>
+            <w:r>
+              <w:t>0</w:t>
+            </w:r>
+          </w:p>
+        </w:tc>
+        <w:tc>
+          <w:tcPr>
+            <w:tcW w:w="560" w:type="dxa"/>
+            <w:shd w:val="clear" w:color="auto" w:fill="C00000"/>
+          </w:tcPr>
+          <w:p>
+            <w:pPr>
+              <w:jc w:val="center"/>
+              <w:rPr>
+                <w:b/>
+              </w:rPr>
+            </w:pPr>
+            <w:r>
+              <w:rPr>
+                <w:b/>
+              </w:rPr>
+              <w:t>1</w:t>
+            </w:r>
+          </w:p>
+        </w:tc>
+        <w:tc>
+          <w:tcPr>
+            <w:tcW w:w="560" w:type="dxa"/>
+            <w:shd w:val="clear" w:color="auto" w:fill="92D050"/>
+          </w:tcPr>
+          <w:p>
+            <w:pPr>
+              <w:jc w:val="center"/>
+            </w:pPr>
+            <w:r>
+              <w:t>0</w:t>
+            </w:r>
+          </w:p>
+        </w:tc>
+        <w:tc>
+          <w:tcPr>
+            <w:tcW w:w="560" w:type="dxa"/>
+            <w:shd w:val="clear" w:color="auto" w:fill="92D050"/>
+          </w:tcPr>
+          <w:p>
+            <w:pPr>
+              <w:jc w:val="center"/>
+            </w:pPr>
+            <w:r>
+              <w:t>0</w:t>
+            </w:r>
+          </w:p>
+        </w:tc>
+        <w:tc>
+          <w:tcPr>
+            <w:tcW w:w="560" w:type="dxa"/>
+            <w:shd w:val="clear" w:color="auto" w:fill="92D050"/>
+          </w:tcPr>
+          <w:p>
+            <w:pPr>
+              <w:jc w:val="center"/>
+            </w:pPr>
+            <w:r>
+              <w:t>0</w:t>
+            </w:r>
+          </w:p>
+        </w:tc>
+        <w:tc>
+          <w:tcPr>
+            <w:tcW w:w="560" w:type="dxa"/>
+            <w:shd w:val="clear" w:color="auto" w:fill="92D050"/>
+          </w:tcPr>
+          <w:p>
+            <w:pPr>
+              <w:jc w:val="center"/>
+            </w:pPr>
+            <w:r>
+              <w:t>0</w:t>
+            </w:r>
+          </w:p>
+        </w:tc>
+        <w:tc>
+          <w:tcPr>
+            <w:tcW w:w="560" w:type="dxa"/>
+            <w:shd w:val="clear" w:color="auto" w:fill="92D050"/>
+          </w:tcPr>
+          <w:p>
+            <w:pPr>
+              <w:jc w:val="center"/>
+            </w:pPr>
+            <w:r>
+              <w:t>0</w:t>
+            </w:r>
+          </w:p>
+        </w:tc>
+        <w:tc>
+          <w:tcPr>
+            <w:tcW w:w="560" w:type="dxa"/>
+            <w:shd w:val="clear" w:color="auto" w:fill="92D050"/>
+          </w:tcPr>
+          <w:p>
+            <w:pPr>
+              <w:jc w:val="center"/>
+              <w:rPr>
+                <w:lang w:val="en-US"/>
+              </w:rPr>
+            </w:pPr>
+            <w:r>
+              <w:t>0</w:t>
+            </w:r>
+          </w:p>
+        </w:tc>
+      </w:tr>
+      <w:tr>
+        <w:tc>
+          <w:tcPr>
+            <w:tcW w:w="559" w:type="dxa"/>
+          </w:tcPr>
+          <w:p>
+            <w:pPr>
+              <w:jc w:val="center"/>
+              <w:rPr>
+                <w:lang w:val="en-US"/>
+              </w:rPr>
+            </w:pPr>
+            <w:r>
+              <w:rPr>
+                <w:lang w:val="en-US"/>
+              </w:rPr>
+              <w:t>1</w:t>
+            </w:r>
+          </w:p>
+        </w:tc>
+        <w:tc>
+          <w:tcPr>
+            <w:tcW w:w="560" w:type="dxa"/>
+          </w:tcPr>
+          <w:p>
+            <w:pPr>
+              <w:jc w:val="center"/>
+              <w:rPr>
+                <w:lang w:val="en-US"/>
+              </w:rPr>
+            </w:pPr>
+            <w:r>
+              <w:rPr>
+                <w:lang w:val="en-US"/>
+              </w:rPr>
+              <w:t>0</w:t>
+            </w:r>
+          </w:p>
+        </w:tc>
+        <w:tc>
+          <w:tcPr>
+            <w:tcW w:w="560" w:type="dxa"/>
+          </w:tcPr>
+          <w:p>
+            <w:pPr>
+              <w:jc w:val="center"/>
+              <w:rPr>
+                <w:lang w:val="en-US"/>
+              </w:rPr>
+            </w:pPr>
+            <w:r>
+              <w:rPr>
+                <w:lang w:val="en-US"/>
+              </w:rPr>
+              <w:t>1</w:t>
+            </w:r>
+          </w:p>
+        </w:tc>
+        <w:tc>
+          <w:tcPr>
+            <w:tcW w:w="560" w:type="dxa"/>
+          </w:tcPr>
+          <w:p>
+            <w:pPr>
+              <w:jc w:val="center"/>
+              <w:rPr>
+                <w:lang w:val="en-US"/>
+              </w:rPr>
+            </w:pPr>
+            <w:r>
+              <w:rPr>
+                <w:lang w:val="en-US"/>
+              </w:rPr>
+              <w:t>0</w:t>
+            </w:r>
+          </w:p>
+        </w:tc>
+        <w:tc>
+          <w:tcPr>
+            <w:tcW w:w="560" w:type="dxa"/>
+            <w:shd w:val="clear" w:color="auto" w:fill="92D050"/>
+          </w:tcPr>
+          <w:p>
+            <w:pPr>
+              <w:jc w:val="center"/>
+            </w:pPr>
+            <w:r>
+              <w:t>0</w:t>
+            </w:r>
+          </w:p>
+        </w:tc>
+        <w:tc>
+          <w:tcPr>
+            <w:tcW w:w="560" w:type="dxa"/>
+            <w:shd w:val="clear" w:color="auto" w:fill="92D050"/>
+          </w:tcPr>
+          <w:p>
+            <w:pPr>
+              <w:jc w:val="center"/>
+            </w:pPr>
+            <w:r>
+              <w:t>0</w:t>
+            </w:r>
+          </w:p>
+        </w:tc>
+        <w:tc>
+          <w:tcPr>
+            <w:tcW w:w="560" w:type="dxa"/>
+            <w:shd w:val="clear" w:color="auto" w:fill="92D050"/>
+          </w:tcPr>
+          <w:p>
+            <w:pPr>
+              <w:jc w:val="center"/>
+            </w:pPr>
+            <w:r>
+              <w:t>0</w:t>
+            </w:r>
+          </w:p>
+        </w:tc>
+        <w:tc>
+          <w:tcPr>
+            <w:tcW w:w="560" w:type="dxa"/>
+            <w:shd w:val="clear" w:color="auto" w:fill="92D050"/>
+          </w:tcPr>
+          <w:p>
+            <w:pPr>
+              <w:jc w:val="center"/>
+            </w:pPr>
+            <w:r>
+              <w:t>0</w:t>
+            </w:r>
+          </w:p>
+        </w:tc>
+        <w:tc>
+          <w:tcPr>
+            <w:tcW w:w="560" w:type="dxa"/>
+            <w:shd w:val="clear" w:color="auto" w:fill="92D050"/>
+          </w:tcPr>
+          <w:p>
+            <w:pPr>
+              <w:jc w:val="center"/>
+            </w:pPr>
+            <w:r>
+              <w:t>0</w:t>
+            </w:r>
+          </w:p>
+        </w:tc>
+        <w:tc>
+          <w:tcPr>
+            <w:tcW w:w="560" w:type="dxa"/>
+            <w:shd w:val="clear" w:color="auto" w:fill="92D050"/>
+          </w:tcPr>
+          <w:p>
+            <w:pPr>
+              <w:jc w:val="center"/>
+            </w:pPr>
+            <w:r>
+              <w:t>0</w:t>
+            </w:r>
+          </w:p>
+        </w:tc>
+        <w:tc>
+          <w:tcPr>
+            <w:tcW w:w="560" w:type="dxa"/>
+            <w:shd w:val="clear" w:color="auto" w:fill="92D050"/>
+          </w:tcPr>
+          <w:p>
+            <w:pPr>
+              <w:jc w:val="center"/>
+            </w:pPr>
+            <w:r>
+              <w:t>0</w:t>
+            </w:r>
+          </w:p>
+        </w:tc>
+        <w:tc>
+          <w:tcPr>
+            <w:tcW w:w="560" w:type="dxa"/>
+            <w:shd w:val="clear" w:color="auto" w:fill="92D050"/>
+          </w:tcPr>
+          <w:p>
+            <w:pPr>
+              <w:jc w:val="center"/>
+            </w:pPr>
+            <w:r>
+              <w:t>0</w:t>
+            </w:r>
+          </w:p>
+        </w:tc>
+        <w:tc>
+          <w:tcPr>
+            <w:tcW w:w="560" w:type="dxa"/>
+            <w:shd w:val="clear" w:color="auto" w:fill="92D050"/>
+          </w:tcPr>
+          <w:p>
+            <w:pPr>
+              <w:jc w:val="center"/>
+            </w:pPr>
+            <w:r>
+              <w:t>0</w:t>
+            </w:r>
+          </w:p>
+        </w:tc>
+        <w:tc>
+          <w:tcPr>
+            <w:tcW w:w="560" w:type="dxa"/>
+            <w:shd w:val="clear" w:color="auto" w:fill="92D050"/>
+          </w:tcPr>
+          <w:p>
+            <w:pPr>
+              <w:jc w:val="center"/>
+            </w:pPr>
+            <w:r>
+              <w:t>0</w:t>
+            </w:r>
+          </w:p>
+        </w:tc>
+        <w:tc>
+          <w:tcPr>
+            <w:tcW w:w="560" w:type="dxa"/>
+            <w:shd w:val="clear" w:color="auto" w:fill="C00000"/>
+          </w:tcPr>
+          <w:p>
+            <w:pPr>
+              <w:jc w:val="center"/>
+              <w:rPr>
+                <w:b/>
+              </w:rPr>
+            </w:pPr>
+            <w:r>
+              <w:rPr>
+                <w:b/>
+              </w:rPr>
+              <w:t>1</w:t>
+            </w:r>
+          </w:p>
+        </w:tc>
+        <w:tc>
+          <w:tcPr>
+            <w:tcW w:w="560" w:type="dxa"/>
+            <w:shd w:val="clear" w:color="auto" w:fill="92D050"/>
+          </w:tcPr>
+          <w:p>
+            <w:pPr>
+              <w:jc w:val="center"/>
+            </w:pPr>
+            <w:r>
+              <w:t>0</w:t>
+            </w:r>
+          </w:p>
+        </w:tc>
+        <w:tc>
+          <w:tcPr>
+            <w:tcW w:w="560" w:type="dxa"/>
+            <w:shd w:val="clear" w:color="auto" w:fill="92D050"/>
+          </w:tcPr>
+          <w:p>
+            <w:pPr>
+              <w:jc w:val="center"/>
+            </w:pPr>
+            <w:r>
+              <w:t>0</w:t>
+            </w:r>
+          </w:p>
+        </w:tc>
+        <w:tc>
+          <w:tcPr>
+            <w:tcW w:w="560" w:type="dxa"/>
+            <w:shd w:val="clear" w:color="auto" w:fill="92D050"/>
+          </w:tcPr>
+          <w:p>
+            <w:pPr>
+              <w:jc w:val="center"/>
+            </w:pPr>
+            <w:r>
+              <w:t>0</w:t>
+            </w:r>
+          </w:p>
+        </w:tc>
+        <w:tc>
+          <w:tcPr>
+            <w:tcW w:w="560" w:type="dxa"/>
+            <w:shd w:val="clear" w:color="auto" w:fill="92D050"/>
+          </w:tcPr>
+          <w:p>
+            <w:pPr>
+              <w:jc w:val="center"/>
+            </w:pPr>
+            <w:r>
+              <w:t>0</w:t>
+            </w:r>
+          </w:p>
+        </w:tc>
+        <w:tc>
+          <w:tcPr>
+            <w:tcW w:w="560" w:type="dxa"/>
+            <w:shd w:val="clear" w:color="auto" w:fill="92D050"/>
+          </w:tcPr>
+          <w:p>
+            <w:pPr>
+              <w:jc w:val="center"/>
+            </w:pPr>
+            <w:r>
+              <w:t>0</w:t>
+            </w:r>
+          </w:p>
+        </w:tc>
+      </w:tr>
+      <w:tr>
+        <w:tc>
+          <w:tcPr>
+            <w:tcW w:w="559" w:type="dxa"/>
+          </w:tcPr>
+          <w:p>
+            <w:pPr>
+              <w:jc w:val="center"/>
+              <w:rPr>
+                <w:lang w:val="en-US"/>
+              </w:rPr>
+            </w:pPr>
+            <w:r>
+              <w:rPr>
+                <w:lang w:val="en-US"/>
+              </w:rPr>
+              <w:t>1</w:t>
+            </w:r>
+          </w:p>
+        </w:tc>
+        <w:tc>
+          <w:tcPr>
+            <w:tcW w:w="560" w:type="dxa"/>
+          </w:tcPr>
+          <w:p>
+            <w:pPr>
+              <w:jc w:val="center"/>
+              <w:rPr>
+                <w:lang w:val="en-US"/>
+              </w:rPr>
+            </w:pPr>
+            <w:r>
+              <w:rPr>
+                <w:lang w:val="en-US"/>
+              </w:rPr>
+              <w:t>0</w:t>
+            </w:r>
+          </w:p>
+        </w:tc>
+        <w:tc>
+          <w:tcPr>
+            <w:tcW w:w="560" w:type="dxa"/>
+          </w:tcPr>
+          <w:p>
+            <w:pPr>
+              <w:jc w:val="center"/>
+              <w:rPr>
+                <w:lang w:val="en-US"/>
+              </w:rPr>
+            </w:pPr>
+            <w:r>
+              <w:rPr>
+                <w:lang w:val="en-US"/>
+              </w:rPr>
+              <w:t>1</w:t>
+            </w:r>
+          </w:p>
+        </w:tc>
+        <w:tc>
+          <w:tcPr>
+            <w:tcW w:w="560" w:type="dxa"/>
+          </w:tcPr>
+          <w:p>
+            <w:pPr>
+              <w:jc w:val="center"/>
+              <w:rPr>
+                <w:lang w:val="en-US"/>
+              </w:rPr>
+            </w:pPr>
+            <w:r>
+              <w:rPr>
+                <w:lang w:val="en-US"/>
+              </w:rPr>
+              <w:t>1</w:t>
+            </w:r>
+          </w:p>
+        </w:tc>
+        <w:tc>
+          <w:tcPr>
+            <w:tcW w:w="560" w:type="dxa"/>
+            <w:shd w:val="clear" w:color="auto" w:fill="92D050"/>
+          </w:tcPr>
+          <w:p>
+            <w:pPr>
+              <w:jc w:val="center"/>
+            </w:pPr>
+            <w:r>
+              <w:t>0</w:t>
+            </w:r>
+          </w:p>
+        </w:tc>
+        <w:tc>
+          <w:tcPr>
+            <w:tcW w:w="560" w:type="dxa"/>
+            <w:shd w:val="clear" w:color="auto" w:fill="92D050"/>
+          </w:tcPr>
+          <w:p>
+            <w:pPr>
+              <w:jc w:val="center"/>
+            </w:pPr>
+            <w:r>
+              <w:t>0</w:t>
+            </w:r>
+          </w:p>
+        </w:tc>
+        <w:tc>
+          <w:tcPr>
+            <w:tcW w:w="560" w:type="dxa"/>
+            <w:shd w:val="clear" w:color="auto" w:fill="92D050"/>
+          </w:tcPr>
+          <w:p>
+            <w:pPr>
+              <w:jc w:val="center"/>
+            </w:pPr>
+            <w:r>
+              <w:t>0</w:t>
+            </w:r>
+          </w:p>
+        </w:tc>
+        <w:tc>
+          <w:tcPr>
+            <w:tcW w:w="560" w:type="dxa"/>
+            <w:shd w:val="clear" w:color="auto" w:fill="92D050"/>
+          </w:tcPr>
+          <w:p>
+            <w:pPr>
+              <w:jc w:val="center"/>
+            </w:pPr>
+            <w:r>
+              <w:t>0</w:t>
+            </w:r>
+          </w:p>
+        </w:tc>
+        <w:tc>
+          <w:tcPr>
+            <w:tcW w:w="560" w:type="dxa"/>
+            <w:shd w:val="clear" w:color="auto" w:fill="92D050"/>
+          </w:tcPr>
+          <w:p>
+            <w:pPr>
+              <w:jc w:val="center"/>
+            </w:pPr>
+            <w:r>
+              <w:t>0</w:t>
+            </w:r>
+          </w:p>
+        </w:tc>
+        <w:tc>
+          <w:tcPr>
+            <w:tcW w:w="560" w:type="dxa"/>
+            <w:shd w:val="clear" w:color="auto" w:fill="92D050"/>
+          </w:tcPr>
+          <w:p>
+            <w:pPr>
+              <w:jc w:val="center"/>
+            </w:pPr>
+            <w:r>
+              <w:t>0</w:t>
+            </w:r>
+          </w:p>
+        </w:tc>
+        <w:tc>
+          <w:tcPr>
+            <w:tcW w:w="560" w:type="dxa"/>
+            <w:shd w:val="clear" w:color="auto" w:fill="92D050"/>
+          </w:tcPr>
+          <w:p>
+            <w:pPr>
+              <w:jc w:val="center"/>
+            </w:pPr>
+            <w:r>
+              <w:t>0</w:t>
+            </w:r>
+          </w:p>
+        </w:tc>
+        <w:tc>
+          <w:tcPr>
+            <w:tcW w:w="560" w:type="dxa"/>
+            <w:shd w:val="clear" w:color="auto" w:fill="92D050"/>
+          </w:tcPr>
+          <w:p>
+            <w:pPr>
+              <w:jc w:val="center"/>
+            </w:pPr>
+            <w:r>
+              <w:t>0</w:t>
+            </w:r>
+          </w:p>
+        </w:tc>
+        <w:tc>
+          <w:tcPr>
+            <w:tcW w:w="560" w:type="dxa"/>
+            <w:shd w:val="clear" w:color="auto" w:fill="92D050"/>
+          </w:tcPr>
+          <w:p>
+            <w:pPr>
+              <w:jc w:val="center"/>
+            </w:pPr>
+            <w:r>
+              <w:t>0</w:t>
+            </w:r>
+          </w:p>
+        </w:tc>
+        <w:tc>
+          <w:tcPr>
+            <w:tcW w:w="560" w:type="dxa"/>
+            <w:shd w:val="clear" w:color="auto" w:fill="92D050"/>
+          </w:tcPr>
+          <w:p>
+            <w:pPr>
+              <w:jc w:val="center"/>
+            </w:pPr>
+            <w:r>
+              <w:t>0</w:t>
+            </w:r>
+          </w:p>
+        </w:tc>
+        <w:tc>
+          <w:tcPr>
+            <w:tcW w:w="560" w:type="dxa"/>
+            <w:shd w:val="clear" w:color="auto" w:fill="92D050"/>
+          </w:tcPr>
+          <w:p>
+            <w:pPr>
+              <w:jc w:val="center"/>
+            </w:pPr>
+            <w:r>
+              <w:t>0</w:t>
+            </w:r>
+          </w:p>
+        </w:tc>
+        <w:tc>
+          <w:tcPr>
+            <w:tcW w:w="560" w:type="dxa"/>
+            <w:shd w:val="clear" w:color="auto" w:fill="C00000"/>
+          </w:tcPr>
+          <w:p>
+            <w:pPr>
+              <w:jc w:val="center"/>
+              <w:rPr>
+                <w:b/>
+              </w:rPr>
+            </w:pPr>
+            <w:r>
+              <w:rPr>
+                <w:b/>
+              </w:rPr>
+              <w:t>1</w:t>
+            </w:r>
+          </w:p>
+        </w:tc>
+        <w:tc>
+          <w:tcPr>
+            <w:tcW w:w="560" w:type="dxa"/>
+            <w:shd w:val="clear" w:color="auto" w:fill="92D050"/>
+          </w:tcPr>
+          <w:p>
+            <w:pPr>
+              <w:jc w:val="center"/>
+            </w:pPr>
+            <w:r>
+              <w:t>0</w:t>
+            </w:r>
+          </w:p>
+        </w:tc>
+        <w:tc>
+          <w:tcPr>
+            <w:tcW w:w="560" w:type="dxa"/>
+            <w:shd w:val="clear" w:color="auto" w:fill="92D050"/>
+          </w:tcPr>
+          <w:p>
+            <w:pPr>
+              <w:jc w:val="center"/>
+            </w:pPr>
+            <w:r>
+              <w:t>0</w:t>
+            </w:r>
+          </w:p>
+        </w:tc>
+        <w:tc>
+          <w:tcPr>
+            <w:tcW w:w="560" w:type="dxa"/>
+            <w:shd w:val="clear" w:color="auto" w:fill="92D050"/>
+          </w:tcPr>
+          <w:p>
+            <w:pPr>
+              <w:jc w:val="center"/>
+            </w:pPr>
+            <w:r>
+              <w:t>0</w:t>
+            </w:r>
+          </w:p>
+        </w:tc>
+        <w:tc>
+          <w:tcPr>
+            <w:tcW w:w="560" w:type="dxa"/>
+            <w:shd w:val="clear" w:color="auto" w:fill="92D050"/>
+          </w:tcPr>
+          <w:p>
+            <w:pPr>
+              <w:jc w:val="center"/>
+            </w:pPr>
+            <w:r>
+              <w:t>0</w:t>
+            </w:r>
+          </w:p>
+        </w:tc>
+      </w:tr>
+      <w:tr>
+        <w:tc>
+          <w:tcPr>
+            <w:tcW w:w="559" w:type="dxa"/>
+          </w:tcPr>
+          <w:p>
+            <w:pPr>
+              <w:jc w:val="center"/>
+              <w:rPr>
+                <w:lang w:val="en-US"/>
+              </w:rPr>
+            </w:pPr>
+            <w:r>
+              <w:rPr>
+                <w:lang w:val="en-US"/>
+              </w:rPr>
+              <w:t>1</w:t>
+            </w:r>
+          </w:p>
+        </w:tc>
+        <w:tc>
+          <w:tcPr>
+            <w:tcW w:w="560" w:type="dxa"/>
+          </w:tcPr>
+          <w:p>
+            <w:pPr>
+              <w:jc w:val="center"/>
+              <w:rPr>
+                <w:lang w:val="en-US"/>
+              </w:rPr>
+            </w:pPr>
+            <w:r>
+              <w:rPr>
+                <w:lang w:val="en-US"/>
+              </w:rPr>
+              <w:t>1</w:t>
+            </w:r>
+          </w:p>
+        </w:tc>
+        <w:tc>
+          <w:tcPr>
+            <w:tcW w:w="560" w:type="dxa"/>
+          </w:tcPr>
+          <w:p>
+            <w:pPr>
+              <w:jc w:val="center"/>
+              <w:rPr>
+                <w:lang w:val="en-US"/>
+              </w:rPr>
+            </w:pPr>
+            <w:r>
+              <w:rPr>
+                <w:lang w:val="en-US"/>
+              </w:rPr>
+              <w:t>0</w:t>
+            </w:r>
+          </w:p>
+        </w:tc>
+        <w:tc>
+          <w:tcPr>
+            <w:tcW w:w="560" w:type="dxa"/>
+          </w:tcPr>
+          <w:p>
+            <w:pPr>
+              <w:jc w:val="center"/>
+              <w:rPr>
+                <w:lang w:val="en-US"/>
+              </w:rPr>
+            </w:pPr>
+            <w:r>
+              <w:rPr>
+                <w:lang w:val="en-US"/>
+              </w:rPr>
+              <w:t>0</w:t>
+            </w:r>
+          </w:p>
+        </w:tc>
+        <w:tc>
+          <w:tcPr>
+            <w:tcW w:w="560" w:type="dxa"/>
+            <w:shd w:val="clear" w:color="auto" w:fill="92D050"/>
+          </w:tcPr>
+          <w:p>
+            <w:pPr>
+              <w:jc w:val="center"/>
+            </w:pPr>
+            <w:r>
+              <w:t>0</w:t>
+            </w:r>
+          </w:p>
+        </w:tc>
+        <w:tc>
+          <w:tcPr>
+            <w:tcW w:w="560" w:type="dxa"/>
+            <w:shd w:val="clear" w:color="auto" w:fill="92D050"/>
+          </w:tcPr>
+          <w:p>
+            <w:pPr>
+              <w:jc w:val="center"/>
+            </w:pPr>
+            <w:r>
+              <w:t>0</w:t>
+            </w:r>
+          </w:p>
+        </w:tc>
+        <w:tc>
+          <w:tcPr>
+            <w:tcW w:w="560" w:type="dxa"/>
+            <w:shd w:val="clear" w:color="auto" w:fill="92D050"/>
+          </w:tcPr>
+          <w:p>
+            <w:pPr>
+              <w:jc w:val="center"/>
+            </w:pPr>
+            <w:r>
+              <w:t>0</w:t>
+            </w:r>
+          </w:p>
+        </w:tc>
+        <w:tc>
+          <w:tcPr>
+            <w:tcW w:w="560" w:type="dxa"/>
+            <w:shd w:val="clear" w:color="auto" w:fill="92D050"/>
+          </w:tcPr>
+          <w:p>
+            <w:pPr>
+              <w:jc w:val="center"/>
+            </w:pPr>
+            <w:r>
+              <w:t>0</w:t>
+            </w:r>
+          </w:p>
+        </w:tc>
+        <w:tc>
+          <w:tcPr>
+            <w:tcW w:w="560" w:type="dxa"/>
+            <w:shd w:val="clear" w:color="auto" w:fill="92D050"/>
+          </w:tcPr>
+          <w:p>
+            <w:pPr>
+              <w:jc w:val="center"/>
+            </w:pPr>
+            <w:r>
+              <w:t>0</w:t>
+            </w:r>
+          </w:p>
+        </w:tc>
+        <w:tc>
+          <w:tcPr>
+            <w:tcW w:w="560" w:type="dxa"/>
+            <w:shd w:val="clear" w:color="auto" w:fill="92D050"/>
+          </w:tcPr>
+          <w:p>
+            <w:pPr>
+              <w:jc w:val="center"/>
+            </w:pPr>
+            <w:r>
+              <w:t>0</w:t>
+            </w:r>
+          </w:p>
+        </w:tc>
+        <w:tc>
+          <w:tcPr>
+            <w:tcW w:w="560" w:type="dxa"/>
+            <w:shd w:val="clear" w:color="auto" w:fill="92D050"/>
+          </w:tcPr>
+          <w:p>
+            <w:pPr>
+              <w:jc w:val="center"/>
+            </w:pPr>
+            <w:r>
+              <w:t>0</w:t>
+            </w:r>
+          </w:p>
+        </w:tc>
+        <w:tc>
+          <w:tcPr>
+            <w:tcW w:w="560" w:type="dxa"/>
+            <w:shd w:val="clear" w:color="auto" w:fill="92D050"/>
+          </w:tcPr>
+          <w:p>
+            <w:pPr>
+              <w:jc w:val="center"/>
+            </w:pPr>
+            <w:r>
+              <w:t>0</w:t>
+            </w:r>
+          </w:p>
+        </w:tc>
+        <w:tc>
+          <w:tcPr>
+            <w:tcW w:w="560" w:type="dxa"/>
+            <w:shd w:val="clear" w:color="auto" w:fill="92D050"/>
+          </w:tcPr>
+          <w:p>
+            <w:pPr>
+              <w:jc w:val="center"/>
+            </w:pPr>
+            <w:r>
+              <w:t>0</w:t>
+            </w:r>
+          </w:p>
+        </w:tc>
+        <w:tc>
+          <w:tcPr>
+            <w:tcW w:w="560" w:type="dxa"/>
+            <w:shd w:val="clear" w:color="auto" w:fill="92D050"/>
+          </w:tcPr>
+          <w:p>
+            <w:pPr>
+              <w:jc w:val="center"/>
+            </w:pPr>
+            <w:r>
+              <w:t>0</w:t>
+            </w:r>
+          </w:p>
+        </w:tc>
+        <w:tc>
+          <w:tcPr>
+            <w:tcW w:w="560" w:type="dxa"/>
+            <w:shd w:val="clear" w:color="auto" w:fill="92D050"/>
+          </w:tcPr>
+          <w:p>
+            <w:pPr>
+              <w:jc w:val="center"/>
+            </w:pPr>
+            <w:r>
+              <w:t>0</w:t>
+            </w:r>
+          </w:p>
+        </w:tc>
+        <w:tc>
+          <w:tcPr>
+            <w:tcW w:w="560" w:type="dxa"/>
+            <w:shd w:val="clear" w:color="auto" w:fill="92D050"/>
+          </w:tcPr>
+          <w:p>
+            <w:pPr>
+              <w:jc w:val="center"/>
+            </w:pPr>
+            <w:r>
+              <w:t>0</w:t>
+            </w:r>
+          </w:p>
+        </w:tc>
+        <w:tc>
+          <w:tcPr>
+            <w:tcW w:w="560" w:type="dxa"/>
+            <w:shd w:val="clear" w:color="auto" w:fill="C00000"/>
+          </w:tcPr>
+          <w:p>
+            <w:pPr>
+              <w:jc w:val="center"/>
+              <w:rPr>
+                <w:b/>
+              </w:rPr>
+            </w:pPr>
+            <w:r>
+              <w:rPr>
+                <w:b/>
+              </w:rPr>
+              <w:t>1</w:t>
+            </w:r>
+          </w:p>
+        </w:tc>
+        <w:tc>
+          <w:tcPr>
+            <w:tcW w:w="560" w:type="dxa"/>
+            <w:shd w:val="clear" w:color="auto" w:fill="92D050"/>
+          </w:tcPr>
+          <w:p>
+            <w:pPr>
+              <w:jc w:val="center"/>
+            </w:pPr>
+            <w:r>
+              <w:t>0</w:t>
+            </w:r>
+          </w:p>
+        </w:tc>
+        <w:tc>
+          <w:tcPr>
+            <w:tcW w:w="560" w:type="dxa"/>
+            <w:shd w:val="clear" w:color="auto" w:fill="92D050"/>
+          </w:tcPr>
+          <w:p>
+            <w:pPr>
+              <w:jc w:val="center"/>
+            </w:pPr>
+            <w:r>
+              <w:t>0</w:t>
+            </w:r>
+          </w:p>
+        </w:tc>
+        <w:tc>
+          <w:tcPr>
+            <w:tcW w:w="560" w:type="dxa"/>
+            <w:shd w:val="clear" w:color="auto" w:fill="92D050"/>
+          </w:tcPr>
+          <w:p>
+            <w:pPr>
+              <w:jc w:val="center"/>
+            </w:pPr>
+            <w:r>
+              <w:t>0</w:t>
+            </w:r>
+          </w:p>
+        </w:tc>
+      </w:tr>
+      <w:tr>
+        <w:tc>
+          <w:tcPr>
+            <w:tcW w:w="559" w:type="dxa"/>
+          </w:tcPr>
+          <w:p>
+            <w:pPr>
+              <w:jc w:val="center"/>
+              <w:rPr>
+                <w:lang w:val="en-US"/>
+              </w:rPr>
+            </w:pPr>
+            <w:r>
+              <w:rPr>
+                <w:lang w:val="en-US"/>
+              </w:rPr>
+              <w:t>1</w:t>
+            </w:r>
+          </w:p>
+        </w:tc>
+        <w:tc>
+          <w:tcPr>
+            <w:tcW w:w="560" w:type="dxa"/>
+          </w:tcPr>
+          <w:p>
+            <w:pPr>
+              <w:jc w:val="center"/>
+              <w:rPr>
+                <w:lang w:val="en-US"/>
+              </w:rPr>
+            </w:pPr>
+            <w:r>
+              <w:rPr>
+                <w:lang w:val="en-US"/>
+              </w:rPr>
+              <w:t>1</w:t>
+            </w:r>
+          </w:p>
+        </w:tc>
+        <w:tc>
+          <w:tcPr>
+            <w:tcW w:w="560" w:type="dxa"/>
+          </w:tcPr>
+          <w:p>
+            <w:pPr>
+              <w:jc w:val="center"/>
+              <w:rPr>
+                <w:lang w:val="en-US"/>
+              </w:rPr>
+            </w:pPr>
+            <w:r>
+              <w:rPr>
+                <w:lang w:val="en-US"/>
+              </w:rPr>
+              <w:t>0</w:t>
+            </w:r>
+          </w:p>
+        </w:tc>
+        <w:tc>
+          <w:tcPr>
+            <w:tcW w:w="560" w:type="dxa"/>
+          </w:tcPr>
+          <w:p>
+            <w:pPr>
+              <w:jc w:val="center"/>
+              <w:rPr>
+                <w:lang w:val="en-US"/>
+              </w:rPr>
+            </w:pPr>
+            <w:r>
+              <w:rPr>
+                <w:lang w:val="en-US"/>
+              </w:rPr>
+              <w:t>1</w:t>
+            </w:r>
+          </w:p>
+        </w:tc>
+        <w:tc>
+          <w:tcPr>
+            <w:tcW w:w="560" w:type="dxa"/>
+            <w:shd w:val="clear" w:color="auto" w:fill="92D050"/>
+          </w:tcPr>
+          <w:p>
+            <w:pPr>
+              <w:jc w:val="center"/>
+            </w:pPr>
+            <w:r>
+              <w:t>0</w:t>
+            </w:r>
+          </w:p>
+        </w:tc>
+        <w:tc>
+          <w:tcPr>
+            <w:tcW w:w="560" w:type="dxa"/>
+            <w:shd w:val="clear" w:color="auto" w:fill="92D050"/>
+          </w:tcPr>
+          <w:p>
+            <w:pPr>
+              <w:jc w:val="center"/>
+            </w:pPr>
+            <w:r>
+              <w:t>0</w:t>
+            </w:r>
+          </w:p>
+        </w:tc>
+        <w:tc>
+          <w:tcPr>
+            <w:tcW w:w="560" w:type="dxa"/>
+            <w:shd w:val="clear" w:color="auto" w:fill="92D050"/>
+          </w:tcPr>
+          <w:p>
+            <w:pPr>
+              <w:jc w:val="center"/>
+            </w:pPr>
+            <w:r>
+              <w:t>0</w:t>
+            </w:r>
+          </w:p>
+        </w:tc>
+        <w:tc>
+          <w:tcPr>
+            <w:tcW w:w="560" w:type="dxa"/>
+            <w:shd w:val="clear" w:color="auto" w:fill="92D050"/>
+          </w:tcPr>
+          <w:p>
+            <w:pPr>
+              <w:jc w:val="center"/>
+            </w:pPr>
+            <w:r>
+              <w:t>0</w:t>
+            </w:r>
+          </w:p>
+        </w:tc>
+        <w:tc>
+          <w:tcPr>
+            <w:tcW w:w="560" w:type="dxa"/>
+            <w:shd w:val="clear" w:color="auto" w:fill="92D050"/>
+          </w:tcPr>
+          <w:p>
+            <w:pPr>
+              <w:jc w:val="center"/>
+            </w:pPr>
+            <w:r>
+              <w:t>0</w:t>
+            </w:r>
+          </w:p>
+        </w:tc>
+        <w:tc>
+          <w:tcPr>
+            <w:tcW w:w="560" w:type="dxa"/>
+            <w:shd w:val="clear" w:color="auto" w:fill="92D050"/>
+          </w:tcPr>
+          <w:p>
+            <w:pPr>
+              <w:jc w:val="center"/>
+            </w:pPr>
+            <w:r>
+              <w:t>0</w:t>
+            </w:r>
+          </w:p>
+        </w:tc>
+        <w:tc>
+          <w:tcPr>
+            <w:tcW w:w="560" w:type="dxa"/>
+            <w:shd w:val="clear" w:color="auto" w:fill="92D050"/>
+          </w:tcPr>
+          <w:p>
+            <w:pPr>
+              <w:jc w:val="center"/>
+            </w:pPr>
+            <w:r>
+              <w:t>0</w:t>
+            </w:r>
+          </w:p>
+        </w:tc>
+        <w:tc>
+          <w:tcPr>
+            <w:tcW w:w="560" w:type="dxa"/>
+            <w:shd w:val="clear" w:color="auto" w:fill="92D050"/>
+          </w:tcPr>
+          <w:p>
+            <w:pPr>
+              <w:jc w:val="center"/>
+            </w:pPr>
+            <w:r>
+              <w:t>0</w:t>
+            </w:r>
+          </w:p>
+        </w:tc>
+        <w:tc>
+          <w:tcPr>
+            <w:tcW w:w="560" w:type="dxa"/>
+            <w:shd w:val="clear" w:color="auto" w:fill="92D050"/>
+          </w:tcPr>
+          <w:p>
+            <w:pPr>
+              <w:jc w:val="center"/>
+            </w:pPr>
+            <w:r>
+              <w:t>0</w:t>
+            </w:r>
+          </w:p>
+        </w:tc>
+        <w:tc>
+          <w:tcPr>
+            <w:tcW w:w="560" w:type="dxa"/>
+            <w:shd w:val="clear" w:color="auto" w:fill="92D050"/>
+          </w:tcPr>
+          <w:p>
+            <w:pPr>
+              <w:jc w:val="center"/>
+            </w:pPr>
+            <w:r>
+              <w:t>0</w:t>
+            </w:r>
+          </w:p>
+        </w:tc>
+        <w:tc>
+          <w:tcPr>
+            <w:tcW w:w="560" w:type="dxa"/>
+            <w:shd w:val="clear" w:color="auto" w:fill="92D050"/>
+          </w:tcPr>
+          <w:p>
+            <w:pPr>
+              <w:jc w:val="center"/>
+            </w:pPr>
+            <w:r>
+              <w:t>0</w:t>
+            </w:r>
+          </w:p>
+        </w:tc>
+        <w:tc>
+          <w:tcPr>
+            <w:tcW w:w="560" w:type="dxa"/>
+            <w:shd w:val="clear" w:color="auto" w:fill="92D050"/>
+          </w:tcPr>
+          <w:p>
+            <w:pPr>
+              <w:jc w:val="center"/>
+            </w:pPr>
+            <w:r>
+              <w:t>0</w:t>
+            </w:r>
+          </w:p>
+        </w:tc>
+        <w:tc>
+          <w:tcPr>
+            <w:tcW w:w="560" w:type="dxa"/>
+            <w:shd w:val="clear" w:color="auto" w:fill="92D050"/>
+          </w:tcPr>
+          <w:p>
+            <w:pPr>
+              <w:jc w:val="center"/>
+            </w:pPr>
+            <w:r>
+              <w:t>0</w:t>
+            </w:r>
+          </w:p>
+        </w:tc>
+        <w:tc>
+          <w:tcPr>
+            <w:tcW w:w="560" w:type="dxa"/>
+            <w:shd w:val="clear" w:color="auto" w:fill="C00000"/>
+          </w:tcPr>
+          <w:p>
+            <w:pPr>
+              <w:jc w:val="center"/>
+              <w:rPr>
+                <w:b/>
+              </w:rPr>
+            </w:pPr>
+            <w:r>
+              <w:rPr>
+                <w:b/>
+              </w:rPr>
+              <w:t>1</w:t>
+            </w:r>
+          </w:p>
+        </w:tc>
+        <w:tc>
+          <w:tcPr>
+            <w:tcW w:w="560" w:type="dxa"/>
+            <w:shd w:val="clear" w:color="auto" w:fill="92D050"/>
+          </w:tcPr>
+          <w:p>
+            <w:pPr>
+              <w:jc w:val="center"/>
+            </w:pPr>
+            <w:r>
+              <w:t>0</w:t>
+            </w:r>
+          </w:p>
+        </w:tc>
+        <w:tc>
+          <w:tcPr>
+            <w:tcW w:w="560" w:type="dxa"/>
+            <w:shd w:val="clear" w:color="auto" w:fill="92D050"/>
+          </w:tcPr>
+          <w:p>
+            <w:pPr>
+              <w:jc w:val="center"/>
+            </w:pPr>
+            <w:r>
+              <w:t>0</w:t>
+            </w:r>
+          </w:p>
+        </w:tc>
+      </w:tr>
+      <w:tr>
+        <w:tc>
+          <w:tcPr>
+            <w:tcW w:w="559" w:type="dxa"/>
+          </w:tcPr>
+          <w:p>
+            <w:pPr>
+              <w:jc w:val="center"/>
+              <w:rPr>
+                <w:lang w:val="en-US"/>
+              </w:rPr>
+            </w:pPr>
+            <w:r>
+              <w:rPr>
+                <w:lang w:val="en-US"/>
+              </w:rPr>
+              <w:t>1</w:t>
+            </w:r>
+          </w:p>
+        </w:tc>
+        <w:tc>
+          <w:tcPr>
+            <w:tcW w:w="560" w:type="dxa"/>
+          </w:tcPr>
+          <w:p>
+            <w:pPr>
+              <w:jc w:val="center"/>
+              <w:rPr>
+                <w:lang w:val="en-US"/>
+              </w:rPr>
+            </w:pPr>
+            <w:r>
+              <w:rPr>
+                <w:lang w:val="en-US"/>
+              </w:rPr>
+              <w:t>1</w:t>
+            </w:r>
+          </w:p>
+        </w:tc>
+        <w:tc>
+          <w:tcPr>
+            <w:tcW w:w="560" w:type="dxa"/>
+          </w:tcPr>
+          <w:p>
+            <w:pPr>
+              <w:jc w:val="center"/>
+              <w:rPr>
+                <w:lang w:val="en-US"/>
+              </w:rPr>
+            </w:pPr>
+            <w:r>
+              <w:rPr>
+                <w:lang w:val="en-US"/>
+              </w:rPr>
+              <w:t>1</w:t>
+            </w:r>
+          </w:p>
+        </w:tc>
+        <w:tc>
+          <w:tcPr>
+            <w:tcW w:w="560" w:type="dxa"/>
+          </w:tcPr>
+          <w:p>
+            <w:pPr>
+              <w:jc w:val="center"/>
+              <w:rPr>
+                <w:lang w:val="en-US"/>
+              </w:rPr>
+            </w:pPr>
+            <w:r>
+              <w:rPr>
+                <w:lang w:val="en-US"/>
+              </w:rPr>
+              <w:t>0</w:t>
+            </w:r>
+          </w:p>
+        </w:tc>
+        <w:tc>
+          <w:tcPr>
+            <w:tcW w:w="560" w:type="dxa"/>
+            <w:shd w:val="clear" w:color="auto" w:fill="92D050"/>
+          </w:tcPr>
+          <w:p>
+            <w:pPr>
+              <w:jc w:val="center"/>
+            </w:pPr>
+            <w:r>
+              <w:t>0</w:t>
+            </w:r>
+          </w:p>
+        </w:tc>
+        <w:tc>
+          <w:tcPr>
+            <w:tcW w:w="560" w:type="dxa"/>
+            <w:shd w:val="clear" w:color="auto" w:fill="92D050"/>
+          </w:tcPr>
+          <w:p>
+            <w:pPr>
+              <w:jc w:val="center"/>
+            </w:pPr>
+            <w:r>
+              <w:t>0</w:t>
+            </w:r>
+          </w:p>
+        </w:tc>
+        <w:tc>
+          <w:tcPr>
+            <w:tcW w:w="560" w:type="dxa"/>
+            <w:shd w:val="clear" w:color="auto" w:fill="92D050"/>
+          </w:tcPr>
+          <w:p>
+            <w:pPr>
+              <w:jc w:val="center"/>
+            </w:pPr>
+            <w:r>
+              <w:t>0</w:t>
+            </w:r>
+          </w:p>
+        </w:tc>
+        <w:tc>
+          <w:tcPr>
+            <w:tcW w:w="560" w:type="dxa"/>
+            <w:shd w:val="clear" w:color="auto" w:fill="92D050"/>
+          </w:tcPr>
+          <w:p>
+            <w:pPr>
+              <w:jc w:val="center"/>
+            </w:pPr>
+            <w:r>
+              <w:t>0</w:t>
+            </w:r>
+          </w:p>
+        </w:tc>
+        <w:tc>
+          <w:tcPr>
+            <w:tcW w:w="560" w:type="dxa"/>
+            <w:shd w:val="clear" w:color="auto" w:fill="92D050"/>
+          </w:tcPr>
+          <w:p>
+            <w:pPr>
+              <w:jc w:val="center"/>
+            </w:pPr>
+            <w:r>
+              <w:t>0</w:t>
+            </w:r>
+          </w:p>
+        </w:tc>
+        <w:tc>
+          <w:tcPr>
+            <w:tcW w:w="560" w:type="dxa"/>
+            <w:shd w:val="clear" w:color="auto" w:fill="92D050"/>
+          </w:tcPr>
+          <w:p>
+            <w:pPr>
+              <w:jc w:val="center"/>
+            </w:pPr>
+            <w:r>
+              <w:t>0</w:t>
+            </w:r>
+          </w:p>
+        </w:tc>
+        <w:tc>
+          <w:tcPr>
+            <w:tcW w:w="560" w:type="dxa"/>
+            <w:shd w:val="clear" w:color="auto" w:fill="92D050"/>
+          </w:tcPr>
+          <w:p>
+            <w:pPr>
+              <w:jc w:val="center"/>
+            </w:pPr>
+            <w:r>
+              <w:t>0</w:t>
+            </w:r>
+          </w:p>
+        </w:tc>
+        <w:tc>
+          <w:tcPr>
+            <w:tcW w:w="560" w:type="dxa"/>
+            <w:shd w:val="clear" w:color="auto" w:fill="92D050"/>
+          </w:tcPr>
+          <w:p>
+            <w:pPr>
+              <w:jc w:val="center"/>
+            </w:pPr>
+            <w:r>
+              <w:t>0</w:t>
+            </w:r>
+          </w:p>
+        </w:tc>
+        <w:tc>
+          <w:tcPr>
+            <w:tcW w:w="560" w:type="dxa"/>
+            <w:shd w:val="clear" w:color="auto" w:fill="92D050"/>
+          </w:tcPr>
+          <w:p>
+            <w:pPr>
+              <w:jc w:val="center"/>
+            </w:pPr>
+            <w:r>
+              <w:t>0</w:t>
+            </w:r>
+          </w:p>
+        </w:tc>
+        <w:tc>
+          <w:tcPr>
+            <w:tcW w:w="560" w:type="dxa"/>
+            <w:shd w:val="clear" w:color="auto" w:fill="92D050"/>
+          </w:tcPr>
+          <w:p>
+            <w:pPr>
+              <w:jc w:val="center"/>
+            </w:pPr>
+            <w:r>
+              <w:t>0</w:t>
+            </w:r>
+          </w:p>
+        </w:tc>
+        <w:tc>
+          <w:tcPr>
+            <w:tcW w:w="560" w:type="dxa"/>
+            <w:shd w:val="clear" w:color="auto" w:fill="92D050"/>
+          </w:tcPr>
+          <w:p>
+            <w:pPr>
+              <w:jc w:val="center"/>
+            </w:pPr>
+            <w:r>
+              <w:t>0</w:t>
+            </w:r>
+          </w:p>
+        </w:tc>
+        <w:tc>
+          <w:tcPr>
+            <w:tcW w:w="560" w:type="dxa"/>
+            <w:shd w:val="clear" w:color="auto" w:fill="92D050"/>
+          </w:tcPr>
+          <w:p>
+            <w:pPr>
+              <w:jc w:val="center"/>
+            </w:pPr>
+            <w:r>
+              <w:t>0</w:t>
+            </w:r>
+          </w:p>
+        </w:tc>
+        <w:tc>
+          <w:tcPr>
+            <w:tcW w:w="560" w:type="dxa"/>
+            <w:shd w:val="clear" w:color="auto" w:fill="92D050"/>
+          </w:tcPr>
+          <w:p>
+            <w:pPr>
+              <w:jc w:val="center"/>
+            </w:pPr>
+            <w:r>
+              <w:t>0</w:t>
+            </w:r>
+          </w:p>
+        </w:tc>
+        <w:tc>
+          <w:tcPr>
+            <w:tcW w:w="560" w:type="dxa"/>
+            <w:shd w:val="clear" w:color="auto" w:fill="92D050"/>
+          </w:tcPr>
+          <w:p>
+            <w:pPr>
+              <w:jc w:val="center"/>
+            </w:pPr>
+            <w:r>
+              <w:t>0</w:t>
+            </w:r>
+          </w:p>
+        </w:tc>
+        <w:tc>
+          <w:tcPr>
+            <w:tcW w:w="560" w:type="dxa"/>
+            <w:shd w:val="clear" w:color="auto" w:fill="C00000"/>
+          </w:tcPr>
+          <w:p>
+            <w:pPr>
+              <w:jc w:val="center"/>
+              <w:rPr>
+                <w:b/>
+              </w:rPr>
+            </w:pPr>
+            <w:r>
+              <w:rPr>
+                <w:b/>
+              </w:rPr>
+              <w:t>1</w:t>
+            </w:r>
+          </w:p>
+        </w:tc>
+        <w:tc>
+          <w:tcPr>
+            <w:tcW w:w="560" w:type="dxa"/>
+            <w:shd w:val="clear" w:color="auto" w:fill="92D050"/>
+          </w:tcPr>
+          <w:p>
+            <w:pPr>
+              <w:jc w:val="center"/>
+              <w:rPr>
+                <w:lang w:val="en-US"/>
+              </w:rPr>
+            </w:pPr>
+            <w:r>
+              <w:t>0</w:t>
+            </w:r>
+          </w:p>
+        </w:tc>
+      </w:tr>
+      <w:tr>
+        <w:tc>
+          <w:tcPr>
+            <w:tcW w:w="559" w:type="dxa"/>
+          </w:tcPr>
+          <w:p>
+            <w:pPr>
+              <w:jc w:val="center"/>
+              <w:rPr>
+                <w:lang w:val="en-US"/>
+              </w:rPr>
+            </w:pPr>
+            <w:r>
+              <w:rPr>
+                <w:lang w:val="en-US"/>
+              </w:rPr>
+              <w:t>1</w:t>
+            </w:r>
+          </w:p>
+        </w:tc>
+        <w:tc>
+          <w:tcPr>
+            <w:tcW w:w="560" w:type="dxa"/>
+          </w:tcPr>
+          <w:p>
+            <w:pPr>
+              <w:jc w:val="center"/>
+              <w:rPr>
+                <w:lang w:val="en-US"/>
+              </w:rPr>
+            </w:pPr>
+            <w:r>
+              <w:rPr>
+                <w:lang w:val="en-US"/>
+              </w:rPr>
+              <w:t>1</w:t>
+            </w:r>
+          </w:p>
+        </w:tc>
+        <w:tc>
+          <w:tcPr>
+            <w:tcW w:w="560" w:type="dxa"/>
+          </w:tcPr>
+          <w:p>
+            <w:pPr>
+              <w:jc w:val="center"/>
+              <w:rPr>
+                <w:lang w:val="en-US"/>
+              </w:rPr>
+            </w:pPr>
+            <w:r>
+              <w:rPr>
+                <w:lang w:val="en-US"/>
+              </w:rPr>
+              <w:t>1</w:t>
+            </w:r>
+          </w:p>
+        </w:tc>
+        <w:tc>
+          <w:tcPr>
+            <w:tcW w:w="560" w:type="dxa"/>
+          </w:tcPr>
+          <w:p>
+            <w:pPr>
+              <w:jc w:val="center"/>
+              <w:rPr>
+                <w:lang w:val="en-US"/>
+              </w:rPr>
+            </w:pPr>
+            <w:r>
+              <w:rPr>
+                <w:lang w:val="en-US"/>
+              </w:rPr>
+              <w:t>1</w:t>
+            </w:r>
+          </w:p>
+        </w:tc>
+        <w:tc>
+          <w:tcPr>
+            <w:tcW w:w="560" w:type="dxa"/>
+            <w:shd w:val="clear" w:color="auto" w:fill="92D050"/>
+          </w:tcPr>
+          <w:p>
+            <w:pPr>
+              <w:jc w:val="center"/>
+            </w:pPr>
+            <w:r>
+              <w:t>0</w:t>
+            </w:r>
+          </w:p>
+        </w:tc>
+        <w:tc>
+          <w:tcPr>
+            <w:tcW w:w="560" w:type="dxa"/>
+            <w:shd w:val="clear" w:color="auto" w:fill="92D050"/>
+          </w:tcPr>
+          <w:p>
+            <w:pPr>
+              <w:jc w:val="center"/>
+            </w:pPr>
+            <w:r>
+              <w:t>0</w:t>
+            </w:r>
+          </w:p>
+        </w:tc>
+        <w:tc>
+          <w:tcPr>
+            <w:tcW w:w="560" w:type="dxa"/>
+            <w:shd w:val="clear" w:color="auto" w:fill="92D050"/>
+          </w:tcPr>
+          <w:p>
+            <w:pPr>
+              <w:jc w:val="center"/>
+            </w:pPr>
+            <w:r>
+              <w:t>0</w:t>
+            </w:r>
+          </w:p>
+        </w:tc>
+        <w:tc>
+          <w:tcPr>
+            <w:tcW w:w="560" w:type="dxa"/>
+            <w:shd w:val="clear" w:color="auto" w:fill="92D050"/>
+          </w:tcPr>
+          <w:p>
+            <w:pPr>
+              <w:jc w:val="center"/>
+            </w:pPr>
+            <w:r>
+              <w:t>0</w:t>
+            </w:r>
+          </w:p>
+        </w:tc>
+        <w:tc>
+          <w:tcPr>
+            <w:tcW w:w="560" w:type="dxa"/>
+            <w:shd w:val="clear" w:color="auto" w:fill="92D050"/>
+          </w:tcPr>
+          <w:p>
+            <w:pPr>
+              <w:jc w:val="center"/>
+            </w:pPr>
+            <w:r>
+              <w:t>0</w:t>
+            </w:r>
+          </w:p>
+        </w:tc>
+        <w:tc>
+          <w:tcPr>
+            <w:tcW w:w="560" w:type="dxa"/>
+            <w:shd w:val="clear" w:color="auto" w:fill="92D050"/>
+          </w:tcPr>
+          <w:p>
+            <w:pPr>
+              <w:jc w:val="center"/>
+            </w:pPr>
+            <w:r>
+              <w:t>0</w:t>
+            </w:r>
+          </w:p>
+        </w:tc>
+        <w:tc>
+          <w:tcPr>
+            <w:tcW w:w="560" w:type="dxa"/>
+            <w:shd w:val="clear" w:color="auto" w:fill="92D050"/>
+          </w:tcPr>
+          <w:p>
+            <w:pPr>
+              <w:jc w:val="center"/>
+            </w:pPr>
+            <w:r>
+              <w:t>0</w:t>
+            </w:r>
+          </w:p>
+        </w:tc>
+        <w:tc>
+          <w:tcPr>
+            <w:tcW w:w="560" w:type="dxa"/>
+            <w:shd w:val="clear" w:color="auto" w:fill="92D050"/>
+          </w:tcPr>
+          <w:p>
+            <w:pPr>
+              <w:jc w:val="center"/>
+            </w:pPr>
+            <w:r>
+              <w:t>0</w:t>
+            </w:r>
+          </w:p>
+        </w:tc>
+        <w:tc>
+          <w:tcPr>
+            <w:tcW w:w="560" w:type="dxa"/>
+            <w:shd w:val="clear" w:color="auto" w:fill="92D050"/>
+          </w:tcPr>
+          <w:p>
+            <w:pPr>
+              <w:jc w:val="center"/>
+            </w:pPr>
+            <w:r>
+              <w:t>0</w:t>
+            </w:r>
+          </w:p>
+        </w:tc>
+        <w:tc>
+          <w:tcPr>
+            <w:tcW w:w="560" w:type="dxa"/>
+            <w:shd w:val="clear" w:color="auto" w:fill="92D050"/>
+          </w:tcPr>
+          <w:p>
+            <w:pPr>
+              <w:jc w:val="center"/>
+            </w:pPr>
+            <w:r>
+              <w:t>0</w:t>
+            </w:r>
+          </w:p>
+        </w:tc>
+        <w:tc>
+          <w:tcPr>
+            <w:tcW w:w="560" w:type="dxa"/>
+            <w:shd w:val="clear" w:color="auto" w:fill="92D050"/>
+          </w:tcPr>
+          <w:p>
+            <w:pPr>
+              <w:jc w:val="center"/>
+            </w:pPr>
+            <w:r>
+              <w:t>0</w:t>
+            </w:r>
+          </w:p>
+        </w:tc>
+        <w:tc>
+          <w:tcPr>
+            <w:tcW w:w="560" w:type="dxa"/>
+            <w:shd w:val="clear" w:color="auto" w:fill="92D050"/>
+          </w:tcPr>
+          <w:p>
+            <w:pPr>
+              <w:jc w:val="center"/>
+            </w:pPr>
+            <w:r>
+              <w:t>0</w:t>
+            </w:r>
+          </w:p>
+        </w:tc>
+        <w:tc>
+          <w:tcPr>
+            <w:tcW w:w="560" w:type="dxa"/>
+            <w:shd w:val="clear" w:color="auto" w:fill="92D050"/>
+          </w:tcPr>
+          <w:p>
+            <w:pPr>
+              <w:jc w:val="center"/>
+            </w:pPr>
+            <w:r>
+              <w:t>0</w:t>
+            </w:r>
+          </w:p>
+        </w:tc>
+        <w:tc>
+          <w:tcPr>
+            <w:tcW w:w="560" w:type="dxa"/>
+            <w:shd w:val="clear" w:color="auto" w:fill="92D050"/>
+          </w:tcPr>
+          <w:p>
+            <w:pPr>
+              <w:jc w:val="center"/>
+              <w:rPr>
+                <w:lang w:val="en-US"/>
+              </w:rPr>
+            </w:pPr>
+            <w:r>
+              <w:t>0</w:t>
+            </w:r>
+          </w:p>
+        </w:tc>
+        <w:tc>
+          <w:tcPr>
+            <w:tcW w:w="560" w:type="dxa"/>
+            <w:shd w:val="clear" w:color="auto" w:fill="92D050"/>
+          </w:tcPr>
+          <w:p>
+            <w:pPr>
+              <w:jc w:val="center"/>
+              <w:rPr>
+                <w:lang w:val="en-US"/>
+              </w:rPr>
+            </w:pPr>
+            <w:r>
+              <w:t>0</w:t>
+            </w:r>
+          </w:p>
+        </w:tc>
+        <w:tc>
+          <w:tcPr>
+            <w:tcW w:w="560" w:type="dxa"/>
+            <w:shd w:val="clear" w:color="auto" w:fill="C00000"/>
+          </w:tcPr>
+          <w:p>
+            <w:pPr>
+              <w:jc w:val="center"/>
+              <w:rPr>
+                <w:b/>
+              </w:rPr>
+            </w:pPr>
+            <w:r>
+              <w:rPr>
+                <w:b/>
+              </w:rPr>
+              <w:t>1</w:t>
+            </w:r>
+          </w:p>
+        </w:tc>
+      </w:tr>
+    </w:tbl>
+    <w:p>
+      <w:pPr>
+        <w:ind w:left="360"/>
+      </w:pPr>
+      <w:r>
+        <w:rPr>
+          <w:lang w:val="en-US"/>
+        </w:rPr>
+        <w:br/>
+      </w:r>
+      <w:r>
+        <w:t xml:space="preserve">Использование дешифратора в режиме </w:t>
+      </w:r>
+      <w:proofErr w:type="spellStart"/>
+      <w:r>
+        <w:t>демультиплексора</w:t>
+      </w:r>
+      <w:proofErr w:type="spellEnd"/>
+    </w:p>
+    <w:p>
+      <w:pPr>
+        <w:ind w:left="360"/>
+      </w:pPr>
+      <w:r>
+        <w:t>Пример параллельного кода</w:t>
+      </w:r>
+    </w:p>
+    <w:p>
+      <w:pPr>
+        <w:ind w:left="360"/>
+      </w:pPr>
+      <w:r>
+        <w:t>0 – 1-й провод</w:t>
+      </w:r>
+    </w:p>
+    <w:p>
+      <w:pPr>
+        <w:ind w:left="360"/>
+      </w:pPr>
+      <w:r>
+        <w:t>1</w:t>
+      </w:r>
+      <w:r>
+        <w:t>–</w:t>
+      </w:r>
+      <w:r>
+        <w:t xml:space="preserve"> 2</w:t>
+      </w:r>
+      <w:r>
+        <w:t>-й провод</w:t>
+      </w:r>
+    </w:p>
+    <w:p>
+      <w:pPr>
+        <w:ind w:left="360"/>
+      </w:pPr>
+      <w:r>
+        <w:t>1</w:t>
+      </w:r>
+      <w:r>
+        <w:t>–</w:t>
+      </w:r>
+      <w:r>
+        <w:t xml:space="preserve"> 3</w:t>
+      </w:r>
+      <w:r>
+        <w:t>-й провод</w:t>
+      </w:r>
+    </w:p>
+    <w:p>
+      <w:pPr>
+        <w:ind w:left="360"/>
+      </w:pPr>
+      <w:r>
+        <w:t>1</w:t>
+      </w:r>
+      <w:r>
+        <w:t xml:space="preserve"> …</w:t>
+      </w:r>
       <w:bookmarkStart w:id="0" w:name="_GoBack"/>
       <w:bookmarkEnd w:id="0"/>
     </w:p>
+    <w:p>
+      <w:pPr>
+        <w:ind w:left="360"/>
+      </w:pPr>
+      <w:r>
+        <w:t>0</w:t>
+      </w:r>
+    </w:p>
+    <w:p>
+      <w:pPr>
+        <w:ind w:left="360"/>
+      </w:pPr>
+      <w:r>
+        <w:t>0</w:t>
+      </w:r>
+    </w:p>
+    <w:p>
+      <w:pPr>
+        <w:ind w:left="360"/>
+      </w:pPr>
+      <w:r>
+        <w:t>1</w:t>
+      </w:r>
+    </w:p>
+    <w:p>
+      <w:pPr>
+        <w:ind w:left="360"/>
+      </w:pPr>
+      <w:r>
+        <w:t>1</w:t>
+      </w:r>
+    </w:p>
+    <w:p>
+      <w:pPr>
+        <w:ind w:left="360"/>
+      </w:pPr>
+      <w:r>
+        <w:t>Пример последовательного кода</w:t>
+      </w:r>
+    </w:p>
+    <w:p>
+      <w:pPr>
+        <w:ind w:left="360"/>
+      </w:pPr>
+      <w:r>
+        <w:t>01110011 – передача по одному проводу в каждый отдельный момент времени</w:t>
+      </w:r>
+    </w:p>
+    <w:p>
+      <w:pPr>
+        <w:ind w:left="360"/>
+      </w:pPr>
+      <w:r>
+        <w:t>Преобразование параллельного кода в последовательный называется мультиплексированием</w:t>
+      </w:r>
+    </w:p>
+    <w:p>
+      <w:pPr>
+        <w:ind w:left="360"/>
+      </w:pPr>
+      <w:r>
+        <w:t>Обратное преобразование - демультиплексированием</w:t>
+      </w:r>
+    </w:p>
     <w:sectPr>
       <w:pgSz w:w="11906" w:h="16838"/>
-      <w:pgMar w:top="1134" w:right="850" w:bottom="1134" w:left="1701" w:header="708" w:footer="708" w:gutter="0"/>
+      <w:pgMar w:top="1134" w:right="140" w:bottom="709" w:left="851" w:header="708" w:footer="708" w:gutter="0"/>
       <w:cols w:space="708"/>
       <w:docGrid w:linePitch="360"/>
     </w:sectPr>

--- a/Исследование дешифратора.docx
+++ b/Исследование дешифратора.docx
@@ -2,6 +2,14 @@
 <file path=word/document.xml><?xml version="1.0" encoding="utf-8"?>
 <w:document xmlns:wpc="http://schemas.microsoft.com/office/word/2010/wordprocessingCanvas" xmlns:mc="http://schemas.openxmlformats.org/markup-compatibility/2006" xmlns:o="urn:schemas-microsoft-com:office:office" xmlns:r="http://schemas.openxmlformats.org/officeDocument/2006/relationships" xmlns:m="http://schemas.openxmlformats.org/officeDocument/2006/math" xmlns:v="urn:schemas-microsoft-com:vml" xmlns:wp14="http://schemas.microsoft.com/office/word/2010/wordprocessingDrawing" xmlns:wp="http://schemas.openxmlformats.org/drawingml/2006/wordprocessingDrawing" xmlns:w10="urn:schemas-microsoft-com:office:word" xmlns:w="http://schemas.openxmlformats.org/wordprocessingml/2006/main" xmlns:w14="http://schemas.microsoft.com/office/word/2010/wordml" xmlns:w15="http://schemas.microsoft.com/office/word/2012/wordml" xmlns:wpg="http://schemas.microsoft.com/office/word/2010/wordprocessingGroup" xmlns:wpi="http://schemas.microsoft.com/office/word/2010/wordprocessingInk" xmlns:wne="http://schemas.microsoft.com/office/word/2006/wordml" xmlns:wps="http://schemas.microsoft.com/office/word/2010/wordprocessingShape" mc:Ignorable="w14 w15 wp14">
   <w:body>
+    <w:p>
+      <w:pPr>
+        <w:jc w:val="center"/>
+      </w:pPr>
+      <w:r>
+        <w:t>Комбинационные логические схемы</w:t>
+      </w:r>
+    </w:p>
     <w:p>
       <w:pPr>
         <w:pStyle w:val="a3"/>
@@ -9,15 +17,22 @@
           <w:ilvl w:val="0"/>
           <w:numId w:val="1"/>
         </w:numPr>
+        <w:rPr>
+          <w:b/>
+        </w:rPr>
       </w:pPr>
       <w:r>
+        <w:rPr>
+          <w:b/>
+        </w:rPr>
         <w:t>Исследование дешифратора</w:t>
       </w:r>
-    </w:p>
-    <w:p>
-      <w:pPr>
-        <w:ind w:left="360"/>
-      </w:pPr>
+      <w:r>
+        <w:rPr>
+          <w:b/>
+        </w:rPr>
+        <w:br/>
+      </w:r>
       <w:r>
         <w:t>Таблица истинности для дешифратора 2х4</w:t>
       </w:r>
@@ -43,16 +58,14 @@
             <w:tcW w:w="1557" w:type="dxa"/>
           </w:tcPr>
           <w:p>
-            <w:pPr>
-              <w:rPr>
-                <w:lang w:val="en-US"/>
-              </w:rPr>
-            </w:pPr>
-            <w:r>
-              <w:rPr>
-                <w:lang w:val="en-US"/>
-              </w:rPr>
-              <w:t>X1</w:t>
+            <w:r>
+              <w:rPr>
+                <w:lang w:val="en-US"/>
+              </w:rPr>
+              <w:t>X</w:t>
+            </w:r>
+            <w:r>
+              <w:t>1</w:t>
             </w:r>
           </w:p>
         </w:tc>
@@ -61,16 +74,14 @@
             <w:tcW w:w="1557" w:type="dxa"/>
           </w:tcPr>
           <w:p>
-            <w:pPr>
-              <w:rPr>
-                <w:lang w:val="en-US"/>
-              </w:rPr>
-            </w:pPr>
-            <w:r>
-              <w:rPr>
-                <w:lang w:val="en-US"/>
-              </w:rPr>
-              <w:t>X2</w:t>
+            <w:r>
+              <w:rPr>
+                <w:lang w:val="en-US"/>
+              </w:rPr>
+              <w:t>X</w:t>
+            </w:r>
+            <w:r>
+              <w:t>2</w:t>
             </w:r>
           </w:p>
         </w:tc>
@@ -79,16 +90,14 @@
             <w:tcW w:w="1557" w:type="dxa"/>
           </w:tcPr>
           <w:p>
-            <w:pPr>
-              <w:rPr>
-                <w:lang w:val="en-US"/>
-              </w:rPr>
-            </w:pPr>
-            <w:r>
-              <w:rPr>
-                <w:lang w:val="en-US"/>
-              </w:rPr>
-              <w:t>Y0</w:t>
+            <w:r>
+              <w:rPr>
+                <w:lang w:val="en-US"/>
+              </w:rPr>
+              <w:t>Y</w:t>
+            </w:r>
+            <w:r>
+              <w:t>0</w:t>
             </w:r>
           </w:p>
         </w:tc>
@@ -97,16 +106,14 @@
             <w:tcW w:w="1558" w:type="dxa"/>
           </w:tcPr>
           <w:p>
-            <w:pPr>
-              <w:rPr>
-                <w:lang w:val="en-US"/>
-              </w:rPr>
-            </w:pPr>
-            <w:r>
-              <w:rPr>
-                <w:lang w:val="en-US"/>
-              </w:rPr>
-              <w:t>Y1</w:t>
+            <w:r>
+              <w:rPr>
+                <w:lang w:val="en-US"/>
+              </w:rPr>
+              <w:t>Y</w:t>
+            </w:r>
+            <w:r>
+              <w:t>1</w:t>
             </w:r>
           </w:p>
         </w:tc>
@@ -115,16 +122,14 @@
             <w:tcW w:w="1558" w:type="dxa"/>
           </w:tcPr>
           <w:p>
-            <w:pPr>
-              <w:rPr>
-                <w:lang w:val="en-US"/>
-              </w:rPr>
-            </w:pPr>
-            <w:r>
-              <w:rPr>
-                <w:lang w:val="en-US"/>
-              </w:rPr>
-              <w:t>Y2</w:t>
+            <w:r>
+              <w:rPr>
+                <w:lang w:val="en-US"/>
+              </w:rPr>
+              <w:t>Y</w:t>
+            </w:r>
+            <w:r>
+              <w:t>2</w:t>
             </w:r>
           </w:p>
         </w:tc>
@@ -133,16 +138,14 @@
             <w:tcW w:w="1558" w:type="dxa"/>
           </w:tcPr>
           <w:p>
-            <w:pPr>
-              <w:rPr>
-                <w:lang w:val="en-US"/>
-              </w:rPr>
-            </w:pPr>
-            <w:r>
-              <w:rPr>
-                <w:lang w:val="en-US"/>
-              </w:rPr>
-              <w:t>Y3</w:t>
+            <w:r>
+              <w:rPr>
+                <w:lang w:val="en-US"/>
+              </w:rPr>
+              <w:t>Y</w:t>
+            </w:r>
+            <w:r>
+              <w:t>3</w:t>
             </w:r>
           </w:p>
         </w:tc>
@@ -153,15 +156,7 @@
             <w:tcW w:w="1557" w:type="dxa"/>
           </w:tcPr>
           <w:p>
-            <w:pPr>
-              <w:rPr>
-                <w:lang w:val="en-US"/>
-              </w:rPr>
-            </w:pPr>
-            <w:r>
-              <w:rPr>
-                <w:lang w:val="en-US"/>
-              </w:rPr>
+            <w:r>
               <w:t>0</w:t>
             </w:r>
           </w:p>
@@ -171,15 +166,7 @@
             <w:tcW w:w="1557" w:type="dxa"/>
           </w:tcPr>
           <w:p>
-            <w:pPr>
-              <w:rPr>
-                <w:lang w:val="en-US"/>
-              </w:rPr>
-            </w:pPr>
-            <w:r>
-              <w:rPr>
-                <w:lang w:val="en-US"/>
-              </w:rPr>
+            <w:r>
               <w:t>0</w:t>
             </w:r>
           </w:p>
@@ -189,15 +176,7 @@
             <w:tcW w:w="1557" w:type="dxa"/>
           </w:tcPr>
           <w:p>
-            <w:pPr>
-              <w:rPr>
-                <w:lang w:val="en-US"/>
-              </w:rPr>
-            </w:pPr>
-            <w:r>
-              <w:rPr>
-                <w:lang w:val="en-US"/>
-              </w:rPr>
+            <w:r>
               <w:t>1</w:t>
             </w:r>
           </w:p>
@@ -207,15 +186,7 @@
             <w:tcW w:w="1558" w:type="dxa"/>
           </w:tcPr>
           <w:p>
-            <w:pPr>
-              <w:rPr>
-                <w:lang w:val="en-US"/>
-              </w:rPr>
-            </w:pPr>
-            <w:r>
-              <w:rPr>
-                <w:lang w:val="en-US"/>
-              </w:rPr>
+            <w:r>
               <w:t>0</w:t>
             </w:r>
           </w:p>
@@ -225,15 +196,7 @@
             <w:tcW w:w="1558" w:type="dxa"/>
           </w:tcPr>
           <w:p>
-            <w:pPr>
-              <w:rPr>
-                <w:lang w:val="en-US"/>
-              </w:rPr>
-            </w:pPr>
-            <w:r>
-              <w:rPr>
-                <w:lang w:val="en-US"/>
-              </w:rPr>
+            <w:r>
               <w:t>0</w:t>
             </w:r>
           </w:p>
@@ -243,15 +206,7 @@
             <w:tcW w:w="1558" w:type="dxa"/>
           </w:tcPr>
           <w:p>
-            <w:pPr>
-              <w:rPr>
-                <w:lang w:val="en-US"/>
-              </w:rPr>
-            </w:pPr>
-            <w:r>
-              <w:rPr>
-                <w:lang w:val="en-US"/>
-              </w:rPr>
+            <w:r>
               <w:t>0</w:t>
             </w:r>
           </w:p>
@@ -263,15 +218,7 @@
             <w:tcW w:w="1557" w:type="dxa"/>
           </w:tcPr>
           <w:p>
-            <w:pPr>
-              <w:rPr>
-                <w:lang w:val="en-US"/>
-              </w:rPr>
-            </w:pPr>
-            <w:r>
-              <w:rPr>
-                <w:lang w:val="en-US"/>
-              </w:rPr>
+            <w:r>
               <w:t>0</w:t>
             </w:r>
           </w:p>
@@ -281,15 +228,7 @@
             <w:tcW w:w="1557" w:type="dxa"/>
           </w:tcPr>
           <w:p>
-            <w:pPr>
-              <w:rPr>
-                <w:lang w:val="en-US"/>
-              </w:rPr>
-            </w:pPr>
-            <w:r>
-              <w:rPr>
-                <w:lang w:val="en-US"/>
-              </w:rPr>
+            <w:r>
               <w:t>1</w:t>
             </w:r>
           </w:p>
@@ -299,15 +238,7 @@
             <w:tcW w:w="1557" w:type="dxa"/>
           </w:tcPr>
           <w:p>
-            <w:pPr>
-              <w:rPr>
-                <w:lang w:val="en-US"/>
-              </w:rPr>
-            </w:pPr>
-            <w:r>
-              <w:rPr>
-                <w:lang w:val="en-US"/>
-              </w:rPr>
+            <w:r>
               <w:t>0</w:t>
             </w:r>
           </w:p>
@@ -317,15 +248,7 @@
             <w:tcW w:w="1558" w:type="dxa"/>
           </w:tcPr>
           <w:p>
-            <w:pPr>
-              <w:rPr>
-                <w:lang w:val="en-US"/>
-              </w:rPr>
-            </w:pPr>
-            <w:r>
-              <w:rPr>
-                <w:lang w:val="en-US"/>
-              </w:rPr>
+            <w:r>
               <w:t>1</w:t>
             </w:r>
           </w:p>
@@ -335,15 +258,7 @@
             <w:tcW w:w="1558" w:type="dxa"/>
           </w:tcPr>
           <w:p>
-            <w:pPr>
-              <w:rPr>
-                <w:lang w:val="en-US"/>
-              </w:rPr>
-            </w:pPr>
-            <w:r>
-              <w:rPr>
-                <w:lang w:val="en-US"/>
-              </w:rPr>
+            <w:r>
               <w:t>0</w:t>
             </w:r>
           </w:p>
@@ -353,35 +268,22 @@
             <w:tcW w:w="1558" w:type="dxa"/>
           </w:tcPr>
           <w:p>
-            <w:pPr>
-              <w:rPr>
-                <w:lang w:val="en-US"/>
-              </w:rPr>
-            </w:pPr>
-            <w:r>
-              <w:rPr>
-                <w:lang w:val="en-US"/>
-              </w:rPr>
+            <w:r>
               <w:t>0</w:t>
             </w:r>
           </w:p>
         </w:tc>
       </w:tr>
       <w:tr>
+        <w:trPr>
+          <w:trHeight w:val="88"/>
+        </w:trPr>
         <w:tc>
           <w:tcPr>
             <w:tcW w:w="1557" w:type="dxa"/>
           </w:tcPr>
           <w:p>
-            <w:pPr>
-              <w:rPr>
-                <w:lang w:val="en-US"/>
-              </w:rPr>
-            </w:pPr>
-            <w:r>
-              <w:rPr>
-                <w:lang w:val="en-US"/>
-              </w:rPr>
+            <w:r>
               <w:t>1</w:t>
             </w:r>
           </w:p>
@@ -391,15 +293,7 @@
             <w:tcW w:w="1557" w:type="dxa"/>
           </w:tcPr>
           <w:p>
-            <w:pPr>
-              <w:rPr>
-                <w:lang w:val="en-US"/>
-              </w:rPr>
-            </w:pPr>
-            <w:r>
-              <w:rPr>
-                <w:lang w:val="en-US"/>
-              </w:rPr>
+            <w:r>
               <w:t>0</w:t>
             </w:r>
           </w:p>
@@ -409,15 +303,7 @@
             <w:tcW w:w="1557" w:type="dxa"/>
           </w:tcPr>
           <w:p>
-            <w:pPr>
-              <w:rPr>
-                <w:lang w:val="en-US"/>
-              </w:rPr>
-            </w:pPr>
-            <w:r>
-              <w:rPr>
-                <w:lang w:val="en-US"/>
-              </w:rPr>
+            <w:r>
               <w:t>0</w:t>
             </w:r>
           </w:p>
@@ -427,15 +313,7 @@
             <w:tcW w:w="1558" w:type="dxa"/>
           </w:tcPr>
           <w:p>
-            <w:pPr>
-              <w:rPr>
-                <w:lang w:val="en-US"/>
-              </w:rPr>
-            </w:pPr>
-            <w:r>
-              <w:rPr>
-                <w:lang w:val="en-US"/>
-              </w:rPr>
+            <w:r>
               <w:t>0</w:t>
             </w:r>
           </w:p>
@@ -445,15 +323,7 @@
             <w:tcW w:w="1558" w:type="dxa"/>
           </w:tcPr>
           <w:p>
-            <w:pPr>
-              <w:rPr>
-                <w:lang w:val="en-US"/>
-              </w:rPr>
-            </w:pPr>
-            <w:r>
-              <w:rPr>
-                <w:lang w:val="en-US"/>
-              </w:rPr>
+            <w:r>
               <w:t>1</w:t>
             </w:r>
           </w:p>
@@ -463,15 +333,7 @@
             <w:tcW w:w="1558" w:type="dxa"/>
           </w:tcPr>
           <w:p>
-            <w:pPr>
-              <w:rPr>
-                <w:lang w:val="en-US"/>
-              </w:rPr>
-            </w:pPr>
-            <w:r>
-              <w:rPr>
-                <w:lang w:val="en-US"/>
-              </w:rPr>
+            <w:r>
               <w:t>0</w:t>
             </w:r>
           </w:p>
@@ -483,15 +345,7 @@
             <w:tcW w:w="1557" w:type="dxa"/>
           </w:tcPr>
           <w:p>
-            <w:pPr>
-              <w:rPr>
-                <w:lang w:val="en-US"/>
-              </w:rPr>
-            </w:pPr>
-            <w:r>
-              <w:rPr>
-                <w:lang w:val="en-US"/>
-              </w:rPr>
+            <w:r>
               <w:t>1</w:t>
             </w:r>
           </w:p>
@@ -501,15 +355,7 @@
             <w:tcW w:w="1557" w:type="dxa"/>
           </w:tcPr>
           <w:p>
-            <w:pPr>
-              <w:rPr>
-                <w:lang w:val="en-US"/>
-              </w:rPr>
-            </w:pPr>
-            <w:r>
-              <w:rPr>
-                <w:lang w:val="en-US"/>
-              </w:rPr>
+            <w:r>
               <w:t>1</w:t>
             </w:r>
           </w:p>
@@ -519,15 +365,7 @@
             <w:tcW w:w="1557" w:type="dxa"/>
           </w:tcPr>
           <w:p>
-            <w:pPr>
-              <w:rPr>
-                <w:lang w:val="en-US"/>
-              </w:rPr>
-            </w:pPr>
-            <w:r>
-              <w:rPr>
-                <w:lang w:val="en-US"/>
-              </w:rPr>
+            <w:r>
               <w:t>0</w:t>
             </w:r>
           </w:p>
@@ -537,15 +375,7 @@
             <w:tcW w:w="1558" w:type="dxa"/>
           </w:tcPr>
           <w:p>
-            <w:pPr>
-              <w:rPr>
-                <w:lang w:val="en-US"/>
-              </w:rPr>
-            </w:pPr>
-            <w:r>
-              <w:rPr>
-                <w:lang w:val="en-US"/>
-              </w:rPr>
+            <w:r>
               <w:t>0</w:t>
             </w:r>
           </w:p>
@@ -555,15 +385,7 @@
             <w:tcW w:w="1558" w:type="dxa"/>
           </w:tcPr>
           <w:p>
-            <w:pPr>
-              <w:rPr>
-                <w:lang w:val="en-US"/>
-              </w:rPr>
-            </w:pPr>
-            <w:r>
-              <w:rPr>
-                <w:lang w:val="en-US"/>
-              </w:rPr>
+            <w:r>
               <w:t>0</w:t>
             </w:r>
           </w:p>
@@ -573,15 +395,7 @@
             <w:tcW w:w="1558" w:type="dxa"/>
           </w:tcPr>
           <w:p>
-            <w:pPr>
-              <w:rPr>
-                <w:lang w:val="en-US"/>
-              </w:rPr>
-            </w:pPr>
-            <w:r>
-              <w:rPr>
-                <w:lang w:val="en-US"/>
-              </w:rPr>
+            <w:r>
               <w:t>1</w:t>
             </w:r>
           </w:p>
@@ -598,16 +412,14 @@
         <w:ind w:left="360"/>
       </w:pPr>
       <w:r>
-        <w:t>Аналитические выражения для дешифратора 2х4</w:t>
+        <w:t>Аналитически</w:t>
       </w:r>
-    </w:p>
-    <w:p>
-      <w:pPr>
-        <w:ind w:left="360"/>
-        <w:rPr>
-          <w:lang w:val="en-US"/>
-        </w:rPr>
-      </w:pPr>
+      <w:r>
+        <w:t>е выражения для дешифратора 2х4</w:t>
+      </w:r>
+      <w:r>
+        <w:br/>
+      </w:r>
       <w:r>
         <w:rPr>
           <w:lang w:val="en-US"/>
@@ -615,9 +427,6 @@
         <w:t>Y</w:t>
       </w:r>
       <w:r>
-        <w:rPr>
-          <w:lang w:val="en-US"/>
-        </w:rPr>
         <w:t xml:space="preserve">0 = </w:t>
       </w:r>
       <w:r>
@@ -627,22 +436,7 @@
         <w:t>X</w:t>
       </w:r>
       <w:r>
-        <w:rPr>
-          <w:lang w:val="en-US"/>
-        </w:rPr>
-        <w:t>1</w:t>
-      </w:r>
-      <w:r>
-        <w:rPr>
-          <w:lang w:val="en-US"/>
-        </w:rPr>
-        <w:t>’</w:t>
-      </w:r>
-      <w:r>
-        <w:rPr>
-          <w:lang w:val="en-US"/>
-        </w:rPr>
-        <w:t>*</w:t>
+        <w:t>1’*</w:t>
       </w:r>
       <w:r>
         <w:rPr>
@@ -651,52 +445,97 @@
         <w:t>X</w:t>
       </w:r>
       <w:r>
-        <w:rPr>
-          <w:lang w:val="en-US"/>
-        </w:rPr>
         <w:t>2’</w:t>
       </w:r>
-    </w:p>
-    <w:p>
-      <w:pPr>
-        <w:ind w:left="360"/>
-        <w:rPr>
-          <w:lang w:val="en-US"/>
-        </w:rPr>
-      </w:pPr>
+      <w:r>
+        <w:br/>
+      </w:r>
       <w:r>
         <w:rPr>
           <w:lang w:val="en-US"/>
         </w:rPr>
-        <w:t>Y1 = X1’*X2</w:t>
+        <w:t>Y</w:t>
       </w:r>
-    </w:p>
-    <w:p>
-      <w:pPr>
-        <w:ind w:left="360"/>
-        <w:rPr>
-          <w:lang w:val="en-US"/>
-        </w:rPr>
-      </w:pPr>
+      <w:r>
+        <w:t xml:space="preserve">1 = </w:t>
+      </w:r>
       <w:r>
         <w:rPr>
           <w:lang w:val="en-US"/>
         </w:rPr>
-        <w:t>Y2 = X1*X2’</w:t>
+        <w:t>X</w:t>
       </w:r>
-    </w:p>
-    <w:p>
-      <w:pPr>
-        <w:ind w:left="360"/>
-        <w:rPr>
-          <w:lang w:val="en-US"/>
-        </w:rPr>
-      </w:pPr>
+      <w:r>
+        <w:t>1’*</w:t>
+      </w:r>
       <w:r>
         <w:rPr>
           <w:lang w:val="en-US"/>
         </w:rPr>
-        <w:t>Y3 = X1*X2</w:t>
+        <w:t>X</w:t>
+      </w:r>
+      <w:r>
+        <w:t>2</w:t>
+      </w:r>
+      <w:r>
+        <w:br/>
+      </w:r>
+      <w:r>
+        <w:rPr>
+          <w:lang w:val="en-US"/>
+        </w:rPr>
+        <w:t>Y</w:t>
+      </w:r>
+      <w:r>
+        <w:t xml:space="preserve">2 = </w:t>
+      </w:r>
+      <w:r>
+        <w:rPr>
+          <w:lang w:val="en-US"/>
+        </w:rPr>
+        <w:t>X</w:t>
+      </w:r>
+      <w:r>
+        <w:t>1*</w:t>
+      </w:r>
+      <w:r>
+        <w:rPr>
+          <w:lang w:val="en-US"/>
+        </w:rPr>
+        <w:t>X</w:t>
+      </w:r>
+      <w:r>
+        <w:t>2’</w:t>
+      </w:r>
+      <w:r>
+        <w:br/>
+      </w:r>
+      <w:r>
+        <w:rPr>
+          <w:lang w:val="en-US"/>
+        </w:rPr>
+        <w:t>Y</w:t>
+      </w:r>
+      <w:r>
+        <w:t xml:space="preserve">3 = </w:t>
+      </w:r>
+      <w:r>
+        <w:rPr>
+          <w:lang w:val="en-US"/>
+        </w:rPr>
+        <w:t>X</w:t>
+      </w:r>
+      <w:r>
+        <w:t>1*</w:t>
+      </w:r>
+      <w:r>
+        <w:rPr>
+          <w:lang w:val="en-US"/>
+        </w:rPr>
+        <w:t>X</w:t>
+      </w:r>
+      <w:r>
+        <w:t>2</w:t>
       </w:r>
     </w:p>
     <w:p>
@@ -745,319 +584,328 @@
           <w:p>
             <w:pPr>
               <w:jc w:val="center"/>
-              <w:rPr>
-                <w:lang w:val="en-US"/>
-              </w:rPr>
-            </w:pPr>
-            <w:r>
-              <w:rPr>
-                <w:lang w:val="en-US"/>
-              </w:rPr>
-              <w:t>X1</w:t>
-            </w:r>
-          </w:p>
-        </w:tc>
-        <w:tc>
-          <w:tcPr>
-            <w:tcW w:w="560" w:type="dxa"/>
-          </w:tcPr>
-          <w:p>
-            <w:pPr>
-              <w:jc w:val="center"/>
-              <w:rPr>
-                <w:lang w:val="en-US"/>
-              </w:rPr>
-            </w:pPr>
-            <w:r>
-              <w:rPr>
-                <w:lang w:val="en-US"/>
-              </w:rPr>
-              <w:t>X2</w:t>
-            </w:r>
-          </w:p>
-        </w:tc>
-        <w:tc>
-          <w:tcPr>
-            <w:tcW w:w="560" w:type="dxa"/>
-          </w:tcPr>
-          <w:p>
-            <w:pPr>
-              <w:jc w:val="center"/>
-              <w:rPr>
-                <w:lang w:val="en-US"/>
-              </w:rPr>
-            </w:pPr>
-            <w:r>
-              <w:rPr>
-                <w:lang w:val="en-US"/>
-              </w:rPr>
-              <w:t>X3</w:t>
-            </w:r>
-          </w:p>
-        </w:tc>
-        <w:tc>
-          <w:tcPr>
-            <w:tcW w:w="560" w:type="dxa"/>
-          </w:tcPr>
-          <w:p>
-            <w:pPr>
-              <w:jc w:val="center"/>
-              <w:rPr>
-                <w:lang w:val="en-US"/>
-              </w:rPr>
-            </w:pPr>
-            <w:r>
-              <w:rPr>
-                <w:lang w:val="en-US"/>
-              </w:rPr>
-              <w:t>X4</w:t>
-            </w:r>
-          </w:p>
-        </w:tc>
-        <w:tc>
-          <w:tcPr>
-            <w:tcW w:w="560" w:type="dxa"/>
-          </w:tcPr>
-          <w:p>
-            <w:pPr>
-              <w:jc w:val="center"/>
-              <w:rPr>
-                <w:lang w:val="en-US"/>
-              </w:rPr>
-            </w:pPr>
-            <w:r>
-              <w:rPr>
-                <w:lang w:val="en-US"/>
-              </w:rPr>
-              <w:t>Y0</w:t>
-            </w:r>
-          </w:p>
-        </w:tc>
-        <w:tc>
-          <w:tcPr>
-            <w:tcW w:w="560" w:type="dxa"/>
-          </w:tcPr>
-          <w:p>
-            <w:pPr>
-              <w:jc w:val="center"/>
-              <w:rPr>
-                <w:lang w:val="en-US"/>
-              </w:rPr>
-            </w:pPr>
-            <w:r>
-              <w:rPr>
-                <w:lang w:val="en-US"/>
-              </w:rPr>
-              <w:t>Y1</w:t>
-            </w:r>
-          </w:p>
-        </w:tc>
-        <w:tc>
-          <w:tcPr>
-            <w:tcW w:w="560" w:type="dxa"/>
-          </w:tcPr>
-          <w:p>
-            <w:pPr>
-              <w:jc w:val="center"/>
-              <w:rPr>
-                <w:lang w:val="en-US"/>
-              </w:rPr>
-            </w:pPr>
-            <w:r>
-              <w:rPr>
-                <w:lang w:val="en-US"/>
-              </w:rPr>
-              <w:t>Y2</w:t>
-            </w:r>
-          </w:p>
-        </w:tc>
-        <w:tc>
-          <w:tcPr>
-            <w:tcW w:w="560" w:type="dxa"/>
-          </w:tcPr>
-          <w:p>
-            <w:pPr>
-              <w:jc w:val="center"/>
-              <w:rPr>
-                <w:lang w:val="en-US"/>
-              </w:rPr>
-            </w:pPr>
-            <w:r>
-              <w:rPr>
-                <w:lang w:val="en-US"/>
-              </w:rPr>
-              <w:t>Y3</w:t>
-            </w:r>
-          </w:p>
-        </w:tc>
-        <w:tc>
-          <w:tcPr>
-            <w:tcW w:w="560" w:type="dxa"/>
-          </w:tcPr>
-          <w:p>
-            <w:pPr>
-              <w:jc w:val="center"/>
-              <w:rPr>
-                <w:lang w:val="en-US"/>
-              </w:rPr>
-            </w:pPr>
-            <w:r>
-              <w:rPr>
-                <w:lang w:val="en-US"/>
-              </w:rPr>
-              <w:t>Y4</w:t>
-            </w:r>
-          </w:p>
-        </w:tc>
-        <w:tc>
-          <w:tcPr>
-            <w:tcW w:w="560" w:type="dxa"/>
-          </w:tcPr>
-          <w:p>
-            <w:pPr>
-              <w:jc w:val="center"/>
-              <w:rPr>
-                <w:lang w:val="en-US"/>
-              </w:rPr>
-            </w:pPr>
-            <w:r>
-              <w:rPr>
-                <w:lang w:val="en-US"/>
-              </w:rPr>
-              <w:t>Y5</w:t>
-            </w:r>
-          </w:p>
-        </w:tc>
-        <w:tc>
-          <w:tcPr>
-            <w:tcW w:w="560" w:type="dxa"/>
-          </w:tcPr>
-          <w:p>
-            <w:pPr>
-              <w:jc w:val="center"/>
-              <w:rPr>
-                <w:lang w:val="en-US"/>
-              </w:rPr>
-            </w:pPr>
-            <w:r>
-              <w:rPr>
-                <w:lang w:val="en-US"/>
-              </w:rPr>
-              <w:t>Y6</w:t>
-            </w:r>
-          </w:p>
-        </w:tc>
-        <w:tc>
-          <w:tcPr>
-            <w:tcW w:w="560" w:type="dxa"/>
-          </w:tcPr>
-          <w:p>
-            <w:pPr>
-              <w:jc w:val="center"/>
-              <w:rPr>
-                <w:lang w:val="en-US"/>
-              </w:rPr>
-            </w:pPr>
-            <w:r>
-              <w:rPr>
-                <w:lang w:val="en-US"/>
-              </w:rPr>
-              <w:t>Y7</w:t>
-            </w:r>
-          </w:p>
-        </w:tc>
-        <w:tc>
-          <w:tcPr>
-            <w:tcW w:w="560" w:type="dxa"/>
-          </w:tcPr>
-          <w:p>
-            <w:pPr>
-              <w:jc w:val="center"/>
-              <w:rPr>
-                <w:lang w:val="en-US"/>
-              </w:rPr>
-            </w:pPr>
-            <w:r>
-              <w:rPr>
-                <w:lang w:val="en-US"/>
-              </w:rPr>
-              <w:t>Y8</w:t>
-            </w:r>
-          </w:p>
-        </w:tc>
-        <w:tc>
-          <w:tcPr>
-            <w:tcW w:w="560" w:type="dxa"/>
-          </w:tcPr>
-          <w:p>
-            <w:pPr>
-              <w:jc w:val="center"/>
-              <w:rPr>
-                <w:lang w:val="en-US"/>
-              </w:rPr>
-            </w:pPr>
-            <w:r>
-              <w:rPr>
-                <w:lang w:val="en-US"/>
-              </w:rPr>
-              <w:t>Y9</w:t>
-            </w:r>
-          </w:p>
-        </w:tc>
-        <w:tc>
-          <w:tcPr>
-            <w:tcW w:w="560" w:type="dxa"/>
-          </w:tcPr>
-          <w:p>
-            <w:pPr>
-              <w:jc w:val="center"/>
-              <w:rPr>
-                <w:lang w:val="en-US"/>
-              </w:rPr>
-            </w:pPr>
-            <w:r>
-              <w:rPr>
-                <w:lang w:val="en-US"/>
-              </w:rPr>
-              <w:t>Y10</w:t>
-            </w:r>
-          </w:p>
-        </w:tc>
-        <w:tc>
-          <w:tcPr>
-            <w:tcW w:w="560" w:type="dxa"/>
-          </w:tcPr>
-          <w:p>
-            <w:pPr>
-              <w:jc w:val="center"/>
-              <w:rPr>
-                <w:lang w:val="en-US"/>
-              </w:rPr>
-            </w:pPr>
-            <w:r>
-              <w:rPr>
-                <w:lang w:val="en-US"/>
-              </w:rPr>
-              <w:t>Y11</w:t>
-            </w:r>
-          </w:p>
-        </w:tc>
-        <w:tc>
-          <w:tcPr>
-            <w:tcW w:w="560" w:type="dxa"/>
-          </w:tcPr>
-          <w:p>
-            <w:pPr>
-              <w:jc w:val="center"/>
-              <w:rPr>
-                <w:lang w:val="en-US"/>
-              </w:rPr>
-            </w:pPr>
-            <w:r>
-              <w:rPr>
-                <w:lang w:val="en-US"/>
-              </w:rPr>
-              <w:t>Y12</w:t>
+            </w:pPr>
+            <w:r>
+              <w:rPr>
+                <w:lang w:val="en-US"/>
+              </w:rPr>
+              <w:t>X</w:t>
+            </w:r>
+            <w:r>
+              <w:t>1</w:t>
+            </w:r>
+          </w:p>
+        </w:tc>
+        <w:tc>
+          <w:tcPr>
+            <w:tcW w:w="560" w:type="dxa"/>
+          </w:tcPr>
+          <w:p>
+            <w:pPr>
+              <w:jc w:val="center"/>
+            </w:pPr>
+            <w:r>
+              <w:rPr>
+                <w:lang w:val="en-US"/>
+              </w:rPr>
+              <w:t>X</w:t>
+            </w:r>
+            <w:r>
+              <w:t>2</w:t>
+            </w:r>
+          </w:p>
+        </w:tc>
+        <w:tc>
+          <w:tcPr>
+            <w:tcW w:w="560" w:type="dxa"/>
+          </w:tcPr>
+          <w:p>
+            <w:pPr>
+              <w:jc w:val="center"/>
+            </w:pPr>
+            <w:r>
+              <w:rPr>
+                <w:lang w:val="en-US"/>
+              </w:rPr>
+              <w:t>X</w:t>
+            </w:r>
+            <w:r>
+              <w:t>3</w:t>
+            </w:r>
+          </w:p>
+        </w:tc>
+        <w:tc>
+          <w:tcPr>
+            <w:tcW w:w="560" w:type="dxa"/>
+          </w:tcPr>
+          <w:p>
+            <w:pPr>
+              <w:jc w:val="center"/>
+            </w:pPr>
+            <w:r>
+              <w:rPr>
+                <w:lang w:val="en-US"/>
+              </w:rPr>
+              <w:t>X</w:t>
+            </w:r>
+            <w:r>
+              <w:t>4</w:t>
+            </w:r>
+          </w:p>
+        </w:tc>
+        <w:tc>
+          <w:tcPr>
+            <w:tcW w:w="560" w:type="dxa"/>
+          </w:tcPr>
+          <w:p>
+            <w:pPr>
+              <w:jc w:val="center"/>
+            </w:pPr>
+            <w:r>
+              <w:rPr>
+                <w:lang w:val="en-US"/>
+              </w:rPr>
+              <w:t>Y</w:t>
+            </w:r>
+            <w:r>
+              <w:t>0</w:t>
+            </w:r>
+          </w:p>
+        </w:tc>
+        <w:tc>
+          <w:tcPr>
+            <w:tcW w:w="560" w:type="dxa"/>
+          </w:tcPr>
+          <w:p>
+            <w:pPr>
+              <w:jc w:val="center"/>
+            </w:pPr>
+            <w:r>
+              <w:rPr>
+                <w:lang w:val="en-US"/>
+              </w:rPr>
+              <w:t>Y</w:t>
+            </w:r>
+            <w:r>
+              <w:t>1</w:t>
+            </w:r>
+          </w:p>
+        </w:tc>
+        <w:tc>
+          <w:tcPr>
+            <w:tcW w:w="560" w:type="dxa"/>
+          </w:tcPr>
+          <w:p>
+            <w:pPr>
+              <w:jc w:val="center"/>
+            </w:pPr>
+            <w:r>
+              <w:rPr>
+                <w:lang w:val="en-US"/>
+              </w:rPr>
+              <w:t>Y</w:t>
+            </w:r>
+            <w:r>
+              <w:t>2</w:t>
+            </w:r>
+          </w:p>
+        </w:tc>
+        <w:tc>
+          <w:tcPr>
+            <w:tcW w:w="560" w:type="dxa"/>
+          </w:tcPr>
+          <w:p>
+            <w:pPr>
+              <w:jc w:val="center"/>
+            </w:pPr>
+            <w:r>
+              <w:rPr>
+                <w:lang w:val="en-US"/>
+              </w:rPr>
+              <w:t>Y</w:t>
+            </w:r>
+            <w:r>
+              <w:t>3</w:t>
+            </w:r>
+          </w:p>
+        </w:tc>
+        <w:tc>
+          <w:tcPr>
+            <w:tcW w:w="560" w:type="dxa"/>
+          </w:tcPr>
+          <w:p>
+            <w:pPr>
+              <w:jc w:val="center"/>
+            </w:pPr>
+            <w:r>
+              <w:rPr>
+                <w:lang w:val="en-US"/>
+              </w:rPr>
+              <w:t>Y</w:t>
+            </w:r>
+            <w:r>
+              <w:t>4</w:t>
+            </w:r>
+          </w:p>
+        </w:tc>
+        <w:tc>
+          <w:tcPr>
+            <w:tcW w:w="560" w:type="dxa"/>
+          </w:tcPr>
+          <w:p>
+            <w:pPr>
+              <w:jc w:val="center"/>
+            </w:pPr>
+            <w:r>
+              <w:rPr>
+                <w:lang w:val="en-US"/>
+              </w:rPr>
+              <w:t>Y</w:t>
+            </w:r>
+            <w:r>
+              <w:t>5</w:t>
+            </w:r>
+          </w:p>
+        </w:tc>
+        <w:tc>
+          <w:tcPr>
+            <w:tcW w:w="560" w:type="dxa"/>
+          </w:tcPr>
+          <w:p>
+            <w:pPr>
+              <w:jc w:val="center"/>
+            </w:pPr>
+            <w:r>
+              <w:rPr>
+                <w:lang w:val="en-US"/>
+              </w:rPr>
+              <w:t>Y</w:t>
+            </w:r>
+            <w:r>
+              <w:t>6</w:t>
+            </w:r>
+          </w:p>
+        </w:tc>
+        <w:tc>
+          <w:tcPr>
+            <w:tcW w:w="560" w:type="dxa"/>
+          </w:tcPr>
+          <w:p>
+            <w:pPr>
+              <w:jc w:val="center"/>
+            </w:pPr>
+            <w:r>
+              <w:rPr>
+                <w:lang w:val="en-US"/>
+              </w:rPr>
+              <w:t>Y</w:t>
+            </w:r>
+            <w:r>
+              <w:t>7</w:t>
+            </w:r>
+          </w:p>
+        </w:tc>
+        <w:tc>
+          <w:tcPr>
+            <w:tcW w:w="560" w:type="dxa"/>
+          </w:tcPr>
+          <w:p>
+            <w:pPr>
+              <w:jc w:val="center"/>
+            </w:pPr>
+            <w:r>
+              <w:rPr>
+                <w:lang w:val="en-US"/>
+              </w:rPr>
+              <w:t>Y</w:t>
+            </w:r>
+            <w:r>
+              <w:t>8</w:t>
+            </w:r>
+          </w:p>
+        </w:tc>
+        <w:tc>
+          <w:tcPr>
+            <w:tcW w:w="560" w:type="dxa"/>
+          </w:tcPr>
+          <w:p>
+            <w:pPr>
+              <w:jc w:val="center"/>
+            </w:pPr>
+            <w:r>
+              <w:rPr>
+                <w:lang w:val="en-US"/>
+              </w:rPr>
+              <w:t>Y</w:t>
+            </w:r>
+            <w:r>
+              <w:t>9</w:t>
+            </w:r>
+          </w:p>
+        </w:tc>
+        <w:tc>
+          <w:tcPr>
+            <w:tcW w:w="560" w:type="dxa"/>
+          </w:tcPr>
+          <w:p>
+            <w:pPr>
+              <w:jc w:val="center"/>
+            </w:pPr>
+            <w:r>
+              <w:rPr>
+                <w:lang w:val="en-US"/>
+              </w:rPr>
+              <w:t>Y</w:t>
+            </w:r>
+            <w:r>
+              <w:t>10</w:t>
+            </w:r>
+          </w:p>
+        </w:tc>
+        <w:tc>
+          <w:tcPr>
+            <w:tcW w:w="560" w:type="dxa"/>
+          </w:tcPr>
+          <w:p>
+            <w:pPr>
+              <w:jc w:val="center"/>
+            </w:pPr>
+            <w:r>
+              <w:rPr>
+                <w:lang w:val="en-US"/>
+              </w:rPr>
+              <w:t>Y</w:t>
+            </w:r>
+            <w:r>
+              <w:t>11</w:t>
+            </w:r>
+          </w:p>
+        </w:tc>
+        <w:tc>
+          <w:tcPr>
+            <w:tcW w:w="560" w:type="dxa"/>
+          </w:tcPr>
+          <w:p>
+            <w:pPr>
+              <w:jc w:val="center"/>
+              <w:rPr>
+                <w:lang w:val="en-US"/>
+              </w:rPr>
+            </w:pPr>
+            <w:r>
+              <w:rPr>
+                <w:lang w:val="en-US"/>
+              </w:rPr>
+              <w:t>Y</w:t>
+            </w:r>
+            <w:r>
+              <w:t>1</w:t>
+            </w:r>
+            <w:r>
+              <w:rPr>
+                <w:lang w:val="en-US"/>
+              </w:rPr>
+              <w:t>2</w:t>
             </w:r>
           </w:p>
         </w:tc>
@@ -6068,26 +5916,19 @@
         <w:ind w:left="360"/>
       </w:pPr>
       <w:r>
-        <w:rPr>
-          <w:lang w:val="en-US"/>
-        </w:rPr>
         <w:br/>
       </w:r>
       <w:r>
-        <w:t xml:space="preserve">Использование дешифратора в режиме </w:t>
+        <w:t>Использование дешифратора в режиме демультиплексора</w:t>
       </w:r>
-      <w:proofErr w:type="spellStart"/>
       <w:r>
-        <w:t>демультиплексора</w:t>
+        <w:br/>
       </w:r>
-      <w:proofErr w:type="spellEnd"/>
-    </w:p>
-    <w:p>
-      <w:pPr>
-        <w:ind w:left="360"/>
-      </w:pPr>
       <w:r>
-        <w:t>Пример параллельного кода</w:t>
+        <w:t>пример</w:t>
+      </w:r>
+      <w:r>
+        <w:t xml:space="preserve"> параллельного кода</w:t>
       </w:r>
     </w:p>
     <w:p>
@@ -6097,39 +5938,17 @@
       <w:r>
         <w:t>0 – 1-й провод</w:t>
       </w:r>
-    </w:p>
-    <w:p>
-      <w:pPr>
-        <w:ind w:left="360"/>
-      </w:pPr>
       <w:r>
-        <w:t>1</w:t>
+        <w:br/>
       </w:r>
       <w:r>
-        <w:t>–</w:t>
+        <w:t>1– 2-й провод</w:t>
       </w:r>
       <w:r>
-        <w:t xml:space="preserve"> 2</w:t>
+        <w:br/>
       </w:r>
       <w:r>
-        <w:t>-й провод</w:t>
-      </w:r>
-    </w:p>
-    <w:p>
-      <w:pPr>
-        <w:ind w:left="360"/>
-      </w:pPr>
-      <w:r>
-        <w:t>1</w:t>
-      </w:r>
-      <w:r>
-        <w:t>–</w:t>
-      </w:r>
-      <w:r>
-        <w:t xml:space="preserve"> 3</w:t>
-      </w:r>
-      <w:r>
-        <w:t>-й провод</w:t>
+        <w:t>1– 3-й провод</w:t>
       </w:r>
     </w:p>
     <w:p>
@@ -6142,37 +5961,27 @@
       <w:r>
         <w:t xml:space="preserve"> …</w:t>
       </w:r>
-      <w:bookmarkStart w:id="0" w:name="_GoBack"/>
-      <w:bookmarkEnd w:id="0"/>
-    </w:p>
-    <w:p>
-      <w:pPr>
-        <w:ind w:left="360"/>
-      </w:pPr>
+      <w:r>
+        <w:br/>
+      </w:r>
       <w:r>
         <w:t>0</w:t>
       </w:r>
-    </w:p>
-    <w:p>
-      <w:pPr>
-        <w:ind w:left="360"/>
-      </w:pPr>
+      <w:r>
+        <w:br/>
+      </w:r>
       <w:r>
         <w:t>0</w:t>
       </w:r>
-    </w:p>
-    <w:p>
-      <w:pPr>
-        <w:ind w:left="360"/>
-      </w:pPr>
+      <w:r>
+        <w:br/>
+      </w:r>
       <w:r>
         <w:t>1</w:t>
       </w:r>
-    </w:p>
-    <w:p>
-      <w:pPr>
-        <w:ind w:left="360"/>
-      </w:pPr>
+      <w:r>
+        <w:br/>
+      </w:r>
       <w:r>
         <w:t>1</w:t>
       </w:r>
@@ -6184,29 +5993,1997 @@
       <w:r>
         <w:t>Пример последовательного кода</w:t>
       </w:r>
+      <w:r>
+        <w:br/>
+      </w:r>
+      <w:r>
+        <w:t xml:space="preserve">01110011 – передача по одному проводу в </w:t>
+      </w:r>
+      <w:r>
+        <w:t>каждый отдельный момент времени</w:t>
+      </w:r>
+      <w:r>
+        <w:br/>
+      </w:r>
+      <w:r>
+        <w:t xml:space="preserve">Преобразование параллельного кода в последовательный </w:t>
+      </w:r>
+      <w:r>
+        <w:t>называется мультиплексированием</w:t>
+      </w:r>
+      <w:r>
+        <w:br/>
+      </w:r>
+      <w:r>
+        <w:t xml:space="preserve">Обратное преобразование </w:t>
+      </w:r>
+      <w:r>
+        <w:t>–</w:t>
+      </w:r>
+      <w:r>
+        <w:t xml:space="preserve"> демультиплексированием</w:t>
+      </w:r>
     </w:p>
+    <w:tbl>
+      <w:tblPr>
+        <w:tblStyle w:val="a4"/>
+        <w:tblW w:w="0" w:type="auto"/>
+        <w:tblInd w:w="-5" w:type="dxa"/>
+        <w:tblLook w:val="04A0" w:firstRow="1" w:lastRow="0" w:firstColumn="1" w:lastColumn="0" w:noHBand="0" w:noVBand="1"/>
+      </w:tblPr>
+      <w:tblGrid>
+        <w:gridCol w:w="958"/>
+        <w:gridCol w:w="959"/>
+        <w:gridCol w:w="958"/>
+        <w:gridCol w:w="959"/>
+        <w:gridCol w:w="959"/>
+        <w:gridCol w:w="958"/>
+        <w:gridCol w:w="959"/>
+        <w:gridCol w:w="959"/>
+        <w:gridCol w:w="958"/>
+        <w:gridCol w:w="959"/>
+        <w:gridCol w:w="959"/>
+      </w:tblGrid>
+      <w:tr>
+        <w:tc>
+          <w:tcPr>
+            <w:tcW w:w="958" w:type="dxa"/>
+          </w:tcPr>
+          <w:p>
+            <w:pPr>
+              <w:jc w:val="center"/>
+            </w:pPr>
+            <w:r>
+              <w:rPr>
+                <w:lang w:val="en-US"/>
+              </w:rPr>
+              <w:t>A</w:t>
+            </w:r>
+          </w:p>
+        </w:tc>
+        <w:tc>
+          <w:tcPr>
+            <w:tcW w:w="959" w:type="dxa"/>
+          </w:tcPr>
+          <w:p>
+            <w:pPr>
+              <w:jc w:val="center"/>
+            </w:pPr>
+            <w:r>
+              <w:rPr>
+                <w:lang w:val="en-US"/>
+              </w:rPr>
+              <w:t>B</w:t>
+            </w:r>
+          </w:p>
+        </w:tc>
+        <w:tc>
+          <w:tcPr>
+            <w:tcW w:w="958" w:type="dxa"/>
+          </w:tcPr>
+          <w:p>
+            <w:pPr>
+              <w:jc w:val="center"/>
+            </w:pPr>
+            <w:r>
+              <w:rPr>
+                <w:lang w:val="en-US"/>
+              </w:rPr>
+              <w:t>C</w:t>
+            </w:r>
+          </w:p>
+        </w:tc>
+        <w:tc>
+          <w:tcPr>
+            <w:tcW w:w="959" w:type="dxa"/>
+          </w:tcPr>
+          <w:p>
+            <w:pPr>
+              <w:jc w:val="center"/>
+            </w:pPr>
+            <w:r>
+              <w:rPr>
+                <w:lang w:val="en-US"/>
+              </w:rPr>
+              <w:t>Y</w:t>
+            </w:r>
+            <w:r>
+              <w:t>0</w:t>
+            </w:r>
+          </w:p>
+        </w:tc>
+        <w:tc>
+          <w:tcPr>
+            <w:tcW w:w="959" w:type="dxa"/>
+          </w:tcPr>
+          <w:p>
+            <w:pPr>
+              <w:jc w:val="center"/>
+            </w:pPr>
+            <w:r>
+              <w:rPr>
+                <w:lang w:val="en-US"/>
+              </w:rPr>
+              <w:t>Y</w:t>
+            </w:r>
+            <w:r>
+              <w:t>1</w:t>
+            </w:r>
+          </w:p>
+        </w:tc>
+        <w:tc>
+          <w:tcPr>
+            <w:tcW w:w="958" w:type="dxa"/>
+          </w:tcPr>
+          <w:p>
+            <w:pPr>
+              <w:jc w:val="center"/>
+            </w:pPr>
+            <w:r>
+              <w:rPr>
+                <w:lang w:val="en-US"/>
+              </w:rPr>
+              <w:t>Y</w:t>
+            </w:r>
+            <w:r>
+              <w:t>2</w:t>
+            </w:r>
+          </w:p>
+        </w:tc>
+        <w:tc>
+          <w:tcPr>
+            <w:tcW w:w="959" w:type="dxa"/>
+          </w:tcPr>
+          <w:p>
+            <w:pPr>
+              <w:jc w:val="center"/>
+            </w:pPr>
+            <w:r>
+              <w:rPr>
+                <w:lang w:val="en-US"/>
+              </w:rPr>
+              <w:t>Y</w:t>
+            </w:r>
+            <w:r>
+              <w:t>3</w:t>
+            </w:r>
+          </w:p>
+        </w:tc>
+        <w:tc>
+          <w:tcPr>
+            <w:tcW w:w="959" w:type="dxa"/>
+          </w:tcPr>
+          <w:p>
+            <w:pPr>
+              <w:jc w:val="center"/>
+            </w:pPr>
+            <w:r>
+              <w:rPr>
+                <w:lang w:val="en-US"/>
+              </w:rPr>
+              <w:t>Y</w:t>
+            </w:r>
+            <w:r>
+              <w:t>4</w:t>
+            </w:r>
+          </w:p>
+        </w:tc>
+        <w:tc>
+          <w:tcPr>
+            <w:tcW w:w="958" w:type="dxa"/>
+          </w:tcPr>
+          <w:p>
+            <w:pPr>
+              <w:jc w:val="center"/>
+            </w:pPr>
+            <w:r>
+              <w:rPr>
+                <w:lang w:val="en-US"/>
+              </w:rPr>
+              <w:t>Y</w:t>
+            </w:r>
+            <w:r>
+              <w:t>5</w:t>
+            </w:r>
+          </w:p>
+        </w:tc>
+        <w:tc>
+          <w:tcPr>
+            <w:tcW w:w="959" w:type="dxa"/>
+          </w:tcPr>
+          <w:p>
+            <w:pPr>
+              <w:jc w:val="center"/>
+            </w:pPr>
+            <w:r>
+              <w:rPr>
+                <w:lang w:val="en-US"/>
+              </w:rPr>
+              <w:t>Y</w:t>
+            </w:r>
+            <w:r>
+              <w:t>6</w:t>
+            </w:r>
+          </w:p>
+        </w:tc>
+        <w:tc>
+          <w:tcPr>
+            <w:tcW w:w="959" w:type="dxa"/>
+          </w:tcPr>
+          <w:p>
+            <w:pPr>
+              <w:jc w:val="center"/>
+            </w:pPr>
+            <w:r>
+              <w:rPr>
+                <w:lang w:val="en-US"/>
+              </w:rPr>
+              <w:t>Y</w:t>
+            </w:r>
+            <w:r>
+              <w:t>7</w:t>
+            </w:r>
+          </w:p>
+        </w:tc>
+      </w:tr>
+      <w:tr>
+        <w:tc>
+          <w:tcPr>
+            <w:tcW w:w="958" w:type="dxa"/>
+          </w:tcPr>
+          <w:p>
+            <w:pPr>
+              <w:jc w:val="center"/>
+            </w:pPr>
+            <w:r>
+              <w:t>0</w:t>
+            </w:r>
+          </w:p>
+        </w:tc>
+        <w:tc>
+          <w:tcPr>
+            <w:tcW w:w="959" w:type="dxa"/>
+          </w:tcPr>
+          <w:p>
+            <w:pPr>
+              <w:jc w:val="center"/>
+            </w:pPr>
+            <w:r>
+              <w:t>0</w:t>
+            </w:r>
+          </w:p>
+        </w:tc>
+        <w:tc>
+          <w:tcPr>
+            <w:tcW w:w="958" w:type="dxa"/>
+          </w:tcPr>
+          <w:p>
+            <w:pPr>
+              <w:jc w:val="center"/>
+            </w:pPr>
+            <w:r>
+              <w:t>0</w:t>
+            </w:r>
+          </w:p>
+        </w:tc>
+        <w:tc>
+          <w:tcPr>
+            <w:tcW w:w="959" w:type="dxa"/>
+            <w:shd w:val="clear" w:color="auto" w:fill="C00000"/>
+          </w:tcPr>
+          <w:p>
+            <w:pPr>
+              <w:jc w:val="center"/>
+            </w:pPr>
+            <w:r>
+              <w:rPr>
+                <w:lang w:val="en-US"/>
+              </w:rPr>
+              <w:t>G</w:t>
+            </w:r>
+          </w:p>
+        </w:tc>
+        <w:tc>
+          <w:tcPr>
+            <w:tcW w:w="959" w:type="dxa"/>
+            <w:shd w:val="clear" w:color="auto" w:fill="92D050"/>
+          </w:tcPr>
+          <w:p>
+            <w:pPr>
+              <w:jc w:val="center"/>
+            </w:pPr>
+            <w:r>
+              <w:t>0</w:t>
+            </w:r>
+          </w:p>
+        </w:tc>
+        <w:tc>
+          <w:tcPr>
+            <w:tcW w:w="958" w:type="dxa"/>
+            <w:shd w:val="clear" w:color="auto" w:fill="92D050"/>
+          </w:tcPr>
+          <w:p>
+            <w:pPr>
+              <w:jc w:val="center"/>
+            </w:pPr>
+            <w:r>
+              <w:t>0</w:t>
+            </w:r>
+          </w:p>
+        </w:tc>
+        <w:tc>
+          <w:tcPr>
+            <w:tcW w:w="959" w:type="dxa"/>
+            <w:shd w:val="clear" w:color="auto" w:fill="92D050"/>
+          </w:tcPr>
+          <w:p>
+            <w:pPr>
+              <w:jc w:val="center"/>
+            </w:pPr>
+            <w:r>
+              <w:t>0</w:t>
+            </w:r>
+          </w:p>
+        </w:tc>
+        <w:tc>
+          <w:tcPr>
+            <w:tcW w:w="959" w:type="dxa"/>
+            <w:shd w:val="clear" w:color="auto" w:fill="92D050"/>
+          </w:tcPr>
+          <w:p>
+            <w:pPr>
+              <w:jc w:val="center"/>
+            </w:pPr>
+            <w:r>
+              <w:t>0</w:t>
+            </w:r>
+          </w:p>
+        </w:tc>
+        <w:tc>
+          <w:tcPr>
+            <w:tcW w:w="958" w:type="dxa"/>
+            <w:shd w:val="clear" w:color="auto" w:fill="92D050"/>
+          </w:tcPr>
+          <w:p>
+            <w:pPr>
+              <w:jc w:val="center"/>
+            </w:pPr>
+            <w:r>
+              <w:t>0</w:t>
+            </w:r>
+          </w:p>
+        </w:tc>
+        <w:tc>
+          <w:tcPr>
+            <w:tcW w:w="959" w:type="dxa"/>
+            <w:shd w:val="clear" w:color="auto" w:fill="92D050"/>
+          </w:tcPr>
+          <w:p>
+            <w:pPr>
+              <w:jc w:val="center"/>
+            </w:pPr>
+            <w:r>
+              <w:t>0</w:t>
+            </w:r>
+          </w:p>
+        </w:tc>
+        <w:tc>
+          <w:tcPr>
+            <w:tcW w:w="959" w:type="dxa"/>
+            <w:shd w:val="clear" w:color="auto" w:fill="92D050"/>
+          </w:tcPr>
+          <w:p>
+            <w:pPr>
+              <w:jc w:val="center"/>
+            </w:pPr>
+            <w:r>
+              <w:t>0</w:t>
+            </w:r>
+          </w:p>
+        </w:tc>
+      </w:tr>
+      <w:tr>
+        <w:tc>
+          <w:tcPr>
+            <w:tcW w:w="958" w:type="dxa"/>
+          </w:tcPr>
+          <w:p>
+            <w:pPr>
+              <w:jc w:val="center"/>
+            </w:pPr>
+            <w:r>
+              <w:t>0</w:t>
+            </w:r>
+          </w:p>
+        </w:tc>
+        <w:tc>
+          <w:tcPr>
+            <w:tcW w:w="959" w:type="dxa"/>
+          </w:tcPr>
+          <w:p>
+            <w:pPr>
+              <w:jc w:val="center"/>
+            </w:pPr>
+            <w:r>
+              <w:t>0</w:t>
+            </w:r>
+          </w:p>
+        </w:tc>
+        <w:tc>
+          <w:tcPr>
+            <w:tcW w:w="958" w:type="dxa"/>
+          </w:tcPr>
+          <w:p>
+            <w:pPr>
+              <w:jc w:val="center"/>
+            </w:pPr>
+            <w:r>
+              <w:t>1</w:t>
+            </w:r>
+          </w:p>
+        </w:tc>
+        <w:tc>
+          <w:tcPr>
+            <w:tcW w:w="959" w:type="dxa"/>
+            <w:shd w:val="clear" w:color="auto" w:fill="92D050"/>
+          </w:tcPr>
+          <w:p>
+            <w:pPr>
+              <w:jc w:val="center"/>
+            </w:pPr>
+            <w:r>
+              <w:t>0</w:t>
+            </w:r>
+          </w:p>
+        </w:tc>
+        <w:tc>
+          <w:tcPr>
+            <w:tcW w:w="959" w:type="dxa"/>
+            <w:shd w:val="clear" w:color="auto" w:fill="C00000"/>
+          </w:tcPr>
+          <w:p>
+            <w:pPr>
+              <w:jc w:val="center"/>
+            </w:pPr>
+            <w:r>
+              <w:rPr>
+                <w:lang w:val="en-US"/>
+              </w:rPr>
+              <w:t>G</w:t>
+            </w:r>
+          </w:p>
+        </w:tc>
+        <w:tc>
+          <w:tcPr>
+            <w:tcW w:w="958" w:type="dxa"/>
+            <w:shd w:val="clear" w:color="auto" w:fill="92D050"/>
+          </w:tcPr>
+          <w:p>
+            <w:pPr>
+              <w:jc w:val="center"/>
+            </w:pPr>
+            <w:r>
+              <w:t>0</w:t>
+            </w:r>
+          </w:p>
+        </w:tc>
+        <w:tc>
+          <w:tcPr>
+            <w:tcW w:w="959" w:type="dxa"/>
+            <w:shd w:val="clear" w:color="auto" w:fill="92D050"/>
+          </w:tcPr>
+          <w:p>
+            <w:pPr>
+              <w:jc w:val="center"/>
+            </w:pPr>
+            <w:r>
+              <w:t>0</w:t>
+            </w:r>
+          </w:p>
+        </w:tc>
+        <w:tc>
+          <w:tcPr>
+            <w:tcW w:w="959" w:type="dxa"/>
+            <w:shd w:val="clear" w:color="auto" w:fill="92D050"/>
+          </w:tcPr>
+          <w:p>
+            <w:pPr>
+              <w:jc w:val="center"/>
+            </w:pPr>
+            <w:r>
+              <w:t>0</w:t>
+            </w:r>
+          </w:p>
+        </w:tc>
+        <w:tc>
+          <w:tcPr>
+            <w:tcW w:w="958" w:type="dxa"/>
+            <w:shd w:val="clear" w:color="auto" w:fill="92D050"/>
+          </w:tcPr>
+          <w:p>
+            <w:pPr>
+              <w:jc w:val="center"/>
+            </w:pPr>
+            <w:r>
+              <w:t>0</w:t>
+            </w:r>
+          </w:p>
+        </w:tc>
+        <w:tc>
+          <w:tcPr>
+            <w:tcW w:w="959" w:type="dxa"/>
+            <w:shd w:val="clear" w:color="auto" w:fill="92D050"/>
+          </w:tcPr>
+          <w:p>
+            <w:pPr>
+              <w:jc w:val="center"/>
+            </w:pPr>
+            <w:r>
+              <w:t>0</w:t>
+            </w:r>
+          </w:p>
+        </w:tc>
+        <w:tc>
+          <w:tcPr>
+            <w:tcW w:w="959" w:type="dxa"/>
+            <w:shd w:val="clear" w:color="auto" w:fill="92D050"/>
+          </w:tcPr>
+          <w:p>
+            <w:pPr>
+              <w:jc w:val="center"/>
+            </w:pPr>
+            <w:r>
+              <w:t>0</w:t>
+            </w:r>
+          </w:p>
+        </w:tc>
+      </w:tr>
+      <w:tr>
+        <w:tc>
+          <w:tcPr>
+            <w:tcW w:w="958" w:type="dxa"/>
+          </w:tcPr>
+          <w:p>
+            <w:pPr>
+              <w:jc w:val="center"/>
+            </w:pPr>
+            <w:r>
+              <w:t>0</w:t>
+            </w:r>
+          </w:p>
+        </w:tc>
+        <w:tc>
+          <w:tcPr>
+            <w:tcW w:w="959" w:type="dxa"/>
+          </w:tcPr>
+          <w:p>
+            <w:pPr>
+              <w:jc w:val="center"/>
+            </w:pPr>
+            <w:r>
+              <w:t>1</w:t>
+            </w:r>
+          </w:p>
+        </w:tc>
+        <w:tc>
+          <w:tcPr>
+            <w:tcW w:w="958" w:type="dxa"/>
+          </w:tcPr>
+          <w:p>
+            <w:pPr>
+              <w:jc w:val="center"/>
+            </w:pPr>
+            <w:r>
+              <w:t>0</w:t>
+            </w:r>
+          </w:p>
+        </w:tc>
+        <w:tc>
+          <w:tcPr>
+            <w:tcW w:w="959" w:type="dxa"/>
+            <w:shd w:val="clear" w:color="auto" w:fill="92D050"/>
+          </w:tcPr>
+          <w:p>
+            <w:pPr>
+              <w:jc w:val="center"/>
+            </w:pPr>
+            <w:r>
+              <w:t>0</w:t>
+            </w:r>
+          </w:p>
+        </w:tc>
+        <w:tc>
+          <w:tcPr>
+            <w:tcW w:w="959" w:type="dxa"/>
+            <w:shd w:val="clear" w:color="auto" w:fill="92D050"/>
+          </w:tcPr>
+          <w:p>
+            <w:pPr>
+              <w:jc w:val="center"/>
+            </w:pPr>
+            <w:r>
+              <w:t>0</w:t>
+            </w:r>
+          </w:p>
+        </w:tc>
+        <w:tc>
+          <w:tcPr>
+            <w:tcW w:w="958" w:type="dxa"/>
+            <w:shd w:val="clear" w:color="auto" w:fill="C00000"/>
+          </w:tcPr>
+          <w:p>
+            <w:pPr>
+              <w:jc w:val="center"/>
+            </w:pPr>
+            <w:r>
+              <w:rPr>
+                <w:lang w:val="en-US"/>
+              </w:rPr>
+              <w:t>G</w:t>
+            </w:r>
+          </w:p>
+        </w:tc>
+        <w:tc>
+          <w:tcPr>
+            <w:tcW w:w="959" w:type="dxa"/>
+            <w:shd w:val="clear" w:color="auto" w:fill="92D050"/>
+          </w:tcPr>
+          <w:p>
+            <w:pPr>
+              <w:jc w:val="center"/>
+            </w:pPr>
+            <w:r>
+              <w:t>0</w:t>
+            </w:r>
+          </w:p>
+        </w:tc>
+        <w:tc>
+          <w:tcPr>
+            <w:tcW w:w="959" w:type="dxa"/>
+            <w:shd w:val="clear" w:color="auto" w:fill="92D050"/>
+          </w:tcPr>
+          <w:p>
+            <w:pPr>
+              <w:jc w:val="center"/>
+            </w:pPr>
+            <w:r>
+              <w:t>0</w:t>
+            </w:r>
+          </w:p>
+        </w:tc>
+        <w:tc>
+          <w:tcPr>
+            <w:tcW w:w="958" w:type="dxa"/>
+            <w:shd w:val="clear" w:color="auto" w:fill="92D050"/>
+          </w:tcPr>
+          <w:p>
+            <w:pPr>
+              <w:jc w:val="center"/>
+            </w:pPr>
+            <w:r>
+              <w:t>0</w:t>
+            </w:r>
+          </w:p>
+        </w:tc>
+        <w:tc>
+          <w:tcPr>
+            <w:tcW w:w="959" w:type="dxa"/>
+            <w:shd w:val="clear" w:color="auto" w:fill="92D050"/>
+          </w:tcPr>
+          <w:p>
+            <w:pPr>
+              <w:jc w:val="center"/>
+            </w:pPr>
+            <w:r>
+              <w:t>0</w:t>
+            </w:r>
+          </w:p>
+        </w:tc>
+        <w:tc>
+          <w:tcPr>
+            <w:tcW w:w="959" w:type="dxa"/>
+            <w:shd w:val="clear" w:color="auto" w:fill="92D050"/>
+          </w:tcPr>
+          <w:p>
+            <w:pPr>
+              <w:jc w:val="center"/>
+            </w:pPr>
+            <w:r>
+              <w:t>0</w:t>
+            </w:r>
+          </w:p>
+        </w:tc>
+      </w:tr>
+      <w:tr>
+        <w:tc>
+          <w:tcPr>
+            <w:tcW w:w="958" w:type="dxa"/>
+          </w:tcPr>
+          <w:p>
+            <w:pPr>
+              <w:jc w:val="center"/>
+            </w:pPr>
+            <w:r>
+              <w:t>0</w:t>
+            </w:r>
+          </w:p>
+        </w:tc>
+        <w:tc>
+          <w:tcPr>
+            <w:tcW w:w="959" w:type="dxa"/>
+          </w:tcPr>
+          <w:p>
+            <w:pPr>
+              <w:jc w:val="center"/>
+            </w:pPr>
+            <w:r>
+              <w:t>1</w:t>
+            </w:r>
+          </w:p>
+        </w:tc>
+        <w:tc>
+          <w:tcPr>
+            <w:tcW w:w="958" w:type="dxa"/>
+          </w:tcPr>
+          <w:p>
+            <w:pPr>
+              <w:jc w:val="center"/>
+            </w:pPr>
+            <w:r>
+              <w:t>1</w:t>
+            </w:r>
+          </w:p>
+        </w:tc>
+        <w:tc>
+          <w:tcPr>
+            <w:tcW w:w="959" w:type="dxa"/>
+            <w:shd w:val="clear" w:color="auto" w:fill="92D050"/>
+          </w:tcPr>
+          <w:p>
+            <w:pPr>
+              <w:jc w:val="center"/>
+            </w:pPr>
+            <w:r>
+              <w:t>0</w:t>
+            </w:r>
+          </w:p>
+        </w:tc>
+        <w:tc>
+          <w:tcPr>
+            <w:tcW w:w="959" w:type="dxa"/>
+            <w:shd w:val="clear" w:color="auto" w:fill="92D050"/>
+          </w:tcPr>
+          <w:p>
+            <w:pPr>
+              <w:jc w:val="center"/>
+            </w:pPr>
+            <w:r>
+              <w:t>0</w:t>
+            </w:r>
+          </w:p>
+        </w:tc>
+        <w:tc>
+          <w:tcPr>
+            <w:tcW w:w="958" w:type="dxa"/>
+            <w:shd w:val="clear" w:color="auto" w:fill="92D050"/>
+          </w:tcPr>
+          <w:p>
+            <w:pPr>
+              <w:jc w:val="center"/>
+            </w:pPr>
+            <w:r>
+              <w:t>0</w:t>
+            </w:r>
+          </w:p>
+        </w:tc>
+        <w:tc>
+          <w:tcPr>
+            <w:tcW w:w="959" w:type="dxa"/>
+            <w:shd w:val="clear" w:color="auto" w:fill="C00000"/>
+          </w:tcPr>
+          <w:p>
+            <w:pPr>
+              <w:jc w:val="center"/>
+            </w:pPr>
+            <w:r>
+              <w:rPr>
+                <w:lang w:val="en-US"/>
+              </w:rPr>
+              <w:t>G</w:t>
+            </w:r>
+          </w:p>
+        </w:tc>
+        <w:tc>
+          <w:tcPr>
+            <w:tcW w:w="959" w:type="dxa"/>
+            <w:shd w:val="clear" w:color="auto" w:fill="92D050"/>
+          </w:tcPr>
+          <w:p>
+            <w:pPr>
+              <w:jc w:val="center"/>
+            </w:pPr>
+            <w:r>
+              <w:t>0</w:t>
+            </w:r>
+          </w:p>
+        </w:tc>
+        <w:tc>
+          <w:tcPr>
+            <w:tcW w:w="958" w:type="dxa"/>
+            <w:shd w:val="clear" w:color="auto" w:fill="92D050"/>
+          </w:tcPr>
+          <w:p>
+            <w:pPr>
+              <w:jc w:val="center"/>
+            </w:pPr>
+            <w:r>
+              <w:t>0</w:t>
+            </w:r>
+          </w:p>
+        </w:tc>
+        <w:tc>
+          <w:tcPr>
+            <w:tcW w:w="959" w:type="dxa"/>
+            <w:shd w:val="clear" w:color="auto" w:fill="92D050"/>
+          </w:tcPr>
+          <w:p>
+            <w:pPr>
+              <w:jc w:val="center"/>
+            </w:pPr>
+            <w:r>
+              <w:t>0</w:t>
+            </w:r>
+          </w:p>
+        </w:tc>
+        <w:tc>
+          <w:tcPr>
+            <w:tcW w:w="959" w:type="dxa"/>
+            <w:shd w:val="clear" w:color="auto" w:fill="92D050"/>
+          </w:tcPr>
+          <w:p>
+            <w:pPr>
+              <w:jc w:val="center"/>
+            </w:pPr>
+            <w:r>
+              <w:t>0</w:t>
+            </w:r>
+          </w:p>
+        </w:tc>
+      </w:tr>
+      <w:tr>
+        <w:tc>
+          <w:tcPr>
+            <w:tcW w:w="958" w:type="dxa"/>
+          </w:tcPr>
+          <w:p>
+            <w:pPr>
+              <w:jc w:val="center"/>
+            </w:pPr>
+            <w:r>
+              <w:t>1</w:t>
+            </w:r>
+          </w:p>
+        </w:tc>
+        <w:tc>
+          <w:tcPr>
+            <w:tcW w:w="959" w:type="dxa"/>
+          </w:tcPr>
+          <w:p>
+            <w:pPr>
+              <w:jc w:val="center"/>
+            </w:pPr>
+            <w:r>
+              <w:t>0</w:t>
+            </w:r>
+          </w:p>
+        </w:tc>
+        <w:tc>
+          <w:tcPr>
+            <w:tcW w:w="958" w:type="dxa"/>
+          </w:tcPr>
+          <w:p>
+            <w:pPr>
+              <w:jc w:val="center"/>
+              <w:rPr>
+                <w:lang w:val="en-US"/>
+              </w:rPr>
+            </w:pPr>
+            <w:r>
+              <w:rPr>
+                <w:lang w:val="en-US"/>
+              </w:rPr>
+              <w:t>0</w:t>
+            </w:r>
+          </w:p>
+        </w:tc>
+        <w:tc>
+          <w:tcPr>
+            <w:tcW w:w="959" w:type="dxa"/>
+            <w:shd w:val="clear" w:color="auto" w:fill="92D050"/>
+          </w:tcPr>
+          <w:p>
+            <w:pPr>
+              <w:jc w:val="center"/>
+              <w:rPr>
+                <w:lang w:val="en-US"/>
+              </w:rPr>
+            </w:pPr>
+            <w:r>
+              <w:rPr>
+                <w:lang w:val="en-US"/>
+              </w:rPr>
+              <w:t>0</w:t>
+            </w:r>
+          </w:p>
+        </w:tc>
+        <w:tc>
+          <w:tcPr>
+            <w:tcW w:w="959" w:type="dxa"/>
+            <w:shd w:val="clear" w:color="auto" w:fill="92D050"/>
+          </w:tcPr>
+          <w:p>
+            <w:pPr>
+              <w:jc w:val="center"/>
+              <w:rPr>
+                <w:lang w:val="en-US"/>
+              </w:rPr>
+            </w:pPr>
+            <w:r>
+              <w:rPr>
+                <w:lang w:val="en-US"/>
+              </w:rPr>
+              <w:t>0</w:t>
+            </w:r>
+          </w:p>
+        </w:tc>
+        <w:tc>
+          <w:tcPr>
+            <w:tcW w:w="958" w:type="dxa"/>
+            <w:shd w:val="clear" w:color="auto" w:fill="92D050"/>
+          </w:tcPr>
+          <w:p>
+            <w:pPr>
+              <w:jc w:val="center"/>
+              <w:rPr>
+                <w:lang w:val="en-US"/>
+              </w:rPr>
+            </w:pPr>
+            <w:r>
+              <w:rPr>
+                <w:lang w:val="en-US"/>
+              </w:rPr>
+              <w:t>0</w:t>
+            </w:r>
+          </w:p>
+        </w:tc>
+        <w:tc>
+          <w:tcPr>
+            <w:tcW w:w="959" w:type="dxa"/>
+            <w:shd w:val="clear" w:color="auto" w:fill="92D050"/>
+          </w:tcPr>
+          <w:p>
+            <w:pPr>
+              <w:jc w:val="center"/>
+              <w:rPr>
+                <w:lang w:val="en-US"/>
+              </w:rPr>
+            </w:pPr>
+            <w:r>
+              <w:rPr>
+                <w:lang w:val="en-US"/>
+              </w:rPr>
+              <w:t>0</w:t>
+            </w:r>
+          </w:p>
+        </w:tc>
+        <w:tc>
+          <w:tcPr>
+            <w:tcW w:w="959" w:type="dxa"/>
+            <w:shd w:val="clear" w:color="auto" w:fill="C00000"/>
+          </w:tcPr>
+          <w:p>
+            <w:pPr>
+              <w:jc w:val="center"/>
+              <w:rPr>
+                <w:lang w:val="en-US"/>
+              </w:rPr>
+            </w:pPr>
+            <w:r>
+              <w:rPr>
+                <w:lang w:val="en-US"/>
+              </w:rPr>
+              <w:t>G</w:t>
+            </w:r>
+          </w:p>
+        </w:tc>
+        <w:tc>
+          <w:tcPr>
+            <w:tcW w:w="958" w:type="dxa"/>
+            <w:shd w:val="clear" w:color="auto" w:fill="92D050"/>
+          </w:tcPr>
+          <w:p>
+            <w:pPr>
+              <w:jc w:val="center"/>
+              <w:rPr>
+                <w:lang w:val="en-US"/>
+              </w:rPr>
+            </w:pPr>
+            <w:r>
+              <w:rPr>
+                <w:lang w:val="en-US"/>
+              </w:rPr>
+              <w:t>0</w:t>
+            </w:r>
+          </w:p>
+        </w:tc>
+        <w:tc>
+          <w:tcPr>
+            <w:tcW w:w="959" w:type="dxa"/>
+            <w:shd w:val="clear" w:color="auto" w:fill="92D050"/>
+          </w:tcPr>
+          <w:p>
+            <w:pPr>
+              <w:jc w:val="center"/>
+              <w:rPr>
+                <w:lang w:val="en-US"/>
+              </w:rPr>
+            </w:pPr>
+            <w:r>
+              <w:rPr>
+                <w:lang w:val="en-US"/>
+              </w:rPr>
+              <w:t>0</w:t>
+            </w:r>
+          </w:p>
+        </w:tc>
+        <w:tc>
+          <w:tcPr>
+            <w:tcW w:w="959" w:type="dxa"/>
+            <w:shd w:val="clear" w:color="auto" w:fill="92D050"/>
+          </w:tcPr>
+          <w:p>
+            <w:pPr>
+              <w:jc w:val="center"/>
+              <w:rPr>
+                <w:lang w:val="en-US"/>
+              </w:rPr>
+            </w:pPr>
+            <w:r>
+              <w:rPr>
+                <w:lang w:val="en-US"/>
+              </w:rPr>
+              <w:t>0</w:t>
+            </w:r>
+          </w:p>
+        </w:tc>
+      </w:tr>
+      <w:tr>
+        <w:tc>
+          <w:tcPr>
+            <w:tcW w:w="958" w:type="dxa"/>
+          </w:tcPr>
+          <w:p>
+            <w:pPr>
+              <w:jc w:val="center"/>
+              <w:rPr>
+                <w:lang w:val="en-US"/>
+              </w:rPr>
+            </w:pPr>
+            <w:r>
+              <w:rPr>
+                <w:lang w:val="en-US"/>
+              </w:rPr>
+              <w:t>1</w:t>
+            </w:r>
+          </w:p>
+        </w:tc>
+        <w:tc>
+          <w:tcPr>
+            <w:tcW w:w="959" w:type="dxa"/>
+          </w:tcPr>
+          <w:p>
+            <w:pPr>
+              <w:jc w:val="center"/>
+              <w:rPr>
+                <w:lang w:val="en-US"/>
+              </w:rPr>
+            </w:pPr>
+            <w:r>
+              <w:rPr>
+                <w:lang w:val="en-US"/>
+              </w:rPr>
+              <w:t>0</w:t>
+            </w:r>
+          </w:p>
+        </w:tc>
+        <w:tc>
+          <w:tcPr>
+            <w:tcW w:w="958" w:type="dxa"/>
+          </w:tcPr>
+          <w:p>
+            <w:pPr>
+              <w:jc w:val="center"/>
+              <w:rPr>
+                <w:lang w:val="en-US"/>
+              </w:rPr>
+            </w:pPr>
+            <w:r>
+              <w:rPr>
+                <w:lang w:val="en-US"/>
+              </w:rPr>
+              <w:t>1</w:t>
+            </w:r>
+          </w:p>
+        </w:tc>
+        <w:tc>
+          <w:tcPr>
+            <w:tcW w:w="959" w:type="dxa"/>
+            <w:shd w:val="clear" w:color="auto" w:fill="92D050"/>
+          </w:tcPr>
+          <w:p>
+            <w:pPr>
+              <w:jc w:val="center"/>
+              <w:rPr>
+                <w:lang w:val="en-US"/>
+              </w:rPr>
+            </w:pPr>
+            <w:r>
+              <w:rPr>
+                <w:lang w:val="en-US"/>
+              </w:rPr>
+              <w:t>0</w:t>
+            </w:r>
+          </w:p>
+        </w:tc>
+        <w:tc>
+          <w:tcPr>
+            <w:tcW w:w="959" w:type="dxa"/>
+            <w:shd w:val="clear" w:color="auto" w:fill="92D050"/>
+          </w:tcPr>
+          <w:p>
+            <w:pPr>
+              <w:jc w:val="center"/>
+              <w:rPr>
+                <w:lang w:val="en-US"/>
+              </w:rPr>
+            </w:pPr>
+            <w:r>
+              <w:rPr>
+                <w:lang w:val="en-US"/>
+              </w:rPr>
+              <w:t>0</w:t>
+            </w:r>
+          </w:p>
+        </w:tc>
+        <w:tc>
+          <w:tcPr>
+            <w:tcW w:w="958" w:type="dxa"/>
+            <w:shd w:val="clear" w:color="auto" w:fill="92D050"/>
+          </w:tcPr>
+          <w:p>
+            <w:pPr>
+              <w:jc w:val="center"/>
+              <w:rPr>
+                <w:lang w:val="en-US"/>
+              </w:rPr>
+            </w:pPr>
+            <w:r>
+              <w:rPr>
+                <w:lang w:val="en-US"/>
+              </w:rPr>
+              <w:t>0</w:t>
+            </w:r>
+          </w:p>
+        </w:tc>
+        <w:tc>
+          <w:tcPr>
+            <w:tcW w:w="959" w:type="dxa"/>
+            <w:shd w:val="clear" w:color="auto" w:fill="92D050"/>
+          </w:tcPr>
+          <w:p>
+            <w:pPr>
+              <w:jc w:val="center"/>
+              <w:rPr>
+                <w:lang w:val="en-US"/>
+              </w:rPr>
+            </w:pPr>
+            <w:r>
+              <w:rPr>
+                <w:lang w:val="en-US"/>
+              </w:rPr>
+              <w:t>0</w:t>
+            </w:r>
+          </w:p>
+        </w:tc>
+        <w:tc>
+          <w:tcPr>
+            <w:tcW w:w="959" w:type="dxa"/>
+            <w:shd w:val="clear" w:color="auto" w:fill="92D050"/>
+          </w:tcPr>
+          <w:p>
+            <w:pPr>
+              <w:jc w:val="center"/>
+              <w:rPr>
+                <w:lang w:val="en-US"/>
+              </w:rPr>
+            </w:pPr>
+            <w:r>
+              <w:rPr>
+                <w:lang w:val="en-US"/>
+              </w:rPr>
+              <w:t>0</w:t>
+            </w:r>
+          </w:p>
+        </w:tc>
+        <w:tc>
+          <w:tcPr>
+            <w:tcW w:w="958" w:type="dxa"/>
+            <w:shd w:val="clear" w:color="auto" w:fill="C00000"/>
+          </w:tcPr>
+          <w:p>
+            <w:pPr>
+              <w:jc w:val="center"/>
+              <w:rPr>
+                <w:lang w:val="en-US"/>
+              </w:rPr>
+            </w:pPr>
+            <w:r>
+              <w:rPr>
+                <w:lang w:val="en-US"/>
+              </w:rPr>
+              <w:t>G</w:t>
+            </w:r>
+          </w:p>
+        </w:tc>
+        <w:tc>
+          <w:tcPr>
+            <w:tcW w:w="959" w:type="dxa"/>
+            <w:shd w:val="clear" w:color="auto" w:fill="92D050"/>
+          </w:tcPr>
+          <w:p>
+            <w:pPr>
+              <w:jc w:val="center"/>
+              <w:rPr>
+                <w:lang w:val="en-US"/>
+              </w:rPr>
+            </w:pPr>
+            <w:r>
+              <w:rPr>
+                <w:lang w:val="en-US"/>
+              </w:rPr>
+              <w:t>0</w:t>
+            </w:r>
+          </w:p>
+        </w:tc>
+        <w:tc>
+          <w:tcPr>
+            <w:tcW w:w="959" w:type="dxa"/>
+            <w:shd w:val="clear" w:color="auto" w:fill="92D050"/>
+          </w:tcPr>
+          <w:p>
+            <w:pPr>
+              <w:jc w:val="center"/>
+              <w:rPr>
+                <w:lang w:val="en-US"/>
+              </w:rPr>
+            </w:pPr>
+            <w:r>
+              <w:rPr>
+                <w:lang w:val="en-US"/>
+              </w:rPr>
+              <w:t>0</w:t>
+            </w:r>
+          </w:p>
+        </w:tc>
+      </w:tr>
+      <w:tr>
+        <w:tc>
+          <w:tcPr>
+            <w:tcW w:w="958" w:type="dxa"/>
+          </w:tcPr>
+          <w:p>
+            <w:pPr>
+              <w:jc w:val="center"/>
+              <w:rPr>
+                <w:lang w:val="en-US"/>
+              </w:rPr>
+            </w:pPr>
+            <w:r>
+              <w:rPr>
+                <w:lang w:val="en-US"/>
+              </w:rPr>
+              <w:t>1</w:t>
+            </w:r>
+          </w:p>
+        </w:tc>
+        <w:tc>
+          <w:tcPr>
+            <w:tcW w:w="959" w:type="dxa"/>
+          </w:tcPr>
+          <w:p>
+            <w:pPr>
+              <w:jc w:val="center"/>
+              <w:rPr>
+                <w:lang w:val="en-US"/>
+              </w:rPr>
+            </w:pPr>
+            <w:r>
+              <w:rPr>
+                <w:lang w:val="en-US"/>
+              </w:rPr>
+              <w:t>1</w:t>
+            </w:r>
+          </w:p>
+        </w:tc>
+        <w:tc>
+          <w:tcPr>
+            <w:tcW w:w="958" w:type="dxa"/>
+          </w:tcPr>
+          <w:p>
+            <w:pPr>
+              <w:jc w:val="center"/>
+              <w:rPr>
+                <w:lang w:val="en-US"/>
+              </w:rPr>
+            </w:pPr>
+            <w:r>
+              <w:rPr>
+                <w:lang w:val="en-US"/>
+              </w:rPr>
+              <w:t>0</w:t>
+            </w:r>
+          </w:p>
+        </w:tc>
+        <w:tc>
+          <w:tcPr>
+            <w:tcW w:w="959" w:type="dxa"/>
+            <w:shd w:val="clear" w:color="auto" w:fill="92D050"/>
+          </w:tcPr>
+          <w:p>
+            <w:pPr>
+              <w:jc w:val="center"/>
+              <w:rPr>
+                <w:lang w:val="en-US"/>
+              </w:rPr>
+            </w:pPr>
+            <w:r>
+              <w:rPr>
+                <w:lang w:val="en-US"/>
+              </w:rPr>
+              <w:t>0</w:t>
+            </w:r>
+          </w:p>
+        </w:tc>
+        <w:tc>
+          <w:tcPr>
+            <w:tcW w:w="959" w:type="dxa"/>
+            <w:shd w:val="clear" w:color="auto" w:fill="92D050"/>
+          </w:tcPr>
+          <w:p>
+            <w:pPr>
+              <w:jc w:val="center"/>
+              <w:rPr>
+                <w:lang w:val="en-US"/>
+              </w:rPr>
+            </w:pPr>
+            <w:r>
+              <w:rPr>
+                <w:lang w:val="en-US"/>
+              </w:rPr>
+              <w:t>0</w:t>
+            </w:r>
+          </w:p>
+        </w:tc>
+        <w:tc>
+          <w:tcPr>
+            <w:tcW w:w="958" w:type="dxa"/>
+            <w:shd w:val="clear" w:color="auto" w:fill="92D050"/>
+          </w:tcPr>
+          <w:p>
+            <w:pPr>
+              <w:jc w:val="center"/>
+              <w:rPr>
+                <w:lang w:val="en-US"/>
+              </w:rPr>
+            </w:pPr>
+            <w:r>
+              <w:rPr>
+                <w:lang w:val="en-US"/>
+              </w:rPr>
+              <w:t>0</w:t>
+            </w:r>
+          </w:p>
+        </w:tc>
+        <w:tc>
+          <w:tcPr>
+            <w:tcW w:w="959" w:type="dxa"/>
+            <w:shd w:val="clear" w:color="auto" w:fill="92D050"/>
+          </w:tcPr>
+          <w:p>
+            <w:pPr>
+              <w:jc w:val="center"/>
+              <w:rPr>
+                <w:lang w:val="en-US"/>
+              </w:rPr>
+            </w:pPr>
+            <w:r>
+              <w:rPr>
+                <w:lang w:val="en-US"/>
+              </w:rPr>
+              <w:t>0</w:t>
+            </w:r>
+          </w:p>
+        </w:tc>
+        <w:tc>
+          <w:tcPr>
+            <w:tcW w:w="959" w:type="dxa"/>
+            <w:shd w:val="clear" w:color="auto" w:fill="92D050"/>
+          </w:tcPr>
+          <w:p>
+            <w:pPr>
+              <w:jc w:val="center"/>
+              <w:rPr>
+                <w:lang w:val="en-US"/>
+              </w:rPr>
+            </w:pPr>
+            <w:r>
+              <w:rPr>
+                <w:lang w:val="en-US"/>
+              </w:rPr>
+              <w:t>0</w:t>
+            </w:r>
+          </w:p>
+        </w:tc>
+        <w:tc>
+          <w:tcPr>
+            <w:tcW w:w="958" w:type="dxa"/>
+            <w:shd w:val="clear" w:color="auto" w:fill="92D050"/>
+          </w:tcPr>
+          <w:p>
+            <w:pPr>
+              <w:jc w:val="center"/>
+              <w:rPr>
+                <w:lang w:val="en-US"/>
+              </w:rPr>
+            </w:pPr>
+            <w:r>
+              <w:rPr>
+                <w:lang w:val="en-US"/>
+              </w:rPr>
+              <w:t>0</w:t>
+            </w:r>
+          </w:p>
+        </w:tc>
+        <w:tc>
+          <w:tcPr>
+            <w:tcW w:w="959" w:type="dxa"/>
+            <w:shd w:val="clear" w:color="auto" w:fill="C00000"/>
+          </w:tcPr>
+          <w:p>
+            <w:pPr>
+              <w:jc w:val="center"/>
+              <w:rPr>
+                <w:lang w:val="en-US"/>
+              </w:rPr>
+            </w:pPr>
+            <w:r>
+              <w:rPr>
+                <w:lang w:val="en-US"/>
+              </w:rPr>
+              <w:t>G</w:t>
+            </w:r>
+          </w:p>
+        </w:tc>
+        <w:tc>
+          <w:tcPr>
+            <w:tcW w:w="959" w:type="dxa"/>
+            <w:shd w:val="clear" w:color="auto" w:fill="92D050"/>
+          </w:tcPr>
+          <w:p>
+            <w:pPr>
+              <w:jc w:val="center"/>
+              <w:rPr>
+                <w:lang w:val="en-US"/>
+              </w:rPr>
+            </w:pPr>
+            <w:r>
+              <w:rPr>
+                <w:lang w:val="en-US"/>
+              </w:rPr>
+              <w:t>0</w:t>
+            </w:r>
+          </w:p>
+        </w:tc>
+      </w:tr>
+      <w:tr>
+        <w:tc>
+          <w:tcPr>
+            <w:tcW w:w="958" w:type="dxa"/>
+          </w:tcPr>
+          <w:p>
+            <w:pPr>
+              <w:jc w:val="center"/>
+              <w:rPr>
+                <w:lang w:val="en-US"/>
+              </w:rPr>
+            </w:pPr>
+            <w:r>
+              <w:rPr>
+                <w:lang w:val="en-US"/>
+              </w:rPr>
+              <w:t>1</w:t>
+            </w:r>
+          </w:p>
+        </w:tc>
+        <w:tc>
+          <w:tcPr>
+            <w:tcW w:w="959" w:type="dxa"/>
+          </w:tcPr>
+          <w:p>
+            <w:pPr>
+              <w:jc w:val="center"/>
+              <w:rPr>
+                <w:lang w:val="en-US"/>
+              </w:rPr>
+            </w:pPr>
+            <w:r>
+              <w:rPr>
+                <w:lang w:val="en-US"/>
+              </w:rPr>
+              <w:t>1</w:t>
+            </w:r>
+          </w:p>
+        </w:tc>
+        <w:tc>
+          <w:tcPr>
+            <w:tcW w:w="958" w:type="dxa"/>
+          </w:tcPr>
+          <w:p>
+            <w:pPr>
+              <w:jc w:val="center"/>
+              <w:rPr>
+                <w:lang w:val="en-US"/>
+              </w:rPr>
+            </w:pPr>
+            <w:r>
+              <w:rPr>
+                <w:lang w:val="en-US"/>
+              </w:rPr>
+              <w:t>1</w:t>
+            </w:r>
+          </w:p>
+        </w:tc>
+        <w:tc>
+          <w:tcPr>
+            <w:tcW w:w="959" w:type="dxa"/>
+            <w:shd w:val="clear" w:color="auto" w:fill="92D050"/>
+          </w:tcPr>
+          <w:p>
+            <w:pPr>
+              <w:jc w:val="center"/>
+              <w:rPr>
+                <w:lang w:val="en-US"/>
+              </w:rPr>
+            </w:pPr>
+            <w:r>
+              <w:rPr>
+                <w:lang w:val="en-US"/>
+              </w:rPr>
+              <w:t>0</w:t>
+            </w:r>
+          </w:p>
+        </w:tc>
+        <w:tc>
+          <w:tcPr>
+            <w:tcW w:w="959" w:type="dxa"/>
+            <w:shd w:val="clear" w:color="auto" w:fill="92D050"/>
+          </w:tcPr>
+          <w:p>
+            <w:pPr>
+              <w:jc w:val="center"/>
+              <w:rPr>
+                <w:lang w:val="en-US"/>
+              </w:rPr>
+            </w:pPr>
+            <w:r>
+              <w:rPr>
+                <w:lang w:val="en-US"/>
+              </w:rPr>
+              <w:t>0</w:t>
+            </w:r>
+          </w:p>
+        </w:tc>
+        <w:tc>
+          <w:tcPr>
+            <w:tcW w:w="958" w:type="dxa"/>
+            <w:shd w:val="clear" w:color="auto" w:fill="92D050"/>
+          </w:tcPr>
+          <w:p>
+            <w:pPr>
+              <w:jc w:val="center"/>
+              <w:rPr>
+                <w:lang w:val="en-US"/>
+              </w:rPr>
+            </w:pPr>
+            <w:r>
+              <w:rPr>
+                <w:lang w:val="en-US"/>
+              </w:rPr>
+              <w:t>0</w:t>
+            </w:r>
+          </w:p>
+        </w:tc>
+        <w:tc>
+          <w:tcPr>
+            <w:tcW w:w="959" w:type="dxa"/>
+            <w:shd w:val="clear" w:color="auto" w:fill="92D050"/>
+          </w:tcPr>
+          <w:p>
+            <w:pPr>
+              <w:jc w:val="center"/>
+              <w:rPr>
+                <w:lang w:val="en-US"/>
+              </w:rPr>
+            </w:pPr>
+            <w:r>
+              <w:rPr>
+                <w:lang w:val="en-US"/>
+              </w:rPr>
+              <w:t>0</w:t>
+            </w:r>
+          </w:p>
+        </w:tc>
+        <w:tc>
+          <w:tcPr>
+            <w:tcW w:w="959" w:type="dxa"/>
+            <w:shd w:val="clear" w:color="auto" w:fill="92D050"/>
+          </w:tcPr>
+          <w:p>
+            <w:pPr>
+              <w:jc w:val="center"/>
+              <w:rPr>
+                <w:lang w:val="en-US"/>
+              </w:rPr>
+            </w:pPr>
+            <w:r>
+              <w:rPr>
+                <w:lang w:val="en-US"/>
+              </w:rPr>
+              <w:t>0</w:t>
+            </w:r>
+          </w:p>
+        </w:tc>
+        <w:tc>
+          <w:tcPr>
+            <w:tcW w:w="958" w:type="dxa"/>
+            <w:shd w:val="clear" w:color="auto" w:fill="92D050"/>
+          </w:tcPr>
+          <w:p>
+            <w:pPr>
+              <w:jc w:val="center"/>
+              <w:rPr>
+                <w:lang w:val="en-US"/>
+              </w:rPr>
+            </w:pPr>
+            <w:r>
+              <w:rPr>
+                <w:lang w:val="en-US"/>
+              </w:rPr>
+              <w:t>0</w:t>
+            </w:r>
+          </w:p>
+        </w:tc>
+        <w:tc>
+          <w:tcPr>
+            <w:tcW w:w="959" w:type="dxa"/>
+            <w:shd w:val="clear" w:color="auto" w:fill="92D050"/>
+          </w:tcPr>
+          <w:p>
+            <w:pPr>
+              <w:jc w:val="center"/>
+              <w:rPr>
+                <w:lang w:val="en-US"/>
+              </w:rPr>
+            </w:pPr>
+            <w:r>
+              <w:rPr>
+                <w:lang w:val="en-US"/>
+              </w:rPr>
+              <w:t>0</w:t>
+            </w:r>
+          </w:p>
+        </w:tc>
+        <w:tc>
+          <w:tcPr>
+            <w:tcW w:w="959" w:type="dxa"/>
+            <w:shd w:val="clear" w:color="auto" w:fill="C00000"/>
+          </w:tcPr>
+          <w:p>
+            <w:pPr>
+              <w:jc w:val="center"/>
+              <w:rPr>
+                <w:lang w:val="en-US"/>
+              </w:rPr>
+            </w:pPr>
+            <w:r>
+              <w:rPr>
+                <w:lang w:val="en-US"/>
+              </w:rPr>
+              <w:t>G</w:t>
+            </w:r>
+          </w:p>
+        </w:tc>
+      </w:tr>
+    </w:tbl>
     <w:p>
       <w:pPr>
         <w:ind w:left="360"/>
       </w:pPr>
+    </w:p>
+    <w:p>
+      <w:pPr>
+        <w:ind w:left="284"/>
+      </w:pPr>
       <w:r>
-        <w:t>01110011 – передача по одному проводу в каждый отдельный момент времени</w:t>
+        <w:rPr>
+          <w:lang w:val="en-US"/>
+        </w:rPr>
+        <w:t>G</w:t>
+      </w:r>
+      <w:r>
+        <w:t xml:space="preserve"> </w:t>
+      </w:r>
+      <w:r>
+        <w:t>– вход разрешающий работу дешифратора. Сигнал на этом входе может передаваться на выход, определяемый адресными входными сигналами</w:t>
       </w:r>
     </w:p>
     <w:p>
       <w:pPr>
-        <w:ind w:left="360"/>
+        <w:ind w:left="284"/>
       </w:pPr>
       <w:r>
-        <w:t>Преобразование параллельного кода в последовательный называется мультиплексированием</w:t>
+        <w:rPr>
+          <w:b/>
+        </w:rPr>
+        <w:t xml:space="preserve">2. Исследование </w:t>
+      </w:r>
+      <w:r>
+        <w:rPr>
+          <w:b/>
+        </w:rPr>
+        <w:t>мультиплексора</w:t>
+      </w:r>
+      <w:r>
+        <w:rPr>
+          <w:b/>
+        </w:rPr>
+        <w:br/>
+      </w:r>
+      <w:r>
+        <w:t>Входы А, В и С – провода, на которых формируется параллельный код</w:t>
+      </w:r>
+      <w:r>
+        <w:br/>
+        <w:t xml:space="preserve">Входы </w:t>
+      </w:r>
+      <w:r>
+        <w:rPr>
+          <w:lang w:val="en-US"/>
+        </w:rPr>
+        <w:t>X</w:t>
+      </w:r>
+      <w:r>
+        <w:t xml:space="preserve">1 </w:t>
+      </w:r>
+      <w:r>
+        <w:t xml:space="preserve">и </w:t>
+      </w:r>
+      <w:r>
+        <w:rPr>
+          <w:lang w:val="en-US"/>
+        </w:rPr>
+        <w:t>X</w:t>
+      </w:r>
+      <w:r>
+        <w:t xml:space="preserve">2 </w:t>
+      </w:r>
+      <w:r>
+        <w:t xml:space="preserve">– адресные, которые определяют, с какого входа в данный момент времени сигнал поступит на выход </w:t>
+      </w:r>
+      <w:r>
+        <w:rPr>
+          <w:lang w:val="en-US"/>
+        </w:rPr>
+        <w:t>Y</w:t>
       </w:r>
     </w:p>
+    <w:tbl>
+      <w:tblPr>
+        <w:tblStyle w:val="a4"/>
+        <w:tblW w:w="0" w:type="auto"/>
+        <w:tblInd w:w="360" w:type="dxa"/>
+        <w:tblLook w:val="04A0" w:firstRow="1" w:lastRow="0" w:firstColumn="1" w:lastColumn="0" w:noHBand="0" w:noVBand="1"/>
+      </w:tblPr>
+      <w:tblGrid>
+        <w:gridCol w:w="1557"/>
+        <w:gridCol w:w="1557"/>
+        <w:gridCol w:w="3892"/>
+      </w:tblGrid>
+      <w:tr>
+        <w:tc>
+          <w:tcPr>
+            <w:tcW w:w="1557" w:type="dxa"/>
+          </w:tcPr>
+          <w:p>
+            <w:r>
+              <w:rPr>
+                <w:lang w:val="en-US"/>
+              </w:rPr>
+              <w:t>X</w:t>
+            </w:r>
+            <w:r>
+              <w:t>1</w:t>
+            </w:r>
+          </w:p>
+        </w:tc>
+        <w:tc>
+          <w:tcPr>
+            <w:tcW w:w="1557" w:type="dxa"/>
+          </w:tcPr>
+          <w:p>
+            <w:r>
+              <w:rPr>
+                <w:lang w:val="en-US"/>
+              </w:rPr>
+              <w:t>X</w:t>
+            </w:r>
+            <w:r>
+              <w:t>2</w:t>
+            </w:r>
+          </w:p>
+        </w:tc>
+        <w:tc>
+          <w:tcPr>
+            <w:tcW w:w="3892" w:type="dxa"/>
+          </w:tcPr>
+          <w:p>
+            <w:r>
+              <w:rPr>
+                <w:lang w:val="en-US"/>
+              </w:rPr>
+              <w:t>Номер коммутируемого канала</w:t>
+            </w:r>
+          </w:p>
+        </w:tc>
+      </w:tr>
+      <w:tr>
+        <w:tc>
+          <w:tcPr>
+            <w:tcW w:w="1557" w:type="dxa"/>
+          </w:tcPr>
+          <w:p>
+            <w:r>
+              <w:t>0</w:t>
+            </w:r>
+          </w:p>
+        </w:tc>
+        <w:tc>
+          <w:tcPr>
+            <w:tcW w:w="1557" w:type="dxa"/>
+          </w:tcPr>
+          <w:p>
+            <w:r>
+              <w:t>0</w:t>
+            </w:r>
+          </w:p>
+        </w:tc>
+        <w:tc>
+          <w:tcPr>
+            <w:tcW w:w="3892" w:type="dxa"/>
+          </w:tcPr>
+          <w:p>
+            <w:r>
+              <w:t>А</w:t>
+            </w:r>
+          </w:p>
+        </w:tc>
+      </w:tr>
+      <w:tr>
+        <w:tc>
+          <w:tcPr>
+            <w:tcW w:w="1557" w:type="dxa"/>
+          </w:tcPr>
+          <w:p>
+            <w:r>
+              <w:t>0</w:t>
+            </w:r>
+          </w:p>
+        </w:tc>
+        <w:tc>
+          <w:tcPr>
+            <w:tcW w:w="1557" w:type="dxa"/>
+          </w:tcPr>
+          <w:p>
+            <w:r>
+              <w:t>1</w:t>
+            </w:r>
+          </w:p>
+        </w:tc>
+        <w:tc>
+          <w:tcPr>
+            <w:tcW w:w="3892" w:type="dxa"/>
+          </w:tcPr>
+          <w:p>
+            <w:r>
+              <w:t>В</w:t>
+            </w:r>
+          </w:p>
+        </w:tc>
+      </w:tr>
+      <w:tr>
+        <w:trPr>
+          <w:trHeight w:val="88"/>
+        </w:trPr>
+        <w:tc>
+          <w:tcPr>
+            <w:tcW w:w="1557" w:type="dxa"/>
+          </w:tcPr>
+          <w:p>
+            <w:r>
+              <w:t>1</w:t>
+            </w:r>
+          </w:p>
+        </w:tc>
+        <w:tc>
+          <w:tcPr>
+            <w:tcW w:w="1557" w:type="dxa"/>
+          </w:tcPr>
+          <w:p>
+            <w:r>
+              <w:t>0</w:t>
+            </w:r>
+          </w:p>
+        </w:tc>
+        <w:tc>
+          <w:tcPr>
+            <w:tcW w:w="3892" w:type="dxa"/>
+          </w:tcPr>
+          <w:p>
+            <w:r>
+              <w:t>С</w:t>
+            </w:r>
+          </w:p>
+        </w:tc>
+      </w:tr>
+    </w:tbl>
     <w:p>
-      <w:pPr>
-        <w:ind w:left="360"/>
-      </w:pPr>
       <w:r>
-        <w:t>Обратное преобразование - демультиплексированием</w:t>
+        <w:t>Пример интегральной схемы мультиплексора – ми</w:t>
+      </w:r>
+      <w:bookmarkStart w:id="0" w:name="_GoBack"/>
+      <w:bookmarkEnd w:id="0"/>
+      <w:r>
+        <w:t>кросхема 74153</w:t>
       </w:r>
     </w:p>
     <w:sectPr>

--- a/Исследование дешифратора.docx
+++ b/Исследование дешифратора.docx
@@ -6057,6 +6057,7 @@
               <w:rPr>
                 <w:lang w:val="en-US"/>
               </w:rPr>
+              <w:lastRenderedPageBreak/>
               <w:t>A</w:t>
             </w:r>
           </w:p>
@@ -7978,13 +7979,772 @@
     </w:tbl>
     <w:p>
       <w:r>
-        <w:t>Пример интегральной схемы мультиплексора – ми</w:t>
+        <w:t>Пример интегральной схемы мультиплексора – микросхема 74153</w:t>
       </w:r>
+    </w:p>
+    <w:p>
+      <w:r>
+        <w:rPr>
+          <w:b/>
+        </w:rPr>
+        <w:t>3. Исследование полусумматора и полного сумматора</w:t>
+      </w:r>
+      <w:r>
+        <w:br/>
+        <w:t>Таблица истинности полусумматора</w:t>
+      </w:r>
+    </w:p>
+    <w:tbl>
+      <w:tblPr>
+        <w:tblStyle w:val="a4"/>
+        <w:tblW w:w="0" w:type="auto"/>
+        <w:tblInd w:w="-5" w:type="dxa"/>
+        <w:tblLook w:val="04A0" w:firstRow="1" w:lastRow="0" w:firstColumn="1" w:lastColumn="0" w:noHBand="0" w:noVBand="1"/>
+      </w:tblPr>
+      <w:tblGrid>
+        <w:gridCol w:w="958"/>
+        <w:gridCol w:w="959"/>
+        <w:gridCol w:w="958"/>
+        <w:gridCol w:w="959"/>
+      </w:tblGrid>
+      <w:tr>
+        <w:tc>
+          <w:tcPr>
+            <w:tcW w:w="958" w:type="dxa"/>
+          </w:tcPr>
+          <w:p>
+            <w:pPr>
+              <w:jc w:val="center"/>
+            </w:pPr>
+            <w:r>
+              <w:rPr>
+                <w:lang w:val="en-US"/>
+              </w:rPr>
+              <w:t>X1</w:t>
+            </w:r>
+          </w:p>
+        </w:tc>
+        <w:tc>
+          <w:tcPr>
+            <w:tcW w:w="959" w:type="dxa"/>
+          </w:tcPr>
+          <w:p>
+            <w:pPr>
+              <w:jc w:val="center"/>
+            </w:pPr>
+            <w:r>
+              <w:rPr>
+                <w:lang w:val="en-US"/>
+              </w:rPr>
+              <w:t>X2</w:t>
+            </w:r>
+          </w:p>
+        </w:tc>
+        <w:tc>
+          <w:tcPr>
+            <w:tcW w:w="958" w:type="dxa"/>
+          </w:tcPr>
+          <w:p>
+            <w:pPr>
+              <w:jc w:val="center"/>
+            </w:pPr>
+            <w:r>
+              <w:rPr>
+                <w:lang w:val="en-US"/>
+              </w:rPr>
+              <w:t>S</w:t>
+            </w:r>
+          </w:p>
+        </w:tc>
+        <w:tc>
+          <w:tcPr>
+            <w:tcW w:w="959" w:type="dxa"/>
+          </w:tcPr>
+          <w:p>
+            <w:pPr>
+              <w:jc w:val="center"/>
+            </w:pPr>
+            <w:r>
+              <w:rPr>
+                <w:lang w:val="en-US"/>
+              </w:rPr>
+              <w:t>PO</w:t>
+            </w:r>
+          </w:p>
+        </w:tc>
+      </w:tr>
+      <w:tr>
+        <w:tc>
+          <w:tcPr>
+            <w:tcW w:w="958" w:type="dxa"/>
+          </w:tcPr>
+          <w:p>
+            <w:pPr>
+              <w:jc w:val="center"/>
+            </w:pPr>
+            <w:r>
+              <w:t>0</w:t>
+            </w:r>
+          </w:p>
+        </w:tc>
+        <w:tc>
+          <w:tcPr>
+            <w:tcW w:w="959" w:type="dxa"/>
+          </w:tcPr>
+          <w:p>
+            <w:pPr>
+              <w:jc w:val="center"/>
+            </w:pPr>
+            <w:r>
+              <w:t>0</w:t>
+            </w:r>
+          </w:p>
+        </w:tc>
+        <w:tc>
+          <w:tcPr>
+            <w:tcW w:w="958" w:type="dxa"/>
+            <w:shd w:val="clear" w:color="auto" w:fill="FFC000"/>
+          </w:tcPr>
+          <w:p>
+            <w:pPr>
+              <w:jc w:val="center"/>
+            </w:pPr>
+            <w:r>
+              <w:t>0</w:t>
+            </w:r>
+          </w:p>
+        </w:tc>
+        <w:tc>
+          <w:tcPr>
+            <w:tcW w:w="959" w:type="dxa"/>
+            <w:shd w:val="clear" w:color="auto" w:fill="FFC000"/>
+          </w:tcPr>
+          <w:p>
+            <w:pPr>
+              <w:jc w:val="center"/>
+            </w:pPr>
+            <w:r>
+              <w:rPr>
+                <w:lang w:val="en-US"/>
+              </w:rPr>
+              <w:t>0</w:t>
+            </w:r>
+          </w:p>
+        </w:tc>
+      </w:tr>
+      <w:tr>
+        <w:tc>
+          <w:tcPr>
+            <w:tcW w:w="958" w:type="dxa"/>
+          </w:tcPr>
+          <w:p>
+            <w:pPr>
+              <w:jc w:val="center"/>
+            </w:pPr>
+            <w:r>
+              <w:t>0</w:t>
+            </w:r>
+          </w:p>
+        </w:tc>
+        <w:tc>
+          <w:tcPr>
+            <w:tcW w:w="959" w:type="dxa"/>
+          </w:tcPr>
+          <w:p>
+            <w:pPr>
+              <w:jc w:val="center"/>
+            </w:pPr>
+            <w:r>
+              <w:t>1</w:t>
+            </w:r>
+          </w:p>
+        </w:tc>
+        <w:tc>
+          <w:tcPr>
+            <w:tcW w:w="958" w:type="dxa"/>
+            <w:shd w:val="clear" w:color="auto" w:fill="FFC000"/>
+          </w:tcPr>
+          <w:p>
+            <w:pPr>
+              <w:jc w:val="center"/>
+            </w:pPr>
+            <w:r>
+              <w:t>1</w:t>
+            </w:r>
+          </w:p>
+        </w:tc>
+        <w:tc>
+          <w:tcPr>
+            <w:tcW w:w="959" w:type="dxa"/>
+            <w:shd w:val="clear" w:color="auto" w:fill="FFC000"/>
+          </w:tcPr>
+          <w:p>
+            <w:pPr>
+              <w:jc w:val="center"/>
+            </w:pPr>
+            <w:r>
+              <w:t>0</w:t>
+            </w:r>
+          </w:p>
+        </w:tc>
+      </w:tr>
+      <w:tr>
+        <w:tc>
+          <w:tcPr>
+            <w:tcW w:w="958" w:type="dxa"/>
+          </w:tcPr>
+          <w:p>
+            <w:pPr>
+              <w:jc w:val="center"/>
+            </w:pPr>
+            <w:r>
+              <w:t>1</w:t>
+            </w:r>
+          </w:p>
+        </w:tc>
+        <w:tc>
+          <w:tcPr>
+            <w:tcW w:w="959" w:type="dxa"/>
+          </w:tcPr>
+          <w:p>
+            <w:pPr>
+              <w:jc w:val="center"/>
+            </w:pPr>
+            <w:r>
+              <w:t>0</w:t>
+            </w:r>
+          </w:p>
+        </w:tc>
+        <w:tc>
+          <w:tcPr>
+            <w:tcW w:w="958" w:type="dxa"/>
+            <w:shd w:val="clear" w:color="auto" w:fill="FFC000"/>
+          </w:tcPr>
+          <w:p>
+            <w:pPr>
+              <w:jc w:val="center"/>
+            </w:pPr>
+            <w:r>
+              <w:t>1</w:t>
+            </w:r>
+          </w:p>
+        </w:tc>
+        <w:tc>
+          <w:tcPr>
+            <w:tcW w:w="959" w:type="dxa"/>
+            <w:shd w:val="clear" w:color="auto" w:fill="FFC000"/>
+          </w:tcPr>
+          <w:p>
+            <w:pPr>
+              <w:jc w:val="center"/>
+            </w:pPr>
+            <w:r>
+              <w:t>0</w:t>
+            </w:r>
+          </w:p>
+        </w:tc>
+      </w:tr>
+      <w:tr>
+        <w:tc>
+          <w:tcPr>
+            <w:tcW w:w="958" w:type="dxa"/>
+          </w:tcPr>
+          <w:p>
+            <w:pPr>
+              <w:jc w:val="center"/>
+            </w:pPr>
+            <w:r>
+              <w:t>1</w:t>
+            </w:r>
+          </w:p>
+        </w:tc>
+        <w:tc>
+          <w:tcPr>
+            <w:tcW w:w="959" w:type="dxa"/>
+          </w:tcPr>
+          <w:p>
+            <w:pPr>
+              <w:jc w:val="center"/>
+            </w:pPr>
+            <w:r>
+              <w:t>1</w:t>
+            </w:r>
+          </w:p>
+        </w:tc>
+        <w:tc>
+          <w:tcPr>
+            <w:tcW w:w="958" w:type="dxa"/>
+            <w:shd w:val="clear" w:color="auto" w:fill="FFC000"/>
+          </w:tcPr>
+          <w:p>
+            <w:pPr>
+              <w:jc w:val="center"/>
+            </w:pPr>
+            <w:r>
+              <w:t>1</w:t>
+            </w:r>
+          </w:p>
+        </w:tc>
+        <w:tc>
+          <w:tcPr>
+            <w:tcW w:w="959" w:type="dxa"/>
+            <w:shd w:val="clear" w:color="auto" w:fill="FFC000"/>
+          </w:tcPr>
+          <w:p>
+            <w:pPr>
+              <w:jc w:val="center"/>
+            </w:pPr>
+            <w:r>
+              <w:t>1</w:t>
+            </w:r>
+          </w:p>
+        </w:tc>
+      </w:tr>
+    </w:tbl>
+    <w:p>
+      <w:r>
+        <w:rPr>
+          <w:lang w:val="en-US"/>
+        </w:rPr>
+        <w:t>S</w:t>
+      </w:r>
+      <w:r>
+        <w:t xml:space="preserve"> – </w:t>
+      </w:r>
+      <w:r>
+        <w:t>сигнал суммы, РО – выходной сигнал переноса</w:t>
+      </w:r>
+    </w:p>
+    <w:p>
+      <w:r>
+        <w:t>Таблица истинности полного сумматора</w:t>
+      </w:r>
+    </w:p>
+    <w:tbl>
+      <w:tblPr>
+        <w:tblStyle w:val="a4"/>
+        <w:tblW w:w="0" w:type="auto"/>
+        <w:tblInd w:w="-5" w:type="dxa"/>
+        <w:tblLook w:val="04A0" w:firstRow="1" w:lastRow="0" w:firstColumn="1" w:lastColumn="0" w:noHBand="0" w:noVBand="1"/>
+      </w:tblPr>
+      <w:tblGrid>
+        <w:gridCol w:w="958"/>
+        <w:gridCol w:w="959"/>
+        <w:gridCol w:w="958"/>
+        <w:gridCol w:w="958"/>
+        <w:gridCol w:w="959"/>
+      </w:tblGrid>
+      <w:tr>
+        <w:tc>
+          <w:tcPr>
+            <w:tcW w:w="958" w:type="dxa"/>
+          </w:tcPr>
+          <w:p>
+            <w:pPr>
+              <w:jc w:val="center"/>
+            </w:pPr>
+            <w:r>
+              <w:rPr>
+                <w:lang w:val="en-US"/>
+              </w:rPr>
+              <w:t>X1</w:t>
+            </w:r>
+          </w:p>
+        </w:tc>
+        <w:tc>
+          <w:tcPr>
+            <w:tcW w:w="959" w:type="dxa"/>
+          </w:tcPr>
+          <w:p>
+            <w:pPr>
+              <w:jc w:val="center"/>
+            </w:pPr>
+            <w:r>
+              <w:rPr>
+                <w:lang w:val="en-US"/>
+              </w:rPr>
+              <w:t>X2</w:t>
+            </w:r>
+          </w:p>
+        </w:tc>
+        <w:tc>
+          <w:tcPr>
+            <w:tcW w:w="958" w:type="dxa"/>
+          </w:tcPr>
+          <w:p>
+            <w:pPr>
+              <w:jc w:val="center"/>
+              <w:rPr>
+                <w:lang w:val="en-US"/>
+              </w:rPr>
+            </w:pPr>
+            <w:r>
+              <w:rPr>
+                <w:lang w:val="en-US"/>
+              </w:rPr>
+              <w:t>X3</w:t>
+            </w:r>
+          </w:p>
+        </w:tc>
+        <w:tc>
+          <w:tcPr>
+            <w:tcW w:w="958" w:type="dxa"/>
+          </w:tcPr>
+          <w:p>
+            <w:pPr>
+              <w:jc w:val="center"/>
+            </w:pPr>
+            <w:r>
+              <w:rPr>
+                <w:lang w:val="en-US"/>
+              </w:rPr>
+              <w:t>S</w:t>
+            </w:r>
+          </w:p>
+        </w:tc>
+        <w:tc>
+          <w:tcPr>
+            <w:tcW w:w="959" w:type="dxa"/>
+          </w:tcPr>
+          <w:p>
+            <w:pPr>
+              <w:jc w:val="center"/>
+            </w:pPr>
+            <w:r>
+              <w:rPr>
+                <w:lang w:val="en-US"/>
+              </w:rPr>
+              <w:t>PO</w:t>
+            </w:r>
+          </w:p>
+        </w:tc>
+      </w:tr>
+      <w:tr>
+        <w:tc>
+          <w:tcPr>
+            <w:tcW w:w="958" w:type="dxa"/>
+          </w:tcPr>
+          <w:p>
+            <w:pPr>
+              <w:jc w:val="center"/>
+            </w:pPr>
+            <w:r>
+              <w:t>0</w:t>
+            </w:r>
+          </w:p>
+        </w:tc>
+        <w:tc>
+          <w:tcPr>
+            <w:tcW w:w="959" w:type="dxa"/>
+          </w:tcPr>
+          <w:p>
+            <w:pPr>
+              <w:jc w:val="center"/>
+            </w:pPr>
+            <w:r>
+              <w:t>0</w:t>
+            </w:r>
+          </w:p>
+        </w:tc>
+        <w:tc>
+          <w:tcPr>
+            <w:tcW w:w="958" w:type="dxa"/>
+          </w:tcPr>
+          <w:p>
+            <w:pPr>
+              <w:jc w:val="center"/>
+              <w:rPr>
+                <w:lang w:val="en-US"/>
+              </w:rPr>
+            </w:pPr>
+            <w:r>
+              <w:rPr>
+                <w:lang w:val="en-US"/>
+              </w:rPr>
+              <w:t>0</w:t>
+            </w:r>
+          </w:p>
+        </w:tc>
+        <w:tc>
+          <w:tcPr>
+            <w:tcW w:w="958" w:type="dxa"/>
+            <w:shd w:val="clear" w:color="auto" w:fill="FFC000"/>
+          </w:tcPr>
+          <w:p>
+            <w:pPr>
+              <w:jc w:val="center"/>
+            </w:pPr>
+            <w:r>
+              <w:t>0</w:t>
+            </w:r>
+          </w:p>
+        </w:tc>
+        <w:tc>
+          <w:tcPr>
+            <w:tcW w:w="959" w:type="dxa"/>
+            <w:shd w:val="clear" w:color="auto" w:fill="FFC000"/>
+          </w:tcPr>
+          <w:p>
+            <w:pPr>
+              <w:jc w:val="center"/>
+            </w:pPr>
+            <w:r>
+              <w:rPr>
+                <w:lang w:val="en-US"/>
+              </w:rPr>
+              <w:t>0</w:t>
+            </w:r>
+          </w:p>
+        </w:tc>
+      </w:tr>
+      <w:tr>
+        <w:tc>
+          <w:tcPr>
+            <w:tcW w:w="958" w:type="dxa"/>
+          </w:tcPr>
+          <w:p>
+            <w:pPr>
+              <w:jc w:val="center"/>
+            </w:pPr>
+            <w:r>
+              <w:t>0</w:t>
+            </w:r>
+          </w:p>
+        </w:tc>
+        <w:tc>
+          <w:tcPr>
+            <w:tcW w:w="959" w:type="dxa"/>
+          </w:tcPr>
+          <w:p>
+            <w:pPr>
+              <w:jc w:val="center"/>
+            </w:pPr>
+            <w:r>
+              <w:t>1</w:t>
+            </w:r>
+          </w:p>
+        </w:tc>
+        <w:tc>
+          <w:tcPr>
+            <w:tcW w:w="958" w:type="dxa"/>
+          </w:tcPr>
+          <w:p>
+            <w:pPr>
+              <w:jc w:val="center"/>
+              <w:rPr>
+                <w:lang w:val="en-US"/>
+              </w:rPr>
+            </w:pPr>
+            <w:r>
+              <w:rPr>
+                <w:lang w:val="en-US"/>
+              </w:rPr>
+              <w:t>1</w:t>
+            </w:r>
+          </w:p>
+        </w:tc>
+        <w:tc>
+          <w:tcPr>
+            <w:tcW w:w="958" w:type="dxa"/>
+            <w:shd w:val="clear" w:color="auto" w:fill="FFC000"/>
+          </w:tcPr>
+          <w:p>
+            <w:pPr>
+              <w:jc w:val="center"/>
+            </w:pPr>
+            <w:r>
+              <w:t>0</w:t>
+            </w:r>
+          </w:p>
+        </w:tc>
+        <w:tc>
+          <w:tcPr>
+            <w:tcW w:w="959" w:type="dxa"/>
+            <w:shd w:val="clear" w:color="auto" w:fill="FFC000"/>
+          </w:tcPr>
+          <w:p>
+            <w:pPr>
+              <w:jc w:val="center"/>
+            </w:pPr>
+            <w:r>
+              <w:t>1</w:t>
+            </w:r>
+          </w:p>
+        </w:tc>
+      </w:tr>
+      <w:tr>
+        <w:tc>
+          <w:tcPr>
+            <w:tcW w:w="958" w:type="dxa"/>
+          </w:tcPr>
+          <w:p>
+            <w:pPr>
+              <w:jc w:val="center"/>
+            </w:pPr>
+            <w:r>
+              <w:t>1</w:t>
+            </w:r>
+          </w:p>
+        </w:tc>
+        <w:tc>
+          <w:tcPr>
+            <w:tcW w:w="959" w:type="dxa"/>
+          </w:tcPr>
+          <w:p>
+            <w:pPr>
+              <w:jc w:val="center"/>
+            </w:pPr>
+            <w:r>
+              <w:t>0</w:t>
+            </w:r>
+          </w:p>
+        </w:tc>
+        <w:tc>
+          <w:tcPr>
+            <w:tcW w:w="958" w:type="dxa"/>
+          </w:tcPr>
+          <w:p>
+            <w:pPr>
+              <w:jc w:val="center"/>
+              <w:rPr>
+                <w:lang w:val="en-US"/>
+              </w:rPr>
+            </w:pPr>
+            <w:r>
+              <w:rPr>
+                <w:lang w:val="en-US"/>
+              </w:rPr>
+              <w:t>1</w:t>
+            </w:r>
+          </w:p>
+        </w:tc>
+        <w:tc>
+          <w:tcPr>
+            <w:tcW w:w="958" w:type="dxa"/>
+            <w:shd w:val="clear" w:color="auto" w:fill="FFC000"/>
+          </w:tcPr>
+          <w:p>
+            <w:pPr>
+              <w:jc w:val="center"/>
+            </w:pPr>
+            <w:r>
+              <w:t>0</w:t>
+            </w:r>
+          </w:p>
+        </w:tc>
+        <w:tc>
+          <w:tcPr>
+            <w:tcW w:w="959" w:type="dxa"/>
+            <w:shd w:val="clear" w:color="auto" w:fill="FFC000"/>
+          </w:tcPr>
+          <w:p>
+            <w:pPr>
+              <w:jc w:val="center"/>
+            </w:pPr>
+            <w:r>
+              <w:t>1</w:t>
+            </w:r>
+          </w:p>
+        </w:tc>
+      </w:tr>
+      <w:tr>
+        <w:tc>
+          <w:tcPr>
+            <w:tcW w:w="958" w:type="dxa"/>
+          </w:tcPr>
+          <w:p>
+            <w:pPr>
+              <w:jc w:val="center"/>
+            </w:pPr>
+            <w:r>
+              <w:t>1</w:t>
+            </w:r>
+          </w:p>
+        </w:tc>
+        <w:tc>
+          <w:tcPr>
+            <w:tcW w:w="959" w:type="dxa"/>
+          </w:tcPr>
+          <w:p>
+            <w:pPr>
+              <w:jc w:val="center"/>
+            </w:pPr>
+            <w:r>
+              <w:t>1</w:t>
+            </w:r>
+          </w:p>
+        </w:tc>
+        <w:tc>
+          <w:tcPr>
+            <w:tcW w:w="958" w:type="dxa"/>
+          </w:tcPr>
+          <w:p>
+            <w:pPr>
+              <w:jc w:val="center"/>
+              <w:rPr>
+                <w:lang w:val="en-US"/>
+              </w:rPr>
+            </w:pPr>
+            <w:r>
+              <w:rPr>
+                <w:lang w:val="en-US"/>
+              </w:rPr>
+              <w:t>1</w:t>
+            </w:r>
+          </w:p>
+        </w:tc>
+        <w:tc>
+          <w:tcPr>
+            <w:tcW w:w="958" w:type="dxa"/>
+            <w:shd w:val="clear" w:color="auto" w:fill="FFC000"/>
+          </w:tcPr>
+          <w:p>
+            <w:pPr>
+              <w:jc w:val="center"/>
+            </w:pPr>
+            <w:r>
+              <w:t>1</w:t>
+            </w:r>
+          </w:p>
+        </w:tc>
+        <w:tc>
+          <w:tcPr>
+            <w:tcW w:w="959" w:type="dxa"/>
+            <w:shd w:val="clear" w:color="auto" w:fill="FFC000"/>
+          </w:tcPr>
+          <w:p>
+            <w:pPr>
+              <w:jc w:val="center"/>
+            </w:pPr>
+            <w:r>
+              <w:t>1</w:t>
+            </w:r>
+          </w:p>
+        </w:tc>
+      </w:tr>
+    </w:tbl>
+    <w:p>
+      <w:r>
+        <w:rPr>
+          <w:lang w:val="en-US"/>
+        </w:rPr>
+        <w:t>X</w:t>
+      </w:r>
+      <w:r>
+        <w:t xml:space="preserve">3 – </w:t>
+      </w:r>
+      <w:r>
+        <w:t>входной сигнал переноса, Х1 и Х2 – суммируемые биты</w:t>
+      </w:r>
+    </w:p>
+    <w:p>
+      <w:r>
+        <w:t>Интегральная микросхема полного сумматора – 74183о</w:t>
+      </w:r>
+    </w:p>
+    <w:p>
       <w:bookmarkStart w:id="0" w:name="_GoBack"/>
       <w:bookmarkEnd w:id="0"/>
-      <w:r>
-        <w:t>кросхема 74153</w:t>
-      </w:r>
     </w:p>
     <w:sectPr>
       <w:pgSz w:w="11906" w:h="16838"/>
